--- a/assets/templates/Карта, согласия, выписка, заключение, справка психиатра.docx
+++ b/assets/templates/Карта, согласия, выписка, заключение, справка психиатра.docx
@@ -1735,7 +1735,7 @@
         <w:rPr>
           <w:rFonts w:eastAsia="Times New Roman" w:cs="Times New Roman"/>
           <w:kern w:val="0"/>
-          <w:sz w:val="20"/>
+          <w:sz w:val="18"/>
           <w:szCs w:val="20"/>
           <w:lang w:eastAsia="ru-RU"/>
         </w:rPr>
@@ -1745,7 +1745,7 @@
         <w:rPr>
           <w:rFonts w:eastAsia="Times New Roman" w:cs="Times New Roman"/>
           <w:kern w:val="0"/>
-          <w:sz w:val="20"/>
+          <w:sz w:val="18"/>
           <w:szCs w:val="20"/>
           <w:lang w:eastAsia="ru-RU"/>
         </w:rPr>
@@ -1755,7 +1755,7 @@
         <w:rPr>
           <w:rFonts w:eastAsia="Times New Roman" w:cs="Times New Roman"/>
           <w:kern w:val="0"/>
-          <w:sz w:val="20"/>
+          <w:sz w:val="18"/>
           <w:szCs w:val="20"/>
           <w:lang w:eastAsia="ru-RU"/>
         </w:rPr>
@@ -1765,7 +1765,7 @@
         <w:rPr>
           <w:rFonts w:eastAsia="Times New Roman" w:cs="Times New Roman"/>
           <w:kern w:val="0"/>
-          <w:sz w:val="20"/>
+          <w:sz w:val="18"/>
           <w:szCs w:val="20"/>
           <w:lang w:eastAsia="ru-RU"/>
         </w:rPr>
@@ -1776,7 +1776,7 @@
         <w:rPr>
           <w:rFonts w:eastAsia="Times New Roman" w:cs="Times New Roman"/>
           <w:kern w:val="0"/>
-          <w:sz w:val="20"/>
+          <w:sz w:val="18"/>
           <w:szCs w:val="20"/>
           <w:lang w:eastAsia="ru-RU"/>
         </w:rPr>
@@ -1787,7 +1787,7 @@
         <w:rPr>
           <w:rFonts w:eastAsia="Times New Roman" w:cs="Times New Roman"/>
           <w:kern w:val="0"/>
-          <w:sz w:val="20"/>
+          <w:sz w:val="18"/>
           <w:szCs w:val="20"/>
           <w:lang w:eastAsia="ru-RU"/>
         </w:rPr>
@@ -1797,7 +1797,7 @@
         <w:rPr>
           <w:rFonts w:eastAsia="Times New Roman" w:cs="Times New Roman"/>
           <w:kern w:val="0"/>
-          <w:sz w:val="20"/>
+          <w:sz w:val="18"/>
           <w:szCs w:val="20"/>
           <w:lang w:eastAsia="ru-RU"/>
         </w:rPr>
@@ -1808,7 +1808,7 @@
           <w:rFonts w:eastAsia="Times New Roman" w:cs="Times New Roman"/>
           <w:spacing w:val="40"/>
           <w:kern w:val="0"/>
-          <w:sz w:val="20"/>
+          <w:sz w:val="18"/>
           <w:szCs w:val="20"/>
           <w:lang w:eastAsia="ru-RU"/>
         </w:rPr>
@@ -1818,7 +1818,7 @@
         <w:rPr>
           <w:rFonts w:eastAsia="Times New Roman" w:cs="Times New Roman"/>
           <w:kern w:val="0"/>
-          <w:sz w:val="20"/>
+          <w:sz w:val="18"/>
           <w:szCs w:val="20"/>
           <w:lang w:eastAsia="ru-RU"/>
         </w:rPr>
@@ -1828,7 +1828,7 @@
         <w:rPr>
           <w:rFonts w:eastAsia="Times New Roman" w:cs="Times New Roman"/>
           <w:kern w:val="0"/>
-          <w:sz w:val="20"/>
+          <w:sz w:val="18"/>
           <w:szCs w:val="20"/>
           <w:lang w:eastAsia="ru-RU"/>
         </w:rPr>
@@ -1839,7 +1839,7 @@
         <w:rPr>
           <w:rFonts w:eastAsia="Times New Roman" w:cs="Times New Roman"/>
           <w:kern w:val="0"/>
-          <w:sz w:val="20"/>
+          <w:sz w:val="18"/>
           <w:szCs w:val="20"/>
           <w:lang w:eastAsia="ru-RU"/>
         </w:rPr>
@@ -1850,7 +1850,7 @@
         <w:rPr>
           <w:rFonts w:eastAsia="Times New Roman" w:cs="Times New Roman"/>
           <w:kern w:val="0"/>
-          <w:sz w:val="20"/>
+          <w:sz w:val="18"/>
           <w:szCs w:val="20"/>
           <w:lang w:eastAsia="ru-RU"/>
         </w:rPr>
@@ -1860,7 +1860,7 @@
         <w:rPr>
           <w:rFonts w:eastAsia="Times New Roman" w:cs="Times New Roman"/>
           <w:kern w:val="0"/>
-          <w:sz w:val="20"/>
+          <w:sz w:val="18"/>
           <w:szCs w:val="20"/>
           <w:lang w:eastAsia="ru-RU"/>
         </w:rPr>
@@ -1870,7 +1870,7 @@
         <w:rPr>
           <w:rFonts w:eastAsia="Times New Roman" w:cs="Times New Roman"/>
           <w:kern w:val="0"/>
-          <w:sz w:val="20"/>
+          <w:sz w:val="18"/>
           <w:szCs w:val="20"/>
           <w:lang w:eastAsia="ru-RU"/>
         </w:rPr>
@@ -1881,7 +1881,7 @@
         <w:rPr>
           <w:rFonts w:eastAsia="Times New Roman" w:cs="Times New Roman"/>
           <w:kern w:val="0"/>
-          <w:sz w:val="20"/>
+          <w:sz w:val="18"/>
           <w:szCs w:val="20"/>
           <w:lang w:eastAsia="ru-RU"/>
         </w:rPr>
@@ -1892,7 +1892,7 @@
         <w:rPr>
           <w:rFonts w:eastAsia="Times New Roman" w:cs="Times New Roman"/>
           <w:kern w:val="0"/>
-          <w:sz w:val="20"/>
+          <w:sz w:val="18"/>
           <w:szCs w:val="20"/>
           <w:lang w:eastAsia="ru-RU"/>
         </w:rPr>
@@ -1908,7 +1908,7 @@
         <w:rPr>
           <w:rFonts w:eastAsia="Times New Roman" w:cs="Times New Roman"/>
           <w:kern w:val="0"/>
-          <w:sz w:val="20"/>
+          <w:sz w:val="18"/>
           <w:szCs w:val="20"/>
           <w:lang w:eastAsia="ru-RU"/>
         </w:rPr>
@@ -1917,7 +1917,7 @@
         <w:rPr>
           <w:rFonts w:eastAsia="Times New Roman" w:cs="Times New Roman"/>
           <w:kern w:val="0"/>
-          <w:sz w:val="20"/>
+          <w:sz w:val="18"/>
           <w:szCs w:val="20"/>
           <w:lang w:eastAsia="ru-RU"/>
         </w:rPr>
@@ -1927,7 +1927,7 @@
         <w:rPr>
           <w:rFonts w:eastAsia="Times New Roman" w:cs="Times New Roman"/>
           <w:kern w:val="0"/>
-          <w:sz w:val="20"/>
+          <w:sz w:val="18"/>
           <w:szCs w:val="20"/>
           <w:lang w:eastAsia="ru-RU"/>
         </w:rPr>
@@ -1938,7 +1938,7 @@
         <w:rPr>
           <w:rFonts w:eastAsia="Times New Roman" w:cs="Times New Roman"/>
           <w:kern w:val="0"/>
-          <w:sz w:val="20"/>
+          <w:sz w:val="18"/>
           <w:szCs w:val="20"/>
           <w:lang w:eastAsia="ru-RU"/>
         </w:rPr>
@@ -1949,7 +1949,7 @@
         <w:rPr>
           <w:rFonts w:eastAsia="Times New Roman" w:cs="Times New Roman"/>
           <w:kern w:val="0"/>
-          <w:sz w:val="20"/>
+          <w:sz w:val="18"/>
           <w:szCs w:val="20"/>
           <w:lang w:eastAsia="ru-RU"/>
         </w:rPr>
@@ -2471,6 +2471,70 @@
           <w:sz w:val="20"/>
           <w:szCs w:val="20"/>
           <w:lang w:eastAsia="ru-RU"/>
+        </w:rPr>
+      </w:pPr>
+    </w:p>
+    <w:p>
+      <w:pPr>
+        <w:spacing w:after="0"/>
+        <w:ind w:firstLine="142"/>
+        <w:jc w:val="center"/>
+        <w:rPr>
+          <w:rFonts w:eastAsia="Times New Roman" w:cs="Times New Roman"/>
+          <w:b/>
+          <w:bCs/>
+          <w:kern w:val="0"/>
+          <w:sz w:val="20"/>
+          <w:szCs w:val="20"/>
+          <w:lang w:val="en-US" w:eastAsia="ru-RU"/>
+        </w:rPr>
+      </w:pPr>
+    </w:p>
+    <w:p>
+      <w:pPr>
+        <w:spacing w:after="0"/>
+        <w:ind w:firstLine="142"/>
+        <w:jc w:val="center"/>
+        <w:rPr>
+          <w:rFonts w:eastAsia="Times New Roman" w:cs="Times New Roman"/>
+          <w:b/>
+          <w:bCs/>
+          <w:kern w:val="0"/>
+          <w:sz w:val="20"/>
+          <w:szCs w:val="20"/>
+          <w:lang w:val="en-US" w:eastAsia="ru-RU"/>
+        </w:rPr>
+      </w:pPr>
+    </w:p>
+    <w:p>
+      <w:pPr>
+        <w:spacing w:after="0"/>
+        <w:ind w:firstLine="142"/>
+        <w:jc w:val="center"/>
+        <w:rPr>
+          <w:rFonts w:eastAsia="Times New Roman" w:cs="Times New Roman"/>
+          <w:b/>
+          <w:bCs/>
+          <w:kern w:val="0"/>
+          <w:sz w:val="20"/>
+          <w:szCs w:val="20"/>
+          <w:lang w:val="en-US" w:eastAsia="ru-RU"/>
+        </w:rPr>
+      </w:pPr>
+    </w:p>
+    <w:p>
+      <w:pPr>
+        <w:spacing w:after="0"/>
+        <w:ind w:firstLine="142"/>
+        <w:jc w:val="center"/>
+        <w:rPr>
+          <w:rFonts w:eastAsia="Times New Roman" w:cs="Times New Roman"/>
+          <w:b/>
+          <w:bCs/>
+          <w:kern w:val="0"/>
+          <w:sz w:val="20"/>
+          <w:szCs w:val="20"/>
+          <w:lang w:val="en-US" w:eastAsia="ru-RU"/>
         </w:rPr>
       </w:pPr>
     </w:p>
@@ -2852,7 +2916,7 @@
         <w:rPr>
           <w:rFonts w:eastAsia="Times New Roman" w:cs="Times New Roman"/>
           <w:kern w:val="0"/>
-          <w:sz w:val="20"/>
+          <w:sz w:val="18"/>
           <w:szCs w:val="20"/>
           <w:lang w:eastAsia="ru-RU"/>
         </w:rPr>
@@ -2862,7 +2926,7 @@
         <w:rPr>
           <w:rFonts w:eastAsia="Times New Roman" w:cs="Times New Roman"/>
           <w:kern w:val="0"/>
-          <w:sz w:val="20"/>
+          <w:sz w:val="18"/>
           <w:szCs w:val="20"/>
           <w:lang w:eastAsia="ru-RU"/>
         </w:rPr>
@@ -2872,7 +2936,7 @@
         <w:rPr>
           <w:rFonts w:eastAsia="Times New Roman" w:cs="Times New Roman"/>
           <w:kern w:val="0"/>
-          <w:sz w:val="20"/>
+          <w:sz w:val="18"/>
           <w:szCs w:val="20"/>
           <w:lang w:eastAsia="ru-RU"/>
         </w:rPr>
@@ -2882,7 +2946,7 @@
         <w:rPr>
           <w:rFonts w:eastAsia="Times New Roman" w:cs="Times New Roman"/>
           <w:kern w:val="0"/>
-          <w:sz w:val="20"/>
+          <w:sz w:val="18"/>
           <w:szCs w:val="20"/>
           <w:lang w:eastAsia="ru-RU"/>
         </w:rPr>
@@ -2893,7 +2957,7 @@
         <w:rPr>
           <w:rFonts w:eastAsia="Times New Roman" w:cs="Times New Roman"/>
           <w:kern w:val="0"/>
-          <w:sz w:val="20"/>
+          <w:sz w:val="18"/>
           <w:szCs w:val="20"/>
           <w:lang w:eastAsia="ru-RU"/>
         </w:rPr>
@@ -2904,7 +2968,7 @@
         <w:rPr>
           <w:rFonts w:eastAsia="Times New Roman" w:cs="Times New Roman"/>
           <w:kern w:val="0"/>
-          <w:sz w:val="20"/>
+          <w:sz w:val="18"/>
           <w:szCs w:val="20"/>
           <w:lang w:eastAsia="ru-RU"/>
         </w:rPr>
@@ -2914,7 +2978,7 @@
         <w:rPr>
           <w:rFonts w:eastAsia="Times New Roman" w:cs="Times New Roman"/>
           <w:kern w:val="0"/>
-          <w:sz w:val="20"/>
+          <w:sz w:val="18"/>
           <w:szCs w:val="20"/>
           <w:lang w:eastAsia="ru-RU"/>
         </w:rPr>
@@ -2925,7 +2989,7 @@
           <w:rFonts w:eastAsia="Times New Roman" w:cs="Times New Roman"/>
           <w:spacing w:val="40"/>
           <w:kern w:val="0"/>
-          <w:sz w:val="20"/>
+          <w:sz w:val="18"/>
           <w:szCs w:val="20"/>
           <w:lang w:eastAsia="ru-RU"/>
         </w:rPr>
@@ -2935,7 +2999,7 @@
         <w:rPr>
           <w:rFonts w:eastAsia="Times New Roman" w:cs="Times New Roman"/>
           <w:kern w:val="0"/>
-          <w:sz w:val="20"/>
+          <w:sz w:val="18"/>
           <w:szCs w:val="20"/>
           <w:lang w:eastAsia="ru-RU"/>
         </w:rPr>
@@ -2945,7 +3009,7 @@
         <w:rPr>
           <w:rFonts w:eastAsia="Times New Roman" w:cs="Times New Roman"/>
           <w:kern w:val="0"/>
-          <w:sz w:val="20"/>
+          <w:sz w:val="18"/>
           <w:szCs w:val="20"/>
           <w:lang w:eastAsia="ru-RU"/>
         </w:rPr>
@@ -2956,7 +3020,7 @@
         <w:rPr>
           <w:rFonts w:eastAsia="Times New Roman" w:cs="Times New Roman"/>
           <w:kern w:val="0"/>
-          <w:sz w:val="20"/>
+          <w:sz w:val="18"/>
           <w:szCs w:val="20"/>
           <w:lang w:eastAsia="ru-RU"/>
         </w:rPr>
@@ -2967,7 +3031,7 @@
         <w:rPr>
           <w:rFonts w:eastAsia="Times New Roman" w:cs="Times New Roman"/>
           <w:kern w:val="0"/>
-          <w:sz w:val="20"/>
+          <w:sz w:val="18"/>
           <w:szCs w:val="20"/>
           <w:lang w:eastAsia="ru-RU"/>
         </w:rPr>
@@ -2977,7 +3041,7 @@
         <w:rPr>
           <w:rFonts w:eastAsia="Times New Roman" w:cs="Times New Roman"/>
           <w:kern w:val="0"/>
-          <w:sz w:val="20"/>
+          <w:sz w:val="18"/>
           <w:szCs w:val="20"/>
           <w:lang w:eastAsia="ru-RU"/>
         </w:rPr>
@@ -2987,7 +3051,7 @@
         <w:rPr>
           <w:rFonts w:eastAsia="Times New Roman" w:cs="Times New Roman"/>
           <w:kern w:val="0"/>
-          <w:sz w:val="20"/>
+          <w:sz w:val="18"/>
           <w:szCs w:val="20"/>
           <w:lang w:eastAsia="ru-RU"/>
         </w:rPr>
@@ -2998,7 +3062,7 @@
         <w:rPr>
           <w:rFonts w:eastAsia="Times New Roman" w:cs="Times New Roman"/>
           <w:kern w:val="0"/>
-          <w:sz w:val="20"/>
+          <w:sz w:val="18"/>
           <w:szCs w:val="20"/>
           <w:lang w:eastAsia="ru-RU"/>
         </w:rPr>
@@ -3009,7 +3073,7 @@
         <w:rPr>
           <w:rFonts w:eastAsia="Times New Roman" w:cs="Times New Roman"/>
           <w:kern w:val="0"/>
-          <w:sz w:val="20"/>
+          <w:sz w:val="18"/>
           <w:szCs w:val="20"/>
           <w:lang w:eastAsia="ru-RU"/>
         </w:rPr>
@@ -3034,7 +3098,7 @@
         <w:rPr>
           <w:rFonts w:eastAsia="Times New Roman" w:cs="Times New Roman"/>
           <w:kern w:val="0"/>
-          <w:sz w:val="20"/>
+          <w:sz w:val="18"/>
           <w:szCs w:val="20"/>
           <w:lang w:eastAsia="ru-RU"/>
         </w:rPr>
@@ -3044,7 +3108,7 @@
         <w:rPr>
           <w:rFonts w:eastAsia="Times New Roman" w:cs="Times New Roman"/>
           <w:kern w:val="0"/>
-          <w:sz w:val="20"/>
+          <w:sz w:val="18"/>
           <w:szCs w:val="20"/>
           <w:lang w:eastAsia="ru-RU"/>
         </w:rPr>
@@ -3055,7 +3119,7 @@
         <w:rPr>
           <w:rFonts w:eastAsia="Times New Roman" w:cs="Times New Roman"/>
           <w:kern w:val="0"/>
-          <w:sz w:val="20"/>
+          <w:sz w:val="18"/>
           <w:szCs w:val="20"/>
           <w:lang w:eastAsia="ru-RU"/>
         </w:rPr>
@@ -3066,7 +3130,7 @@
         <w:rPr>
           <w:rFonts w:eastAsia="Times New Roman" w:cs="Times New Roman"/>
           <w:kern w:val="0"/>
-          <w:sz w:val="20"/>
+          <w:sz w:val="18"/>
           <w:szCs w:val="20"/>
           <w:lang w:eastAsia="ru-RU"/>
         </w:rPr>
@@ -3593,6 +3657,11 @@
         </w:tc>
       </w:tr>
     </w:tbl>
+    <w:p>
+      <w:r>
+        <w:br w:type="page"/>
+      </w:r>
+    </w:p>
     <w:tbl>
       <w:tblPr>
         <w:tblW w:w="4998" w:type="pct"/>
@@ -8323,4749 +8392,7 @@
         <w:rPr>
           <w:sz w:val="32"/>
           <w:szCs w:val="24"/>
-        </w:rPr>
-      </w:pPr>
-    </w:p>
-    <w:tbl>
-      <w:tblPr>
-        <w:tblW w:w="4998" w:type="pct"/>
-        <w:tblInd w:w="30" w:type="dxa"/>
-        <w:tblLayout w:type="fixed"/>
-        <w:tblCellMar>
-          <w:left w:w="30" w:type="dxa"/>
-          <w:right w:w="30" w:type="dxa"/>
-        </w:tblCellMar>
-        <w:tblLook w:val="04A0"/>
-      </w:tblPr>
-      <w:tblGrid>
-        <w:gridCol w:w="2163"/>
-        <w:gridCol w:w="70"/>
-        <w:gridCol w:w="2095"/>
-        <w:gridCol w:w="371"/>
-        <w:gridCol w:w="714"/>
-        <w:gridCol w:w="346"/>
-        <w:gridCol w:w="34"/>
-        <w:gridCol w:w="496"/>
-        <w:gridCol w:w="206"/>
-        <w:gridCol w:w="635"/>
-        <w:gridCol w:w="537"/>
-        <w:gridCol w:w="92"/>
-        <w:gridCol w:w="901"/>
-        <w:gridCol w:w="843"/>
-        <w:gridCol w:w="1325"/>
-      </w:tblGrid>
-      <w:tr>
-        <w:trPr>
-          <w:trHeight w:val="360"/>
-        </w:trPr>
-        <w:tc>
-          <w:tcPr>
-            <w:tcW w:w="10828" w:type="dxa"/>
-            <w:gridSpan w:val="15"/>
-            <w:vAlign w:val="center"/>
-          </w:tcPr>
-          <w:p>
-            <w:pPr>
-              <w:spacing w:after="0"/>
-              <w:jc w:val="center"/>
-              <w:rPr>
-                <w:rFonts w:eastAsia="Calibri" w:cs="Times New Roman"/>
-                <w:kern w:val="0"/>
-                <w:szCs w:val="28"/>
-                <w:lang w:eastAsia="ru-RU"/>
-              </w:rPr>
-            </w:pPr>
-            <w:r>
-              <w:rPr>
-                <w:rFonts w:ascii="Arial" w:eastAsia="Calibri" w:hAnsi="Arial" w:cs="Times New Roman"/>
-                <w:b/>
-                <w:kern w:val="0"/>
-                <w:szCs w:val="28"/>
-                <w:lang w:eastAsia="ru-RU"/>
-              </w:rPr>
-              <w:lastRenderedPageBreak/>
-              <w:t>ВЫПИСКА</w:t>
-            </w:r>
-          </w:p>
-          <w:p>
-            <w:pPr>
-              <w:spacing w:after="0"/>
-              <w:jc w:val="center"/>
-              <w:rPr>
-                <w:rFonts w:eastAsia="Calibri" w:cs="Times New Roman"/>
-                <w:kern w:val="0"/>
-                <w:sz w:val="20"/>
-                <w:szCs w:val="20"/>
-                <w:lang w:eastAsia="ru-RU"/>
-              </w:rPr>
-            </w:pPr>
-            <w:r>
-              <w:rPr>
-                <w:rFonts w:ascii="Arial" w:eastAsia="Calibri" w:hAnsi="Arial" w:cs="Times New Roman"/>
-                <w:b/>
-                <w:kern w:val="0"/>
-                <w:sz w:val="20"/>
-                <w:szCs w:val="20"/>
-                <w:lang w:eastAsia="ru-RU"/>
-              </w:rPr>
-              <w:t xml:space="preserve">из медицинской карты амбулаторного больного для проведения предварительного (периодического) медицинского осмотра в амбулаторных </w:t>
-            </w:r>
-            <w:r>
-              <w:rPr>
-                <w:rFonts w:ascii="Arial" w:eastAsia="Calibri" w:hAnsi="Arial" w:cs="Times New Roman"/>
-                <w:b/>
-                <w:kern w:val="0"/>
-                <w:sz w:val="20"/>
-                <w:szCs w:val="20"/>
-                <w:lang w:eastAsia="ru-RU"/>
-              </w:rPr>
-              <w:t>условиях</w:t>
-            </w:r>
-          </w:p>
-        </w:tc>
-      </w:tr>
-      <w:tr>
-        <w:trPr>
-          <w:trHeight w:val="300"/>
-        </w:trPr>
-        <w:tc>
-          <w:tcPr>
-            <w:tcW w:w="10828" w:type="dxa"/>
-            <w:gridSpan w:val="15"/>
-            <w:vAlign w:val="center"/>
-          </w:tcPr>
-          <w:p>
-            <w:pPr>
-              <w:spacing w:after="0"/>
-              <w:jc w:val="center"/>
-              <w:rPr>
-                <w:rFonts w:ascii="Arial" w:eastAsia="Calibri" w:hAnsi="Arial" w:cs="Times New Roman"/>
-                <w:b/>
-                <w:kern w:val="0"/>
-                <w:sz w:val="22"/>
-                <w:lang w:eastAsia="ru-RU"/>
-              </w:rPr>
-            </w:pPr>
-          </w:p>
-        </w:tc>
-      </w:tr>
-      <w:tr>
-        <w:trPr>
-          <w:trHeight w:val="375"/>
-        </w:trPr>
-        <w:tc>
-          <w:tcPr>
-            <w:tcW w:w="10828" w:type="dxa"/>
-            <w:gridSpan w:val="15"/>
-            <w:tcBorders>
-              <w:bottom w:val="single" w:sz="4" w:space="0" w:color="000000"/>
-            </w:tcBorders>
-            <w:vAlign w:val="center"/>
-          </w:tcPr>
-          <w:p>
-            <w:pPr>
-              <w:spacing w:after="0"/>
-              <w:rPr>
-                <w:rFonts w:eastAsia="Calibri" w:cs="Times New Roman"/>
-                <w:kern w:val="0"/>
-                <w:sz w:val="22"/>
-                <w:lang w:eastAsia="ru-RU"/>
-              </w:rPr>
-            </w:pPr>
-            <w:r>
-              <w:rPr>
-                <w:rFonts w:ascii="Arial" w:eastAsia="Calibri" w:hAnsi="Arial" w:cs="Times New Roman"/>
-                <w:kern w:val="0"/>
-                <w:sz w:val="20"/>
-                <w:szCs w:val="20"/>
-                <w:lang w:eastAsia="ru-RU"/>
-              </w:rPr>
-              <w:t>1. Фамилия</w:t>
-            </w:r>
-            <w:r>
-              <w:rPr>
-                <w:rFonts w:ascii="Arial" w:eastAsia="Calibri" w:hAnsi="Arial" w:cs="Times New Roman"/>
-                <w:kern w:val="0"/>
-                <w:sz w:val="22"/>
-                <w:lang w:eastAsia="ru-RU"/>
-              </w:rPr>
-              <w:t xml:space="preserve"> </w:t>
-            </w:r>
-            <w:r>
-              <w:rPr>
-                <w:rFonts w:ascii="Arial" w:eastAsia="Calibri" w:hAnsi="Arial" w:cs="Times New Roman"/>
-                <w:b/>
-                <w:bCs/>
-                <w:kern w:val="0"/>
-                <w:sz w:val="24"/>
-                <w:szCs w:val="24"/>
-                <w:lang w:eastAsia="ru-RU"/>
-              </w:rPr>
-              <w:t>${LAST_NAME}</w:t>
-            </w:r>
-          </w:p>
-        </w:tc>
-      </w:tr>
-      <w:tr>
-        <w:trPr>
-          <w:trHeight w:val="375"/>
-        </w:trPr>
-        <w:tc>
-          <w:tcPr>
-            <w:tcW w:w="5759" w:type="dxa"/>
-            <w:gridSpan w:val="6"/>
-            <w:tcBorders>
-              <w:top w:val="single" w:sz="4" w:space="0" w:color="000000"/>
-              <w:bottom w:val="single" w:sz="4" w:space="0" w:color="000000"/>
-            </w:tcBorders>
-            <w:vAlign w:val="center"/>
-          </w:tcPr>
-          <w:p>
-            <w:pPr>
-              <w:spacing w:after="0"/>
-              <w:rPr>
-                <w:rFonts w:eastAsia="Calibri" w:cs="Times New Roman"/>
-                <w:kern w:val="0"/>
-                <w:sz w:val="22"/>
-                <w:lang w:eastAsia="ru-RU"/>
-              </w:rPr>
-            </w:pPr>
-            <w:r>
-              <w:rPr>
-                <w:rFonts w:ascii="Arial" w:eastAsia="Calibri" w:hAnsi="Arial" w:cs="Times New Roman"/>
-                <w:kern w:val="0"/>
-                <w:sz w:val="20"/>
-                <w:szCs w:val="20"/>
-                <w:lang w:eastAsia="ru-RU"/>
-              </w:rPr>
-              <w:t>Имя</w:t>
-            </w:r>
-            <w:r>
-              <w:rPr>
-                <w:rFonts w:ascii="Arial" w:eastAsia="Calibri" w:hAnsi="Arial" w:cs="Times New Roman"/>
-                <w:kern w:val="0"/>
-                <w:sz w:val="22"/>
-                <w:lang w:eastAsia="ru-RU"/>
-              </w:rPr>
-              <w:t xml:space="preserve"> </w:t>
-            </w:r>
-            <w:r>
-              <w:rPr>
-                <w:rFonts w:ascii="Arial" w:eastAsia="Calibri" w:hAnsi="Arial" w:cs="Times New Roman"/>
-                <w:b/>
-                <w:bCs/>
-                <w:kern w:val="0"/>
-                <w:sz w:val="24"/>
-                <w:szCs w:val="24"/>
-                <w:lang w:eastAsia="ru-RU"/>
-              </w:rPr>
-              <w:t>${FIRST_NAME}</w:t>
-            </w:r>
-          </w:p>
-        </w:tc>
-        <w:tc>
-          <w:tcPr>
-            <w:tcW w:w="5069" w:type="dxa"/>
-            <w:gridSpan w:val="9"/>
-            <w:tcBorders>
-              <w:top w:val="single" w:sz="4" w:space="0" w:color="000000"/>
-              <w:bottom w:val="single" w:sz="4" w:space="0" w:color="000000"/>
-            </w:tcBorders>
-            <w:vAlign w:val="center"/>
-          </w:tcPr>
-          <w:p>
-            <w:pPr>
-              <w:spacing w:after="0"/>
-              <w:rPr>
-                <w:rFonts w:ascii="Arial" w:eastAsia="Calibri" w:hAnsi="Arial" w:cs="Times New Roman"/>
-                <w:kern w:val="0"/>
-                <w:sz w:val="22"/>
-                <w:lang w:eastAsia="ru-RU"/>
-              </w:rPr>
-            </w:pPr>
-            <w:r>
-              <w:rPr>
-                <w:rFonts w:ascii="Arial" w:eastAsia="Calibri" w:hAnsi="Arial" w:cs="Times New Roman"/>
-                <w:kern w:val="0"/>
-                <w:sz w:val="20"/>
-                <w:szCs w:val="20"/>
-                <w:lang w:eastAsia="ru-RU"/>
-              </w:rPr>
-              <w:t>Отчество</w:t>
-            </w:r>
-            <w:r>
-              <w:rPr>
-                <w:rFonts w:ascii="Arial" w:eastAsia="Calibri" w:hAnsi="Arial" w:cs="Times New Roman"/>
-                <w:kern w:val="0"/>
-                <w:sz w:val="22"/>
-                <w:lang w:eastAsia="ru-RU"/>
-              </w:rPr>
-              <w:t xml:space="preserve"> </w:t>
-            </w:r>
-            <w:r>
-              <w:rPr>
-                <w:rFonts w:ascii="Arial" w:eastAsia="Calibri" w:hAnsi="Arial" w:cs="Times New Roman"/>
-                <w:b/>
-                <w:bCs/>
-                <w:kern w:val="0"/>
-                <w:sz w:val="24"/>
-                <w:szCs w:val="24"/>
-                <w:lang w:eastAsia="ru-RU"/>
-              </w:rPr>
-              <w:t>${MIDDLE_NAME}</w:t>
-            </w:r>
-          </w:p>
-        </w:tc>
-      </w:tr>
-      <w:tr>
-        <w:trPr>
-          <w:trHeight w:val="375"/>
-        </w:trPr>
-        <w:tc>
-          <w:tcPr>
-            <w:tcW w:w="5793" w:type="dxa"/>
-            <w:gridSpan w:val="7"/>
-            <w:tcBorders>
-              <w:top w:val="single" w:sz="4" w:space="0" w:color="000000"/>
-              <w:bottom w:val="single" w:sz="4" w:space="0" w:color="000000"/>
-            </w:tcBorders>
-            <w:vAlign w:val="center"/>
-          </w:tcPr>
-          <w:p>
-            <w:pPr>
-              <w:spacing w:after="0"/>
-              <w:rPr>
-                <w:rFonts w:eastAsia="Calibri" w:cs="Times New Roman"/>
-                <w:kern w:val="0"/>
-                <w:sz w:val="22"/>
-                <w:lang w:eastAsia="ru-RU"/>
-              </w:rPr>
-            </w:pPr>
-            <w:r>
-              <w:rPr>
-                <w:rFonts w:ascii="Arial" w:eastAsia="Calibri" w:hAnsi="Arial" w:cs="Times New Roman"/>
-                <w:kern w:val="0"/>
-                <w:sz w:val="20"/>
-                <w:szCs w:val="20"/>
-                <w:lang w:eastAsia="ru-RU"/>
-              </w:rPr>
-              <w:t>2. Пол:</w:t>
-            </w:r>
-            <w:r>
-              <w:rPr>
-                <w:rFonts w:ascii="Arial" w:eastAsia="Calibri" w:hAnsi="Arial" w:cs="Times New Roman"/>
-                <w:kern w:val="0"/>
-                <w:sz w:val="22"/>
-                <w:lang w:eastAsia="ru-RU"/>
-              </w:rPr>
-              <w:t xml:space="preserve"> ${GENDER}</w:t>
-            </w:r>
-          </w:p>
-        </w:tc>
-        <w:tc>
-          <w:tcPr>
-            <w:tcW w:w="5035" w:type="dxa"/>
-            <w:gridSpan w:val="8"/>
-            <w:tcBorders>
-              <w:top w:val="single" w:sz="4" w:space="0" w:color="000000"/>
-              <w:bottom w:val="single" w:sz="4" w:space="0" w:color="000000"/>
-            </w:tcBorders>
-            <w:vAlign w:val="center"/>
-          </w:tcPr>
-          <w:p>
-            <w:pPr>
-              <w:spacing w:after="0"/>
-              <w:rPr>
-                <w:rFonts w:eastAsia="Calibri" w:cs="Times New Roman"/>
-                <w:kern w:val="0"/>
-                <w:sz w:val="22"/>
-                <w:lang w:eastAsia="ru-RU"/>
-              </w:rPr>
-            </w:pPr>
-            <w:r>
-              <w:rPr>
-                <w:rFonts w:ascii="Arial" w:eastAsia="Calibri" w:hAnsi="Arial" w:cs="Times New Roman"/>
-                <w:kern w:val="0"/>
-                <w:sz w:val="20"/>
-                <w:szCs w:val="20"/>
-                <w:lang w:eastAsia="ru-RU"/>
-              </w:rPr>
-              <w:t>Дата рождения</w:t>
-            </w:r>
-            <w:r>
-              <w:rPr>
-                <w:rFonts w:ascii="Arial" w:eastAsia="Calibri" w:hAnsi="Arial" w:cs="Times New Roman"/>
-                <w:kern w:val="0"/>
-                <w:sz w:val="22"/>
-                <w:lang w:eastAsia="ru-RU"/>
-              </w:rPr>
-              <w:t xml:space="preserve"> </w:t>
-            </w:r>
-            <w:r>
-              <w:rPr>
-                <w:rFonts w:ascii="Arial" w:eastAsia="Calibri" w:hAnsi="Arial" w:cs="Times New Roman"/>
-                <w:kern w:val="0"/>
-                <w:sz w:val="24"/>
-                <w:szCs w:val="24"/>
-                <w:lang w:eastAsia="ru-RU"/>
-              </w:rPr>
-              <w:t>${BIRTH_DATE}</w:t>
-            </w:r>
-          </w:p>
-        </w:tc>
-      </w:tr>
-      <w:tr>
-        <w:trPr>
-          <w:trHeight w:val="375"/>
-        </w:trPr>
-        <w:tc>
-          <w:tcPr>
-            <w:tcW w:w="10828" w:type="dxa"/>
-            <w:gridSpan w:val="15"/>
-            <w:tcBorders>
-              <w:top w:val="single" w:sz="4" w:space="0" w:color="000000"/>
-            </w:tcBorders>
-            <w:vAlign w:val="center"/>
-          </w:tcPr>
-          <w:p>
-            <w:pPr>
-              <w:spacing w:after="0"/>
-              <w:rPr>
-                <w:rFonts w:eastAsia="Calibri" w:cs="Times New Roman"/>
-                <w:kern w:val="0"/>
-                <w:sz w:val="20"/>
-                <w:szCs w:val="20"/>
-                <w:lang w:eastAsia="ru-RU"/>
-              </w:rPr>
-            </w:pPr>
-            <w:r>
-              <w:rPr>
-                <w:rFonts w:ascii="Arial" w:eastAsia="Calibri" w:hAnsi="Arial" w:cs="Times New Roman"/>
-                <w:kern w:val="0"/>
-                <w:sz w:val="20"/>
-                <w:szCs w:val="20"/>
-                <w:lang w:eastAsia="ru-RU"/>
-              </w:rPr>
-              <w:t>3. Адрес регистрации по месту жительства (пребывания):</w:t>
-            </w:r>
-          </w:p>
-        </w:tc>
-      </w:tr>
-      <w:tr>
-        <w:trPr>
-          <w:trHeight w:val="415"/>
-        </w:trPr>
-        <w:tc>
-          <w:tcPr>
-            <w:tcW w:w="10828" w:type="dxa"/>
-            <w:gridSpan w:val="15"/>
-            <w:tcBorders>
-              <w:bottom w:val="single" w:sz="4" w:space="0" w:color="000000"/>
-            </w:tcBorders>
-            <w:vAlign w:val="center"/>
-          </w:tcPr>
-          <w:p>
-            <w:pPr>
-              <w:spacing w:after="0"/>
-              <w:rPr>
-                <w:rFonts w:ascii="Arial" w:eastAsia="Calibri" w:hAnsi="Arial" w:cs="Times New Roman"/>
-                <w:kern w:val="0"/>
-                <w:sz w:val="20"/>
-                <w:szCs w:val="20"/>
-                <w:lang w:eastAsia="ru-RU"/>
-              </w:rPr>
-            </w:pPr>
-            <w:r>
-              <w:rPr>
-                <w:rFonts w:ascii="Arial" w:eastAsia="Calibri" w:hAnsi="Arial" w:cs="Times New Roman"/>
-                <w:kern w:val="0"/>
-                <w:sz w:val="20"/>
-                <w:szCs w:val="20"/>
-                <w:lang w:eastAsia="ru-RU"/>
-              </w:rPr>
-              <w:t>${ADDRESS}</w:t>
-            </w:r>
-          </w:p>
-        </w:tc>
-      </w:tr>
-      <w:tr>
-        <w:trPr>
-          <w:trHeight w:val="390"/>
-        </w:trPr>
-        <w:tc>
-          <w:tcPr>
-            <w:tcW w:w="10828" w:type="dxa"/>
-            <w:gridSpan w:val="15"/>
-            <w:tcBorders>
-              <w:top w:val="single" w:sz="4" w:space="0" w:color="000000"/>
-              <w:bottom w:val="single" w:sz="4" w:space="0" w:color="000000"/>
-            </w:tcBorders>
-            <w:vAlign w:val="center"/>
-          </w:tcPr>
-          <w:p>
-            <w:pPr>
-              <w:spacing w:after="0"/>
-              <w:rPr>
-                <w:rFonts w:eastAsia="Calibri" w:cs="Times New Roman"/>
-                <w:kern w:val="0"/>
-                <w:sz w:val="20"/>
-                <w:szCs w:val="20"/>
-                <w:lang w:eastAsia="ru-RU"/>
-              </w:rPr>
-            </w:pPr>
-            <w:r>
-              <w:rPr>
-                <w:rFonts w:ascii="Arial" w:eastAsia="Calibri" w:hAnsi="Arial" w:cs="Times New Roman"/>
-                <w:kern w:val="0"/>
-                <w:sz w:val="20"/>
-                <w:szCs w:val="20"/>
-                <w:lang w:eastAsia="ru-RU"/>
-              </w:rPr>
-              <w:t>4.Номер СНИЛС: ${SNILS}</w:t>
-            </w:r>
-          </w:p>
-        </w:tc>
-      </w:tr>
-      <w:tr>
-        <w:trPr>
-          <w:trHeight w:val="431"/>
-        </w:trPr>
-        <w:tc>
-          <w:tcPr>
-            <w:tcW w:w="10828" w:type="dxa"/>
-            <w:gridSpan w:val="15"/>
-            <w:tcBorders>
-              <w:top w:val="single" w:sz="4" w:space="0" w:color="000000"/>
-              <w:bottom w:val="single" w:sz="4" w:space="0" w:color="000000"/>
-            </w:tcBorders>
-            <w:vAlign w:val="center"/>
-          </w:tcPr>
-          <w:p>
-            <w:pPr>
-              <w:spacing w:after="0"/>
-              <w:rPr>
-                <w:rFonts w:eastAsia="Calibri" w:cs="Times New Roman"/>
-                <w:kern w:val="0"/>
-                <w:sz w:val="20"/>
-                <w:szCs w:val="20"/>
-                <w:lang w:eastAsia="ru-RU"/>
-              </w:rPr>
-            </w:pPr>
-            <w:r>
-              <w:rPr>
-                <w:rFonts w:ascii="Arial" w:eastAsia="Calibri" w:hAnsi="Arial" w:cs="Times New Roman"/>
-                <w:kern w:val="0"/>
-                <w:sz w:val="20"/>
-                <w:szCs w:val="20"/>
-                <w:lang w:eastAsia="ru-RU"/>
-              </w:rPr>
-              <w:t xml:space="preserve">5. Место работы: </w:t>
-            </w:r>
-            <w:r>
-              <w:rPr>
-                <w:rFonts w:ascii="Arial" w:eastAsia="Calibri" w:hAnsi="Arial" w:cs="Times New Roman"/>
-                <w:kern w:val="0"/>
-                <w:sz w:val="20"/>
-                <w:szCs w:val="20"/>
-                <w:lang w:eastAsia="ru-RU"/>
-              </w:rPr>
-              <w:t>${ORGANIZATION_NAME}</w:t>
-            </w:r>
-          </w:p>
-        </w:tc>
-      </w:tr>
-      <w:tr>
-        <w:trPr>
-          <w:trHeight w:val="360"/>
-        </w:trPr>
-        <w:tc>
-          <w:tcPr>
-            <w:tcW w:w="10828" w:type="dxa"/>
-            <w:gridSpan w:val="15"/>
-            <w:tcBorders>
-              <w:top w:val="single" w:sz="4" w:space="0" w:color="000000"/>
-            </w:tcBorders>
-            <w:vAlign w:val="center"/>
-          </w:tcPr>
-          <w:p>
-            <w:pPr>
-              <w:spacing w:after="0"/>
-              <w:rPr>
-                <w:rFonts w:eastAsia="Calibri" w:cs="Times New Roman"/>
-                <w:kern w:val="0"/>
-                <w:sz w:val="20"/>
-                <w:szCs w:val="20"/>
-                <w:lang w:eastAsia="ru-RU"/>
-              </w:rPr>
-            </w:pPr>
-            <w:r>
-              <w:rPr>
-                <w:rFonts w:ascii="Arial" w:eastAsia="Calibri" w:hAnsi="Arial" w:cs="Times New Roman"/>
-                <w:kern w:val="0"/>
-                <w:sz w:val="20"/>
-                <w:szCs w:val="20"/>
-                <w:lang w:eastAsia="ru-RU"/>
-              </w:rPr>
-              <w:t>6. Медицинская организация, к которой прикреплен работник для постоянного наблюдения:</w:t>
-            </w:r>
-          </w:p>
-        </w:tc>
-      </w:tr>
-      <w:tr>
-        <w:trPr>
-          <w:trHeight w:val="300"/>
-        </w:trPr>
-        <w:tc>
-          <w:tcPr>
-            <w:tcW w:w="10828" w:type="dxa"/>
-            <w:gridSpan w:val="15"/>
-            <w:tcBorders>
-              <w:bottom w:val="single" w:sz="4" w:space="0" w:color="000000"/>
-            </w:tcBorders>
-            <w:vAlign w:val="bottom"/>
-          </w:tcPr>
-          <w:p>
-            <w:pPr>
-              <w:spacing w:after="0"/>
-              <w:rPr>
-                <w:rFonts w:ascii="Arial" w:eastAsia="Calibri" w:hAnsi="Arial" w:cs="Times New Roman"/>
-                <w:kern w:val="0"/>
-                <w:sz w:val="20"/>
-                <w:szCs w:val="20"/>
-                <w:lang w:eastAsia="ru-RU"/>
-              </w:rPr>
-            </w:pPr>
-          </w:p>
-        </w:tc>
-      </w:tr>
-      <w:tr>
-        <w:trPr>
-          <w:trHeight w:val="480"/>
-        </w:trPr>
-        <w:tc>
-          <w:tcPr>
-            <w:tcW w:w="10828" w:type="dxa"/>
-            <w:gridSpan w:val="15"/>
-            <w:tcBorders>
-              <w:top w:val="single" w:sz="4" w:space="0" w:color="000000"/>
-              <w:bottom w:val="single" w:sz="4" w:space="0" w:color="000000"/>
-            </w:tcBorders>
-            <w:vAlign w:val="center"/>
-          </w:tcPr>
-          <w:p>
-            <w:pPr>
-              <w:spacing w:after="0"/>
-              <w:rPr>
-                <w:rFonts w:eastAsia="Calibri" w:cs="Times New Roman"/>
-                <w:kern w:val="0"/>
-                <w:sz w:val="20"/>
-                <w:szCs w:val="20"/>
-                <w:lang w:eastAsia="ru-RU"/>
-              </w:rPr>
-            </w:pPr>
-            <w:r>
-              <w:rPr>
-                <w:rFonts w:ascii="Arial" w:eastAsia="Calibri" w:hAnsi="Arial" w:cs="Times New Roman"/>
-                <w:kern w:val="0"/>
-                <w:sz w:val="20"/>
-                <w:szCs w:val="20"/>
-                <w:lang w:eastAsia="ru-RU"/>
-              </w:rPr>
-              <w:t>7. Профессия (должность): ${POSITION}</w:t>
-            </w:r>
-          </w:p>
-        </w:tc>
-      </w:tr>
-      <w:tr>
-        <w:trPr>
-          <w:trHeight w:val="225"/>
-        </w:trPr>
-        <w:tc>
-          <w:tcPr>
-            <w:tcW w:w="10828" w:type="dxa"/>
-            <w:gridSpan w:val="15"/>
-            <w:tcBorders>
-              <w:top w:val="single" w:sz="4" w:space="0" w:color="000000"/>
-            </w:tcBorders>
-            <w:vAlign w:val="center"/>
-          </w:tcPr>
-          <w:p>
-            <w:pPr>
-              <w:spacing w:after="0"/>
-              <w:rPr>
-                <w:rFonts w:eastAsia="Calibri" w:cs="Times New Roman"/>
-                <w:kern w:val="0"/>
-                <w:sz w:val="20"/>
-                <w:szCs w:val="20"/>
-                <w:lang w:eastAsia="ru-RU"/>
-              </w:rPr>
-            </w:pPr>
-            <w:r>
-              <w:rPr>
-                <w:rFonts w:ascii="Arial" w:eastAsia="Calibri" w:hAnsi="Arial" w:cs="Times New Roman"/>
-                <w:kern w:val="0"/>
-                <w:sz w:val="20"/>
-                <w:szCs w:val="20"/>
-                <w:lang w:eastAsia="ru-RU"/>
-              </w:rPr>
-              <w:t xml:space="preserve">8. Наименование вредных производственных факторов, видов работ с указанием пункта приказа </w:t>
-            </w:r>
-            <w:proofErr w:type="spellStart"/>
-            <w:r>
-              <w:rPr>
-                <w:rFonts w:ascii="Arial" w:eastAsia="Calibri" w:hAnsi="Arial" w:cs="Times New Roman"/>
-                <w:kern w:val="0"/>
-                <w:sz w:val="20"/>
-                <w:szCs w:val="20"/>
-                <w:lang w:eastAsia="ru-RU"/>
-              </w:rPr>
-              <w:t>Минздравсоцразвития</w:t>
-            </w:r>
-            <w:proofErr w:type="spellEnd"/>
-            <w:r>
-              <w:rPr>
-                <w:rFonts w:ascii="Arial" w:eastAsia="Calibri" w:hAnsi="Arial" w:cs="Times New Roman"/>
-                <w:kern w:val="0"/>
-                <w:sz w:val="20"/>
-                <w:szCs w:val="20"/>
-                <w:lang w:eastAsia="ru-RU"/>
-              </w:rPr>
-              <w:t xml:space="preserve"> №29н от 28.01.2021г.</w:t>
-            </w:r>
-          </w:p>
-        </w:tc>
-      </w:tr>
-      <w:tr>
-        <w:trPr>
-          <w:trHeight w:val="548"/>
-        </w:trPr>
-        <w:tc>
-          <w:tcPr>
-            <w:tcW w:w="10828" w:type="dxa"/>
-            <w:gridSpan w:val="15"/>
-            <w:tcBorders>
-              <w:bottom w:val="single" w:sz="4" w:space="0" w:color="000000"/>
-            </w:tcBorders>
-            <w:vAlign w:val="center"/>
-          </w:tcPr>
-          <w:p>
-            <w:pPr>
-              <w:spacing w:after="0"/>
-              <w:rPr>
-                <w:rFonts w:eastAsia="Calibri" w:cs="Times New Roman"/>
-                <w:kern w:val="0"/>
-                <w:sz w:val="20"/>
-                <w:szCs w:val="20"/>
-                <w:lang w:eastAsia="ru-RU"/>
-              </w:rPr>
-            </w:pPr>
-            <w:r>
-              <w:rPr>
-                <w:rFonts w:ascii="Arial" w:eastAsia="Calibri" w:hAnsi="Arial" w:cs="Times New Roman"/>
-                <w:kern w:val="0"/>
-                <w:sz w:val="20"/>
-                <w:szCs w:val="20"/>
-                <w:lang w:eastAsia="ru-RU"/>
-              </w:rPr>
-              <w:t>Пункт: ${HAZARD_FACTORS}</w:t>
-            </w:r>
-          </w:p>
-        </w:tc>
-      </w:tr>
-      <w:tr>
-        <w:trPr>
-          <w:trHeight w:val="300"/>
-        </w:trPr>
-        <w:tc>
-          <w:tcPr>
-            <w:tcW w:w="10828" w:type="dxa"/>
-            <w:gridSpan w:val="15"/>
-            <w:tcBorders>
-              <w:top w:val="single" w:sz="4" w:space="0" w:color="000000"/>
-            </w:tcBorders>
-            <w:vAlign w:val="center"/>
-          </w:tcPr>
-          <w:p>
-            <w:pPr>
-              <w:spacing w:after="0"/>
-              <w:rPr>
-                <w:rFonts w:ascii="Arial" w:eastAsia="Calibri" w:hAnsi="Arial" w:cs="Times New Roman"/>
-                <w:kern w:val="0"/>
-                <w:sz w:val="22"/>
-                <w:lang w:eastAsia="ru-RU"/>
-              </w:rPr>
-            </w:pPr>
-          </w:p>
-        </w:tc>
-      </w:tr>
-      <w:tr>
-        <w:trPr>
-          <w:trHeight w:val="315"/>
-        </w:trPr>
-        <w:tc>
-          <w:tcPr>
-            <w:tcW w:w="10828" w:type="dxa"/>
-            <w:gridSpan w:val="15"/>
-            <w:vAlign w:val="center"/>
-          </w:tcPr>
-          <w:p>
-            <w:pPr>
-              <w:spacing w:after="0"/>
-              <w:rPr>
-                <w:rFonts w:eastAsia="Calibri" w:cs="Times New Roman"/>
-                <w:kern w:val="0"/>
-                <w:sz w:val="20"/>
-                <w:szCs w:val="20"/>
-                <w:lang w:eastAsia="ru-RU"/>
-              </w:rPr>
-            </w:pPr>
-            <w:r>
-              <w:rPr>
-                <w:rFonts w:ascii="Arial" w:eastAsia="Calibri" w:hAnsi="Arial" w:cs="Times New Roman"/>
-                <w:kern w:val="0"/>
-                <w:sz w:val="20"/>
-                <w:szCs w:val="20"/>
-                <w:lang w:eastAsia="ru-RU"/>
-              </w:rPr>
-              <w:t>Результаты обследования:</w:t>
-            </w:r>
-          </w:p>
-        </w:tc>
-      </w:tr>
-      <w:tr>
-        <w:trPr>
-          <w:trHeight w:val="248"/>
-        </w:trPr>
-        <w:tc>
-          <w:tcPr>
-            <w:tcW w:w="10828" w:type="dxa"/>
-            <w:gridSpan w:val="15"/>
-            <w:tcBorders>
-              <w:bottom w:val="single" w:sz="4" w:space="0" w:color="000000"/>
-            </w:tcBorders>
-            <w:vAlign w:val="center"/>
-          </w:tcPr>
-          <w:p>
-            <w:pPr>
-              <w:spacing w:after="0"/>
-              <w:rPr>
-                <w:rFonts w:ascii="Arial" w:eastAsia="Calibri" w:hAnsi="Arial" w:cs="Times New Roman"/>
-                <w:kern w:val="0"/>
-                <w:sz w:val="22"/>
-                <w:lang w:eastAsia="ru-RU"/>
-              </w:rPr>
-            </w:pPr>
-          </w:p>
-        </w:tc>
-      </w:tr>
-      <w:tr>
-        <w:trPr>
-          <w:trHeight w:val="2338"/>
-        </w:trPr>
-        <w:tc>
-          <w:tcPr>
-            <w:tcW w:w="5413" w:type="dxa"/>
-            <w:gridSpan w:val="5"/>
-            <w:tcBorders>
-              <w:top w:val="single" w:sz="4" w:space="0" w:color="000000"/>
-              <w:left w:val="single" w:sz="4" w:space="0" w:color="000000"/>
-              <w:bottom w:val="single" w:sz="4" w:space="0" w:color="000000"/>
-              <w:right w:val="single" w:sz="4" w:space="0" w:color="000000"/>
-            </w:tcBorders>
-          </w:tcPr>
-          <w:p>
-            <w:pPr>
-              <w:spacing w:after="0"/>
-              <w:rPr>
-                <w:rFonts w:eastAsia="Calibri" w:cs="Times New Roman"/>
-                <w:kern w:val="0"/>
-                <w:sz w:val="16"/>
-                <w:szCs w:val="16"/>
-                <w:lang w:eastAsia="ru-RU"/>
-              </w:rPr>
-            </w:pPr>
-            <w:r>
-              <w:rPr>
-                <w:rFonts w:ascii="Arial" w:eastAsia="Calibri" w:hAnsi="Arial" w:cs="Times New Roman"/>
-                <w:kern w:val="0"/>
-                <w:sz w:val="16"/>
-                <w:szCs w:val="16"/>
-                <w:lang w:eastAsia="ru-RU"/>
-              </w:rPr>
-              <w:t>Исследование на возбудителей тифопаратифозной и дизентерийной групп и сальмонеллеза</w:t>
-            </w:r>
-          </w:p>
-        </w:tc>
-        <w:tc>
-          <w:tcPr>
-            <w:tcW w:w="5415" w:type="dxa"/>
-            <w:gridSpan w:val="10"/>
-            <w:tcBorders>
-              <w:top w:val="single" w:sz="4" w:space="0" w:color="000000"/>
-              <w:left w:val="single" w:sz="4" w:space="0" w:color="000000"/>
-              <w:bottom w:val="single" w:sz="4" w:space="0" w:color="000000"/>
-              <w:right w:val="single" w:sz="4" w:space="0" w:color="000000"/>
-            </w:tcBorders>
-          </w:tcPr>
-          <w:p>
-            <w:pPr>
-              <w:spacing w:after="0"/>
-              <w:rPr>
-                <w:rFonts w:eastAsia="Calibri" w:cs="Times New Roman"/>
-                <w:kern w:val="0"/>
-                <w:sz w:val="16"/>
-                <w:szCs w:val="16"/>
-                <w:lang w:eastAsia="ru-RU"/>
-              </w:rPr>
-            </w:pPr>
-            <w:r>
-              <w:rPr>
-                <w:rFonts w:ascii="Arial" w:eastAsia="Calibri" w:hAnsi="Arial" w:cs="Times New Roman"/>
-                <w:kern w:val="0"/>
-                <w:sz w:val="16"/>
-                <w:szCs w:val="16"/>
-                <w:lang w:eastAsia="ru-RU"/>
-              </w:rPr>
-              <w:t xml:space="preserve">Кал на энтеробиоз, </w:t>
-            </w:r>
-            <w:r>
-              <w:rPr>
-                <w:rFonts w:ascii="Arial" w:eastAsia="Calibri" w:hAnsi="Arial" w:cs="Times New Roman"/>
-                <w:kern w:val="0"/>
-                <w:sz w:val="16"/>
-                <w:szCs w:val="16"/>
-                <w:lang w:eastAsia="ru-RU"/>
-              </w:rPr>
-              <w:br/>
-              <w:t>простейшие яйца глистов методом соскоба</w:t>
-            </w:r>
-          </w:p>
-        </w:tc>
-      </w:tr>
-      <w:tr>
-        <w:trPr>
-          <w:trHeight w:val="2338"/>
-        </w:trPr>
-        <w:tc>
-          <w:tcPr>
-            <w:tcW w:w="5413" w:type="dxa"/>
-            <w:gridSpan w:val="5"/>
-            <w:tcBorders>
-              <w:top w:val="single" w:sz="4" w:space="0" w:color="000000"/>
-              <w:left w:val="single" w:sz="4" w:space="0" w:color="000000"/>
-              <w:bottom w:val="single" w:sz="4" w:space="0" w:color="000000"/>
-              <w:right w:val="single" w:sz="4" w:space="0" w:color="000000"/>
-            </w:tcBorders>
-          </w:tcPr>
-          <w:p>
-            <w:pPr>
-              <w:spacing w:after="0"/>
-              <w:rPr>
-                <w:rFonts w:eastAsia="Calibri" w:cs="Times New Roman"/>
-                <w:kern w:val="0"/>
-                <w:sz w:val="16"/>
-                <w:szCs w:val="16"/>
-                <w:lang w:eastAsia="ru-RU"/>
-              </w:rPr>
-            </w:pPr>
-            <w:r>
-              <w:rPr>
-                <w:rFonts w:ascii="Arial" w:eastAsia="Calibri" w:hAnsi="Arial" w:cs="Times New Roman"/>
-                <w:kern w:val="0"/>
-                <w:sz w:val="16"/>
-                <w:szCs w:val="16"/>
-                <w:lang w:eastAsia="ru-RU"/>
-              </w:rPr>
-              <w:t xml:space="preserve">Реакция </w:t>
-            </w:r>
-            <w:proofErr w:type="spellStart"/>
-            <w:r>
-              <w:rPr>
-                <w:rFonts w:ascii="Arial" w:eastAsia="Calibri" w:hAnsi="Arial" w:cs="Times New Roman"/>
-                <w:kern w:val="0"/>
-                <w:sz w:val="16"/>
-                <w:szCs w:val="16"/>
-                <w:lang w:eastAsia="ru-RU"/>
-              </w:rPr>
-              <w:t>микропреципитации</w:t>
-            </w:r>
-            <w:proofErr w:type="spellEnd"/>
-            <w:r>
-              <w:rPr>
-                <w:rFonts w:ascii="Arial" w:eastAsia="Calibri" w:hAnsi="Arial" w:cs="Times New Roman"/>
-                <w:kern w:val="0"/>
-                <w:sz w:val="16"/>
-                <w:szCs w:val="16"/>
-                <w:lang w:eastAsia="ru-RU"/>
-              </w:rPr>
-              <w:t xml:space="preserve"> (RW)</w:t>
-            </w:r>
-          </w:p>
-        </w:tc>
-        <w:tc>
-          <w:tcPr>
-            <w:tcW w:w="5415" w:type="dxa"/>
-            <w:gridSpan w:val="10"/>
-            <w:tcBorders>
-              <w:top w:val="single" w:sz="4" w:space="0" w:color="000000"/>
-              <w:left w:val="single" w:sz="4" w:space="0" w:color="000000"/>
-              <w:bottom w:val="single" w:sz="4" w:space="0" w:color="000000"/>
-              <w:right w:val="single" w:sz="4" w:space="0" w:color="000000"/>
-            </w:tcBorders>
-          </w:tcPr>
-          <w:p>
-            <w:pPr>
-              <w:spacing w:after="0"/>
-              <w:rPr>
-                <w:rFonts w:eastAsia="Calibri" w:cs="Times New Roman"/>
-                <w:kern w:val="0"/>
-                <w:sz w:val="16"/>
-                <w:szCs w:val="16"/>
-                <w:lang w:eastAsia="ru-RU"/>
-              </w:rPr>
-            </w:pPr>
-            <w:r>
-              <w:rPr>
-                <w:rFonts w:ascii="Arial" w:eastAsia="Calibri" w:hAnsi="Arial" w:cs="Times New Roman"/>
-                <w:kern w:val="0"/>
-                <w:sz w:val="16"/>
-                <w:szCs w:val="16"/>
-                <w:lang w:eastAsia="ru-RU"/>
-              </w:rPr>
-              <w:t>Исследование мазка на носительство патогенного стафилококка</w:t>
-            </w:r>
-          </w:p>
-        </w:tc>
-      </w:tr>
-      <w:tr>
-        <w:trPr>
-          <w:trHeight w:val="495"/>
-        </w:trPr>
-        <w:tc>
-          <w:tcPr>
-            <w:tcW w:w="4699" w:type="dxa"/>
-            <w:gridSpan w:val="4"/>
-            <w:tcBorders>
-              <w:top w:val="single" w:sz="4" w:space="0" w:color="000000"/>
-              <w:left w:val="single" w:sz="4" w:space="0" w:color="000000"/>
-              <w:bottom w:val="single" w:sz="4" w:space="0" w:color="000000"/>
-              <w:right w:val="single" w:sz="4" w:space="0" w:color="000000"/>
-            </w:tcBorders>
-            <w:vAlign w:val="center"/>
-          </w:tcPr>
-          <w:p>
-            <w:pPr>
-              <w:spacing w:after="0"/>
-              <w:rPr>
-                <w:rFonts w:eastAsia="Calibri" w:cs="Times New Roman"/>
-                <w:kern w:val="0"/>
-                <w:sz w:val="16"/>
-                <w:szCs w:val="16"/>
-                <w:lang w:eastAsia="ru-RU"/>
-              </w:rPr>
-            </w:pPr>
-            <w:r>
-              <w:rPr>
-                <w:rFonts w:ascii="Arial" w:eastAsia="Calibri" w:hAnsi="Arial" w:cs="Times New Roman"/>
-                <w:kern w:val="0"/>
-                <w:sz w:val="16"/>
-                <w:szCs w:val="16"/>
-                <w:lang w:eastAsia="ru-RU"/>
-              </w:rPr>
-              <w:t>Внутриглазное давление (40 лет и старше)</w:t>
-            </w:r>
-          </w:p>
-        </w:tc>
-        <w:tc>
-          <w:tcPr>
-            <w:tcW w:w="3060" w:type="dxa"/>
-            <w:gridSpan w:val="8"/>
-            <w:tcBorders>
-              <w:top w:val="single" w:sz="4" w:space="0" w:color="000000"/>
-              <w:left w:val="single" w:sz="4" w:space="0" w:color="000000"/>
-              <w:bottom w:val="single" w:sz="4" w:space="0" w:color="000000"/>
-              <w:right w:val="single" w:sz="4" w:space="0" w:color="000000"/>
-            </w:tcBorders>
-            <w:vAlign w:val="center"/>
-          </w:tcPr>
-          <w:p>
-            <w:pPr>
-              <w:spacing w:after="0"/>
-              <w:rPr>
-                <w:rFonts w:ascii="Arial" w:eastAsia="Calibri" w:hAnsi="Arial" w:cs="Times New Roman"/>
-                <w:kern w:val="0"/>
-                <w:sz w:val="16"/>
-                <w:szCs w:val="16"/>
-                <w:lang w:eastAsia="ru-RU"/>
-              </w:rPr>
-            </w:pPr>
-            <w:r>
-              <w:rPr>
-                <w:rFonts w:ascii="Arial" w:eastAsia="Calibri" w:hAnsi="Arial" w:cs="Times New Roman"/>
-                <w:kern w:val="0"/>
-                <w:sz w:val="16"/>
-                <w:szCs w:val="16"/>
-                <w:lang w:eastAsia="ru-RU"/>
-              </w:rPr>
-              <w:t>OD =</w:t>
-            </w:r>
-          </w:p>
-        </w:tc>
-        <w:tc>
-          <w:tcPr>
-            <w:tcW w:w="3069" w:type="dxa"/>
-            <w:gridSpan w:val="3"/>
-            <w:tcBorders>
-              <w:top w:val="single" w:sz="4" w:space="0" w:color="000000"/>
-              <w:left w:val="single" w:sz="4" w:space="0" w:color="000000"/>
-              <w:bottom w:val="single" w:sz="4" w:space="0" w:color="000000"/>
-              <w:right w:val="single" w:sz="4" w:space="0" w:color="000000"/>
-            </w:tcBorders>
-            <w:vAlign w:val="center"/>
-          </w:tcPr>
-          <w:p>
-            <w:pPr>
-              <w:spacing w:after="0"/>
-              <w:rPr>
-                <w:rFonts w:ascii="Arial" w:eastAsia="Calibri" w:hAnsi="Arial" w:cs="Times New Roman"/>
-                <w:kern w:val="0"/>
-                <w:sz w:val="16"/>
-                <w:szCs w:val="16"/>
-                <w:lang w:eastAsia="ru-RU"/>
-              </w:rPr>
-            </w:pPr>
-            <w:r>
-              <w:rPr>
-                <w:rFonts w:ascii="Arial" w:eastAsia="Calibri" w:hAnsi="Arial" w:cs="Times New Roman"/>
-                <w:kern w:val="0"/>
-                <w:sz w:val="16"/>
-                <w:szCs w:val="16"/>
-                <w:lang w:eastAsia="ru-RU"/>
-              </w:rPr>
-              <w:t>OS =</w:t>
-            </w:r>
-          </w:p>
-        </w:tc>
-      </w:tr>
-      <w:tr>
-        <w:trPr>
-          <w:trHeight w:val="880"/>
-        </w:trPr>
-        <w:tc>
-          <w:tcPr>
-            <w:tcW w:w="10828" w:type="dxa"/>
-            <w:gridSpan w:val="15"/>
-            <w:tcBorders>
-              <w:top w:val="single" w:sz="4" w:space="0" w:color="000000"/>
-              <w:left w:val="single" w:sz="4" w:space="0" w:color="000000"/>
-              <w:bottom w:val="single" w:sz="4" w:space="0" w:color="000000"/>
-              <w:right w:val="single" w:sz="4" w:space="0" w:color="000000"/>
-            </w:tcBorders>
-            <w:vAlign w:val="center"/>
-          </w:tcPr>
-          <w:p>
-            <w:pPr>
-              <w:spacing w:after="0"/>
-              <w:rPr>
-                <w:rFonts w:ascii="Arial" w:eastAsia="Calibri" w:hAnsi="Arial" w:cs="Times New Roman"/>
-                <w:kern w:val="0"/>
-                <w:sz w:val="16"/>
-                <w:szCs w:val="16"/>
-                <w:lang w:eastAsia="ru-RU"/>
-              </w:rPr>
-            </w:pPr>
-            <w:r>
-              <w:rPr>
-                <w:rFonts w:ascii="Arial" w:eastAsia="Calibri" w:hAnsi="Arial" w:cs="Times New Roman"/>
-                <w:kern w:val="0"/>
-                <w:sz w:val="16"/>
-                <w:szCs w:val="16"/>
-                <w:lang w:eastAsia="ru-RU"/>
-              </w:rPr>
-              <w:t>Электрокардиография (ЭКГ)</w:t>
-            </w:r>
-          </w:p>
-        </w:tc>
-      </w:tr>
-      <w:tr>
-        <w:trPr>
-          <w:trHeight w:val="1701"/>
-        </w:trPr>
-        <w:tc>
-          <w:tcPr>
-            <w:tcW w:w="10828" w:type="dxa"/>
-            <w:gridSpan w:val="15"/>
-            <w:tcBorders>
-              <w:top w:val="single" w:sz="4" w:space="0" w:color="000000"/>
-              <w:left w:val="single" w:sz="4" w:space="0" w:color="000000"/>
-              <w:bottom w:val="single" w:sz="4" w:space="0" w:color="000000"/>
-              <w:right w:val="single" w:sz="4" w:space="0" w:color="000000"/>
-            </w:tcBorders>
-            <w:vAlign w:val="center"/>
-          </w:tcPr>
-          <w:p>
-            <w:pPr>
-              <w:spacing w:after="0"/>
-              <w:rPr>
-                <w:rFonts w:ascii="Arial" w:eastAsia="Calibri" w:hAnsi="Arial" w:cs="Times New Roman"/>
-                <w:kern w:val="0"/>
-                <w:sz w:val="20"/>
-                <w:szCs w:val="20"/>
-                <w:lang w:eastAsia="ru-RU"/>
-              </w:rPr>
-            </w:pPr>
-          </w:p>
-          <w:p>
-            <w:pPr>
-              <w:spacing w:after="0"/>
-              <w:rPr>
-                <w:rFonts w:ascii="Arial" w:eastAsia="Calibri" w:hAnsi="Arial" w:cs="Times New Roman"/>
-                <w:kern w:val="0"/>
-                <w:sz w:val="20"/>
-                <w:szCs w:val="20"/>
-                <w:lang w:eastAsia="ru-RU"/>
-              </w:rPr>
-            </w:pPr>
-            <w:r>
-              <w:rPr>
-                <w:rFonts w:ascii="Arial" w:eastAsia="Calibri" w:hAnsi="Arial" w:cs="Times New Roman"/>
-                <w:kern w:val="0"/>
-                <w:sz w:val="20"/>
-                <w:szCs w:val="20"/>
-                <w:lang w:eastAsia="ru-RU"/>
-              </w:rPr>
-              <w:t>ФЛГ:</w:t>
-            </w:r>
-          </w:p>
-          <w:p>
-            <w:pPr>
-              <w:spacing w:after="0"/>
-              <w:rPr>
-                <w:rFonts w:ascii="Arial" w:eastAsia="Calibri" w:hAnsi="Arial" w:cs="Times New Roman"/>
-                <w:color w:val="000000"/>
-                <w:kern w:val="0"/>
-                <w:sz w:val="16"/>
-                <w:szCs w:val="16"/>
-                <w:lang w:eastAsia="ru-RU"/>
-              </w:rPr>
-            </w:pPr>
-          </w:p>
-          <w:p>
-            <w:pPr>
-              <w:spacing w:after="0"/>
-              <w:rPr>
-                <w:rFonts w:ascii="Arial" w:eastAsia="Calibri" w:hAnsi="Arial" w:cs="Times New Roman"/>
-                <w:color w:val="000000"/>
-                <w:kern w:val="0"/>
-                <w:sz w:val="16"/>
-                <w:szCs w:val="16"/>
-                <w:lang w:eastAsia="ru-RU"/>
-              </w:rPr>
-            </w:pPr>
-          </w:p>
-          <w:p>
-            <w:pPr>
-              <w:spacing w:after="0"/>
-              <w:rPr>
-                <w:rFonts w:ascii="Arial" w:eastAsia="Calibri" w:hAnsi="Arial" w:cs="Times New Roman"/>
-                <w:color w:val="000000"/>
-                <w:kern w:val="0"/>
-                <w:sz w:val="16"/>
-                <w:szCs w:val="16"/>
-                <w:lang w:eastAsia="ru-RU"/>
-              </w:rPr>
-            </w:pPr>
-          </w:p>
-          <w:p>
-            <w:pPr>
-              <w:spacing w:after="0"/>
-              <w:rPr>
-                <w:rFonts w:ascii="Arial" w:eastAsia="Calibri" w:hAnsi="Arial" w:cs="Times New Roman"/>
-                <w:color w:val="000000"/>
-                <w:kern w:val="0"/>
-                <w:sz w:val="16"/>
-                <w:szCs w:val="16"/>
-                <w:lang w:eastAsia="ru-RU"/>
-              </w:rPr>
-            </w:pPr>
-          </w:p>
-          <w:p>
-            <w:pPr>
-              <w:spacing w:after="0"/>
-              <w:rPr>
-                <w:rFonts w:ascii="Arial" w:eastAsia="Calibri" w:hAnsi="Arial" w:cs="Times New Roman"/>
-                <w:color w:val="000000"/>
-                <w:kern w:val="0"/>
-                <w:sz w:val="16"/>
-                <w:szCs w:val="16"/>
-                <w:lang w:eastAsia="ru-RU"/>
-              </w:rPr>
-            </w:pPr>
-          </w:p>
-          <w:p>
-            <w:pPr>
-              <w:spacing w:after="0"/>
-              <w:rPr>
-                <w:rFonts w:ascii="Arial" w:eastAsia="Calibri" w:hAnsi="Arial" w:cs="Times New Roman"/>
-                <w:color w:val="000000"/>
-                <w:kern w:val="0"/>
-                <w:sz w:val="16"/>
-                <w:szCs w:val="16"/>
-                <w:lang w:eastAsia="ru-RU"/>
-              </w:rPr>
-            </w:pPr>
-          </w:p>
-          <w:p>
-            <w:pPr>
-              <w:spacing w:after="0"/>
-              <w:rPr>
-                <w:rFonts w:ascii="Arial" w:eastAsia="Calibri" w:hAnsi="Arial" w:cs="Times New Roman"/>
-                <w:color w:val="000000"/>
-                <w:kern w:val="0"/>
-                <w:sz w:val="16"/>
-                <w:szCs w:val="16"/>
-                <w:lang w:eastAsia="ru-RU"/>
-              </w:rPr>
-            </w:pPr>
-          </w:p>
-          <w:p>
-            <w:pPr>
-              <w:spacing w:after="0"/>
-              <w:rPr>
-                <w:rFonts w:ascii="Arial" w:eastAsia="Calibri" w:hAnsi="Arial" w:cs="Times New Roman"/>
-                <w:color w:val="000000"/>
-                <w:kern w:val="0"/>
-                <w:sz w:val="16"/>
-                <w:szCs w:val="16"/>
-                <w:lang w:eastAsia="ru-RU"/>
-              </w:rPr>
-            </w:pPr>
-          </w:p>
-          <w:p>
-            <w:pPr>
-              <w:spacing w:after="0"/>
-              <w:rPr>
-                <w:rFonts w:ascii="Arial" w:eastAsia="Calibri" w:hAnsi="Arial" w:cs="Times New Roman"/>
-                <w:color w:val="000000"/>
-                <w:kern w:val="0"/>
-                <w:sz w:val="16"/>
-                <w:szCs w:val="16"/>
-                <w:lang w:eastAsia="ru-RU"/>
-              </w:rPr>
-            </w:pPr>
-          </w:p>
-          <w:p>
-            <w:pPr>
-              <w:spacing w:after="0"/>
-              <w:rPr>
-                <w:rFonts w:ascii="Arial" w:eastAsia="Calibri" w:hAnsi="Arial" w:cs="Times New Roman"/>
-                <w:color w:val="000000"/>
-                <w:kern w:val="0"/>
-                <w:sz w:val="16"/>
-                <w:szCs w:val="16"/>
-                <w:lang w:eastAsia="ru-RU"/>
-              </w:rPr>
-            </w:pPr>
-          </w:p>
-          <w:p>
-            <w:pPr>
-              <w:spacing w:after="0"/>
-              <w:rPr>
-                <w:rFonts w:ascii="Arial" w:eastAsia="Calibri" w:hAnsi="Arial" w:cs="Times New Roman"/>
-                <w:color w:val="000000"/>
-                <w:kern w:val="0"/>
-                <w:sz w:val="16"/>
-                <w:szCs w:val="16"/>
-                <w:lang w:eastAsia="ru-RU"/>
-              </w:rPr>
-            </w:pPr>
-          </w:p>
-          <w:p>
-            <w:pPr>
-              <w:spacing w:after="0"/>
-              <w:rPr>
-                <w:rFonts w:ascii="Arial" w:eastAsia="Calibri" w:hAnsi="Arial" w:cs="Times New Roman"/>
-                <w:kern w:val="0"/>
-                <w:sz w:val="20"/>
-                <w:szCs w:val="20"/>
-                <w:lang w:eastAsia="ru-RU"/>
-              </w:rPr>
-            </w:pPr>
-            <w:r>
-              <w:rPr>
-                <w:rFonts w:ascii="Arial" w:eastAsia="Calibri" w:hAnsi="Arial" w:cs="Times New Roman"/>
-                <w:color w:val="000000"/>
-                <w:kern w:val="0"/>
-                <w:sz w:val="20"/>
-                <w:szCs w:val="20"/>
-                <w:lang w:eastAsia="ru-RU"/>
-              </w:rPr>
-              <w:t>Маммография (40 лет и старше):</w:t>
-            </w:r>
-          </w:p>
-          <w:p>
-            <w:pPr>
-              <w:spacing w:after="0"/>
-              <w:rPr>
-                <w:rFonts w:ascii="Arial" w:eastAsia="Calibri" w:hAnsi="Arial" w:cs="Times New Roman"/>
-                <w:kern w:val="0"/>
-                <w:sz w:val="16"/>
-                <w:szCs w:val="16"/>
-                <w:lang w:eastAsia="ru-RU"/>
-              </w:rPr>
-            </w:pPr>
-          </w:p>
-        </w:tc>
-      </w:tr>
-      <w:tr>
-        <w:trPr>
-          <w:trHeight w:val="360"/>
-        </w:trPr>
-        <w:tc>
-          <w:tcPr>
-            <w:tcW w:w="10828" w:type="dxa"/>
-            <w:gridSpan w:val="15"/>
-            <w:tcBorders>
-              <w:bottom w:val="single" w:sz="4" w:space="0" w:color="000000"/>
-            </w:tcBorders>
-            <w:vAlign w:val="center"/>
-          </w:tcPr>
-          <w:p>
-            <w:pPr>
-              <w:spacing w:after="0"/>
-              <w:jc w:val="both"/>
-              <w:rPr>
-                <w:rFonts w:ascii="Arial" w:eastAsia="Calibri" w:hAnsi="Arial" w:cs="Times New Roman"/>
-                <w:kern w:val="0"/>
-                <w:sz w:val="18"/>
-                <w:szCs w:val="18"/>
-                <w:lang w:eastAsia="ru-RU"/>
-              </w:rPr>
-            </w:pPr>
-            <w:r>
-              <w:rPr>
-                <w:rFonts w:ascii="Arial" w:eastAsia="Calibri" w:hAnsi="Arial" w:cs="Times New Roman"/>
-                <w:kern w:val="0"/>
-                <w:sz w:val="18"/>
-                <w:szCs w:val="18"/>
-                <w:lang w:eastAsia="ru-RU"/>
-              </w:rPr>
-              <w:lastRenderedPageBreak/>
-              <w:t>Данные клинического анализа крови, клинического</w:t>
-            </w:r>
-            <w:r>
-              <w:rPr>
-                <w:rFonts w:ascii="Arial" w:eastAsia="Calibri" w:hAnsi="Arial" w:cs="Times New Roman"/>
-                <w:kern w:val="0"/>
-                <w:sz w:val="18"/>
-                <w:szCs w:val="18"/>
-                <w:lang w:eastAsia="ru-RU"/>
-              </w:rPr>
-              <w:t xml:space="preserve"> анализа мочи, данные цитологического исследования мазка с шейки матки, спирометрии, </w:t>
-            </w:r>
-            <w:proofErr w:type="spellStart"/>
-            <w:r>
-              <w:rPr>
-                <w:rFonts w:ascii="Arial" w:eastAsia="Calibri" w:hAnsi="Arial" w:cs="Times New Roman"/>
-                <w:kern w:val="0"/>
-                <w:sz w:val="18"/>
-                <w:szCs w:val="18"/>
-                <w:lang w:eastAsia="ru-RU"/>
-              </w:rPr>
-              <w:t>паллестезиометрии</w:t>
-            </w:r>
-            <w:proofErr w:type="spellEnd"/>
-            <w:r>
-              <w:rPr>
-                <w:rFonts w:ascii="Arial" w:eastAsia="Calibri" w:hAnsi="Arial" w:cs="Times New Roman"/>
-                <w:kern w:val="0"/>
-                <w:sz w:val="18"/>
-                <w:szCs w:val="18"/>
-                <w:lang w:eastAsia="ru-RU"/>
-              </w:rPr>
-              <w:t>, УЗИ ОБП, УЗИ ОМТ, аудиометрии – в приложении</w:t>
-            </w:r>
-          </w:p>
-          <w:p>
-            <w:pPr>
-              <w:spacing w:after="0"/>
-              <w:jc w:val="both"/>
-              <w:rPr>
-                <w:rFonts w:ascii="Arial" w:eastAsia="Calibri" w:hAnsi="Arial" w:cs="Times New Roman"/>
-                <w:kern w:val="0"/>
-                <w:sz w:val="18"/>
-                <w:szCs w:val="18"/>
-                <w:lang w:eastAsia="ru-RU"/>
-              </w:rPr>
-            </w:pPr>
-          </w:p>
-          <w:p>
-            <w:pPr>
-              <w:spacing w:after="0"/>
-              <w:jc w:val="both"/>
-              <w:rPr>
-                <w:rFonts w:ascii="Arial" w:eastAsia="Calibri" w:hAnsi="Arial" w:cs="Times New Roman"/>
-                <w:kern w:val="0"/>
-                <w:sz w:val="18"/>
-                <w:szCs w:val="18"/>
-                <w:lang w:eastAsia="ru-RU"/>
-              </w:rPr>
-            </w:pPr>
-          </w:p>
-          <w:p>
-            <w:pPr>
-              <w:spacing w:after="0"/>
-              <w:jc w:val="both"/>
-              <w:rPr>
-                <w:rFonts w:ascii="Arial" w:eastAsia="Calibri" w:hAnsi="Arial" w:cs="Times New Roman"/>
-                <w:kern w:val="0"/>
-                <w:sz w:val="18"/>
-                <w:szCs w:val="18"/>
-                <w:lang w:eastAsia="ru-RU"/>
-              </w:rPr>
-            </w:pPr>
-          </w:p>
-          <w:p>
-            <w:pPr>
-              <w:spacing w:after="0"/>
-              <w:jc w:val="both"/>
-              <w:rPr>
-                <w:rFonts w:ascii="Arial" w:eastAsia="Calibri" w:hAnsi="Arial" w:cs="Times New Roman"/>
-                <w:kern w:val="0"/>
-                <w:sz w:val="18"/>
-                <w:szCs w:val="18"/>
-                <w:lang w:eastAsia="ru-RU"/>
-              </w:rPr>
-            </w:pPr>
-          </w:p>
-          <w:p>
-            <w:pPr>
-              <w:spacing w:after="0"/>
-              <w:jc w:val="both"/>
-              <w:rPr>
-                <w:rFonts w:ascii="Arial" w:eastAsia="Calibri" w:hAnsi="Arial" w:cs="Times New Roman"/>
-                <w:kern w:val="0"/>
-                <w:sz w:val="18"/>
-                <w:szCs w:val="18"/>
-                <w:lang w:eastAsia="ru-RU"/>
-              </w:rPr>
-            </w:pPr>
-          </w:p>
-          <w:p>
-            <w:pPr>
-              <w:spacing w:after="0"/>
-              <w:jc w:val="both"/>
-              <w:rPr>
-                <w:rFonts w:ascii="Arial" w:eastAsia="Calibri" w:hAnsi="Arial" w:cs="Times New Roman"/>
-                <w:kern w:val="0"/>
-                <w:sz w:val="18"/>
-                <w:szCs w:val="18"/>
-                <w:lang w:eastAsia="ru-RU"/>
-              </w:rPr>
-            </w:pPr>
-          </w:p>
-          <w:p>
-            <w:pPr>
-              <w:spacing w:after="0"/>
-              <w:jc w:val="both"/>
-              <w:rPr>
-                <w:rFonts w:ascii="Arial" w:eastAsia="Calibri" w:hAnsi="Arial" w:cs="Times New Roman"/>
-                <w:kern w:val="0"/>
-                <w:sz w:val="18"/>
-                <w:szCs w:val="18"/>
-                <w:lang w:eastAsia="ru-RU"/>
-              </w:rPr>
-            </w:pPr>
-          </w:p>
-          <w:p>
-            <w:pPr>
-              <w:spacing w:after="0"/>
-              <w:jc w:val="both"/>
-              <w:rPr>
-                <w:rFonts w:eastAsia="Calibri" w:cs="Times New Roman"/>
-                <w:kern w:val="0"/>
-                <w:sz w:val="18"/>
-                <w:szCs w:val="18"/>
-                <w:lang w:eastAsia="ru-RU"/>
-              </w:rPr>
-            </w:pPr>
-          </w:p>
-        </w:tc>
-      </w:tr>
-      <w:tr>
-        <w:trPr>
-          <w:trHeight w:val="740"/>
-        </w:trPr>
-        <w:tc>
-          <w:tcPr>
-            <w:tcW w:w="2163" w:type="dxa"/>
-            <w:tcBorders>
-              <w:top w:val="single" w:sz="4" w:space="0" w:color="000000"/>
-              <w:left w:val="single" w:sz="4" w:space="0" w:color="000000"/>
-              <w:bottom w:val="single" w:sz="4" w:space="0" w:color="000000"/>
-              <w:right w:val="single" w:sz="4" w:space="0" w:color="000000"/>
-            </w:tcBorders>
-          </w:tcPr>
-          <w:p>
-            <w:pPr>
-              <w:spacing w:after="0"/>
-              <w:rPr>
-                <w:rFonts w:eastAsia="Calibri" w:cs="Times New Roman"/>
-                <w:kern w:val="0"/>
-                <w:sz w:val="20"/>
-                <w:szCs w:val="20"/>
-                <w:lang w:eastAsia="ru-RU"/>
-              </w:rPr>
-            </w:pPr>
-            <w:r>
-              <w:rPr>
-                <w:rFonts w:ascii="Arial" w:eastAsia="Calibri" w:hAnsi="Arial" w:cs="Times New Roman"/>
-                <w:kern w:val="0"/>
-                <w:sz w:val="20"/>
-                <w:szCs w:val="20"/>
-                <w:lang w:eastAsia="ru-RU"/>
-              </w:rPr>
-              <w:t xml:space="preserve">РОСТ </w:t>
-            </w:r>
-            <w:r>
-              <w:rPr>
-                <w:rFonts w:ascii="Arial" w:eastAsia="Calibri" w:hAnsi="Arial" w:cs="Times New Roman"/>
-                <w:kern w:val="0"/>
-                <w:sz w:val="20"/>
-                <w:szCs w:val="20"/>
-                <w:lang w:eastAsia="ru-RU"/>
-              </w:rPr>
-              <w:br/>
-            </w:r>
-            <w:proofErr w:type="gramStart"/>
-            <w:r>
-              <w:rPr>
-                <w:rFonts w:ascii="Arial" w:eastAsia="Calibri" w:hAnsi="Arial" w:cs="Times New Roman"/>
-                <w:kern w:val="0"/>
-                <w:sz w:val="20"/>
-                <w:szCs w:val="20"/>
-                <w:lang w:eastAsia="ru-RU"/>
-              </w:rPr>
-              <w:t>см</w:t>
-            </w:r>
-            <w:proofErr w:type="gramEnd"/>
-          </w:p>
-        </w:tc>
-        <w:tc>
-          <w:tcPr>
-            <w:tcW w:w="2165" w:type="dxa"/>
-            <w:gridSpan w:val="2"/>
-            <w:tcBorders>
-              <w:top w:val="single" w:sz="4" w:space="0" w:color="000000"/>
-              <w:left w:val="single" w:sz="4" w:space="0" w:color="000000"/>
-              <w:bottom w:val="single" w:sz="4" w:space="0" w:color="000000"/>
-              <w:right w:val="single" w:sz="4" w:space="0" w:color="000000"/>
-            </w:tcBorders>
-          </w:tcPr>
-          <w:p>
-            <w:pPr>
-              <w:spacing w:after="0"/>
-              <w:rPr>
-                <w:rFonts w:eastAsia="Calibri" w:cs="Times New Roman"/>
-                <w:kern w:val="0"/>
-                <w:sz w:val="20"/>
-                <w:szCs w:val="20"/>
-                <w:lang w:eastAsia="ru-RU"/>
-              </w:rPr>
-            </w:pPr>
-            <w:r>
-              <w:rPr>
-                <w:rFonts w:ascii="Arial" w:eastAsia="Calibri" w:hAnsi="Arial" w:cs="Times New Roman"/>
-                <w:kern w:val="0"/>
-                <w:sz w:val="20"/>
-                <w:szCs w:val="20"/>
-                <w:lang w:eastAsia="ru-RU"/>
-              </w:rPr>
-              <w:t xml:space="preserve">ВЕС </w:t>
-            </w:r>
-            <w:r>
-              <w:rPr>
-                <w:rFonts w:ascii="Arial" w:eastAsia="Calibri" w:hAnsi="Arial" w:cs="Times New Roman"/>
-                <w:kern w:val="0"/>
-                <w:sz w:val="20"/>
-                <w:szCs w:val="20"/>
-                <w:lang w:eastAsia="ru-RU"/>
-              </w:rPr>
-              <w:br/>
-            </w:r>
-            <w:proofErr w:type="gramStart"/>
-            <w:r>
-              <w:rPr>
-                <w:rFonts w:ascii="Arial" w:eastAsia="Calibri" w:hAnsi="Arial" w:cs="Times New Roman"/>
-                <w:kern w:val="0"/>
-                <w:sz w:val="20"/>
-                <w:szCs w:val="20"/>
-                <w:lang w:eastAsia="ru-RU"/>
-              </w:rPr>
-              <w:t>кг</w:t>
-            </w:r>
-            <w:proofErr w:type="gramEnd"/>
-          </w:p>
-        </w:tc>
-        <w:tc>
-          <w:tcPr>
-            <w:tcW w:w="2167" w:type="dxa"/>
-            <w:gridSpan w:val="6"/>
-            <w:tcBorders>
-              <w:top w:val="single" w:sz="4" w:space="0" w:color="000000"/>
-              <w:left w:val="single" w:sz="4" w:space="0" w:color="000000"/>
-              <w:bottom w:val="single" w:sz="4" w:space="0" w:color="000000"/>
-              <w:right w:val="single" w:sz="4" w:space="0" w:color="000000"/>
-            </w:tcBorders>
-          </w:tcPr>
-          <w:p>
-            <w:pPr>
-              <w:spacing w:after="0"/>
-              <w:rPr>
-                <w:rFonts w:eastAsia="Calibri" w:cs="Times New Roman"/>
-                <w:kern w:val="0"/>
-                <w:sz w:val="20"/>
-                <w:szCs w:val="20"/>
-                <w:lang w:eastAsia="ru-RU"/>
-              </w:rPr>
-            </w:pPr>
-            <w:r>
-              <w:rPr>
-                <w:rFonts w:ascii="Arial" w:eastAsia="Calibri" w:hAnsi="Arial" w:cs="Times New Roman"/>
-                <w:kern w:val="0"/>
-                <w:sz w:val="20"/>
-                <w:szCs w:val="20"/>
-                <w:lang w:eastAsia="ru-RU"/>
-              </w:rPr>
-              <w:t>ИМТ</w:t>
-            </w:r>
-          </w:p>
-        </w:tc>
-        <w:tc>
-          <w:tcPr>
-            <w:tcW w:w="2165" w:type="dxa"/>
-            <w:gridSpan w:val="4"/>
-            <w:tcBorders>
-              <w:top w:val="single" w:sz="4" w:space="0" w:color="000000"/>
-              <w:left w:val="single" w:sz="4" w:space="0" w:color="000000"/>
-              <w:bottom w:val="single" w:sz="4" w:space="0" w:color="000000"/>
-              <w:right w:val="single" w:sz="4" w:space="0" w:color="000000"/>
-            </w:tcBorders>
-          </w:tcPr>
-          <w:p>
-            <w:pPr>
-              <w:spacing w:after="0"/>
-              <w:rPr>
-                <w:rFonts w:eastAsia="Calibri" w:cs="Times New Roman"/>
-                <w:kern w:val="0"/>
-                <w:sz w:val="20"/>
-                <w:szCs w:val="20"/>
-                <w:lang w:eastAsia="ru-RU"/>
-              </w:rPr>
-            </w:pPr>
-            <w:r>
-              <w:rPr>
-                <w:rFonts w:ascii="Arial" w:eastAsia="Calibri" w:hAnsi="Arial" w:cs="Times New Roman"/>
-                <w:kern w:val="0"/>
-                <w:sz w:val="20"/>
-                <w:szCs w:val="20"/>
-                <w:lang w:eastAsia="ru-RU"/>
-              </w:rPr>
-              <w:t>ОТ</w:t>
-            </w:r>
-          </w:p>
-        </w:tc>
-        <w:tc>
-          <w:tcPr>
-            <w:tcW w:w="2168" w:type="dxa"/>
-            <w:gridSpan w:val="2"/>
-            <w:tcBorders>
-              <w:top w:val="single" w:sz="4" w:space="0" w:color="000000"/>
-              <w:left w:val="single" w:sz="4" w:space="0" w:color="000000"/>
-              <w:bottom w:val="single" w:sz="4" w:space="0" w:color="000000"/>
-              <w:right w:val="single" w:sz="4" w:space="0" w:color="000000"/>
-            </w:tcBorders>
-          </w:tcPr>
-          <w:p>
-            <w:pPr>
-              <w:spacing w:after="0"/>
-              <w:rPr>
-                <w:rFonts w:eastAsia="Calibri" w:cs="Times New Roman"/>
-                <w:kern w:val="0"/>
-                <w:sz w:val="20"/>
-                <w:szCs w:val="20"/>
-                <w:lang w:eastAsia="ru-RU"/>
-              </w:rPr>
-            </w:pPr>
-            <w:r>
-              <w:rPr>
-                <w:rFonts w:ascii="Arial" w:eastAsia="Calibri" w:hAnsi="Arial" w:cs="Times New Roman"/>
-                <w:kern w:val="0"/>
-                <w:sz w:val="20"/>
-                <w:szCs w:val="20"/>
-                <w:lang w:eastAsia="ru-RU"/>
-              </w:rPr>
-              <w:t xml:space="preserve">АД </w:t>
-            </w:r>
-            <w:r>
-              <w:rPr>
-                <w:rFonts w:ascii="Arial" w:eastAsia="Calibri" w:hAnsi="Arial" w:cs="Times New Roman"/>
-                <w:kern w:val="0"/>
-                <w:sz w:val="20"/>
-                <w:szCs w:val="20"/>
-                <w:lang w:eastAsia="ru-RU"/>
-              </w:rPr>
-              <w:br/>
-            </w:r>
-            <w:proofErr w:type="spellStart"/>
-            <w:r>
-              <w:rPr>
-                <w:rFonts w:ascii="Arial" w:eastAsia="Calibri" w:hAnsi="Arial" w:cs="Times New Roman"/>
-                <w:kern w:val="0"/>
-                <w:sz w:val="20"/>
-                <w:szCs w:val="20"/>
-                <w:lang w:eastAsia="ru-RU"/>
-              </w:rPr>
-              <w:t>мм</w:t>
-            </w:r>
-            <w:proofErr w:type="gramStart"/>
-            <w:r>
-              <w:rPr>
-                <w:rFonts w:ascii="Arial" w:eastAsia="Calibri" w:hAnsi="Arial" w:cs="Times New Roman"/>
-                <w:kern w:val="0"/>
-                <w:sz w:val="20"/>
-                <w:szCs w:val="20"/>
-                <w:lang w:eastAsia="ru-RU"/>
-              </w:rPr>
-              <w:t>.р</w:t>
-            </w:r>
-            <w:proofErr w:type="gramEnd"/>
-            <w:r>
-              <w:rPr>
-                <w:rFonts w:ascii="Arial" w:eastAsia="Calibri" w:hAnsi="Arial" w:cs="Times New Roman"/>
-                <w:kern w:val="0"/>
-                <w:sz w:val="20"/>
-                <w:szCs w:val="20"/>
-                <w:lang w:eastAsia="ru-RU"/>
-              </w:rPr>
-              <w:t>т.ст</w:t>
-            </w:r>
-            <w:proofErr w:type="spellEnd"/>
-            <w:r>
-              <w:rPr>
-                <w:rFonts w:ascii="Arial" w:eastAsia="Calibri" w:hAnsi="Arial" w:cs="Times New Roman"/>
-                <w:kern w:val="0"/>
-                <w:sz w:val="20"/>
-                <w:szCs w:val="20"/>
-                <w:lang w:eastAsia="ru-RU"/>
-              </w:rPr>
-              <w:t>.</w:t>
-            </w:r>
-          </w:p>
-        </w:tc>
-      </w:tr>
-      <w:tr>
-        <w:trPr>
-          <w:trHeight w:val="805"/>
-        </w:trPr>
-        <w:tc>
-          <w:tcPr>
-            <w:tcW w:w="2163" w:type="dxa"/>
-            <w:tcBorders>
-              <w:top w:val="single" w:sz="4" w:space="0" w:color="000000"/>
-              <w:left w:val="single" w:sz="4" w:space="0" w:color="000000"/>
-              <w:bottom w:val="single" w:sz="4" w:space="0" w:color="000000"/>
-              <w:right w:val="single" w:sz="4" w:space="0" w:color="000000"/>
-            </w:tcBorders>
-          </w:tcPr>
-          <w:p>
-            <w:pPr>
-              <w:spacing w:after="0"/>
-              <w:rPr>
-                <w:rFonts w:eastAsia="Calibri" w:cs="Times New Roman"/>
-                <w:kern w:val="0"/>
-                <w:sz w:val="20"/>
-                <w:szCs w:val="20"/>
-                <w:lang w:eastAsia="ru-RU"/>
-              </w:rPr>
-            </w:pPr>
-            <w:r>
-              <w:rPr>
-                <w:rFonts w:ascii="Arial" w:eastAsia="Calibri" w:hAnsi="Arial" w:cs="Times New Roman"/>
-                <w:kern w:val="0"/>
-                <w:sz w:val="20"/>
-                <w:szCs w:val="20"/>
-                <w:lang w:eastAsia="ru-RU"/>
-              </w:rPr>
-              <w:t>ХОЛЕСТЕРИН</w:t>
-            </w:r>
-            <w:r>
-              <w:rPr>
-                <w:rFonts w:ascii="Arial" w:eastAsia="Calibri" w:hAnsi="Arial" w:cs="Times New Roman"/>
-                <w:kern w:val="0"/>
-                <w:sz w:val="20"/>
-                <w:szCs w:val="20"/>
-                <w:lang w:eastAsia="ru-RU"/>
-              </w:rPr>
-              <w:br/>
-            </w:r>
-            <w:proofErr w:type="spellStart"/>
-            <w:r>
-              <w:rPr>
-                <w:rFonts w:ascii="Arial" w:eastAsia="Calibri" w:hAnsi="Arial" w:cs="Times New Roman"/>
-                <w:kern w:val="0"/>
-                <w:sz w:val="20"/>
-                <w:szCs w:val="20"/>
-                <w:lang w:eastAsia="ru-RU"/>
-              </w:rPr>
-              <w:t>ммоль</w:t>
-            </w:r>
-            <w:proofErr w:type="spellEnd"/>
-            <w:r>
-              <w:rPr>
-                <w:rFonts w:ascii="Arial" w:eastAsia="Calibri" w:hAnsi="Arial" w:cs="Times New Roman"/>
-                <w:kern w:val="0"/>
-                <w:sz w:val="20"/>
-                <w:szCs w:val="20"/>
-                <w:lang w:eastAsia="ru-RU"/>
-              </w:rPr>
-              <w:t>/л</w:t>
-            </w:r>
-          </w:p>
-        </w:tc>
-        <w:tc>
-          <w:tcPr>
-            <w:tcW w:w="2165" w:type="dxa"/>
-            <w:gridSpan w:val="2"/>
-            <w:tcBorders>
-              <w:top w:val="single" w:sz="4" w:space="0" w:color="000000"/>
-              <w:left w:val="single" w:sz="4" w:space="0" w:color="000000"/>
-              <w:bottom w:val="single" w:sz="4" w:space="0" w:color="000000"/>
-              <w:right w:val="single" w:sz="4" w:space="0" w:color="000000"/>
-            </w:tcBorders>
-          </w:tcPr>
-          <w:p>
-            <w:pPr>
-              <w:spacing w:after="0"/>
-              <w:rPr>
-                <w:rFonts w:eastAsia="Calibri" w:cs="Times New Roman"/>
-                <w:kern w:val="0"/>
-                <w:sz w:val="20"/>
-                <w:szCs w:val="20"/>
-                <w:lang w:eastAsia="ru-RU"/>
-              </w:rPr>
-            </w:pPr>
-            <w:r>
-              <w:rPr>
-                <w:rFonts w:ascii="Arial" w:eastAsia="Calibri" w:hAnsi="Arial" w:cs="Times New Roman"/>
-                <w:kern w:val="0"/>
-                <w:sz w:val="20"/>
-                <w:szCs w:val="20"/>
-                <w:lang w:eastAsia="ru-RU"/>
-              </w:rPr>
-              <w:t>ГЛЮКОЗА</w:t>
-            </w:r>
-            <w:r>
-              <w:rPr>
-                <w:rFonts w:ascii="Arial" w:eastAsia="Calibri" w:hAnsi="Arial" w:cs="Times New Roman"/>
-                <w:kern w:val="0"/>
-                <w:sz w:val="20"/>
-                <w:szCs w:val="20"/>
-                <w:lang w:eastAsia="ru-RU"/>
-              </w:rPr>
-              <w:br/>
-            </w:r>
-            <w:proofErr w:type="spellStart"/>
-            <w:r>
-              <w:rPr>
-                <w:rFonts w:ascii="Arial" w:eastAsia="Calibri" w:hAnsi="Arial" w:cs="Times New Roman"/>
-                <w:kern w:val="0"/>
-                <w:sz w:val="20"/>
-                <w:szCs w:val="20"/>
-                <w:lang w:eastAsia="ru-RU"/>
-              </w:rPr>
-              <w:t>ммоль</w:t>
-            </w:r>
-            <w:proofErr w:type="spellEnd"/>
-            <w:r>
-              <w:rPr>
-                <w:rFonts w:ascii="Arial" w:eastAsia="Calibri" w:hAnsi="Arial" w:cs="Times New Roman"/>
-                <w:kern w:val="0"/>
-                <w:sz w:val="20"/>
-                <w:szCs w:val="20"/>
-                <w:lang w:eastAsia="ru-RU"/>
-              </w:rPr>
-              <w:t>/л</w:t>
-            </w:r>
-          </w:p>
-        </w:tc>
-        <w:tc>
-          <w:tcPr>
-            <w:tcW w:w="2167" w:type="dxa"/>
-            <w:gridSpan w:val="6"/>
-            <w:tcBorders>
-              <w:top w:val="single" w:sz="4" w:space="0" w:color="000000"/>
-              <w:left w:val="single" w:sz="4" w:space="0" w:color="000000"/>
-              <w:bottom w:val="single" w:sz="4" w:space="0" w:color="000000"/>
-              <w:right w:val="single" w:sz="4" w:space="0" w:color="000000"/>
-            </w:tcBorders>
-          </w:tcPr>
-          <w:p>
-            <w:pPr>
-              <w:spacing w:after="0"/>
-              <w:rPr>
-                <w:rFonts w:eastAsia="Calibri" w:cs="Times New Roman"/>
-                <w:kern w:val="0"/>
-                <w:sz w:val="20"/>
-                <w:szCs w:val="20"/>
-                <w:lang w:eastAsia="ru-RU"/>
-              </w:rPr>
-            </w:pPr>
-            <w:r>
-              <w:rPr>
-                <w:rFonts w:ascii="Arial" w:eastAsia="Calibri" w:hAnsi="Arial" w:cs="Times New Roman"/>
-                <w:kern w:val="0"/>
-                <w:sz w:val="20"/>
-                <w:szCs w:val="20"/>
-                <w:lang w:eastAsia="ru-RU"/>
-              </w:rPr>
-              <w:t>АСТ</w:t>
-            </w:r>
-            <w:r>
-              <w:rPr>
-                <w:rFonts w:ascii="Arial" w:eastAsia="Calibri" w:hAnsi="Arial" w:cs="Times New Roman"/>
-                <w:kern w:val="0"/>
-                <w:sz w:val="20"/>
-                <w:szCs w:val="20"/>
-                <w:lang w:eastAsia="ru-RU"/>
-              </w:rPr>
-              <w:br/>
-            </w:r>
-            <w:proofErr w:type="spellStart"/>
-            <w:proofErr w:type="gramStart"/>
-            <w:r>
-              <w:rPr>
-                <w:rFonts w:ascii="Arial" w:eastAsia="Calibri" w:hAnsi="Arial" w:cs="Times New Roman"/>
-                <w:kern w:val="0"/>
-                <w:sz w:val="20"/>
-                <w:szCs w:val="20"/>
-                <w:lang w:eastAsia="ru-RU"/>
-              </w:rPr>
-              <w:t>ед</w:t>
-            </w:r>
-            <w:proofErr w:type="spellEnd"/>
-            <w:proofErr w:type="gramEnd"/>
-            <w:r>
-              <w:rPr>
-                <w:rFonts w:ascii="Arial" w:eastAsia="Calibri" w:hAnsi="Arial" w:cs="Times New Roman"/>
-                <w:kern w:val="0"/>
-                <w:sz w:val="20"/>
-                <w:szCs w:val="20"/>
-                <w:lang w:eastAsia="ru-RU"/>
-              </w:rPr>
-              <w:t>/л</w:t>
-            </w:r>
-          </w:p>
-        </w:tc>
-        <w:tc>
-          <w:tcPr>
-            <w:tcW w:w="2165" w:type="dxa"/>
-            <w:gridSpan w:val="4"/>
-            <w:tcBorders>
-              <w:top w:val="single" w:sz="4" w:space="0" w:color="000000"/>
-              <w:left w:val="single" w:sz="4" w:space="0" w:color="000000"/>
-              <w:bottom w:val="single" w:sz="4" w:space="0" w:color="000000"/>
-              <w:right w:val="single" w:sz="4" w:space="0" w:color="000000"/>
-            </w:tcBorders>
-          </w:tcPr>
-          <w:p>
-            <w:pPr>
-              <w:spacing w:after="0"/>
-              <w:rPr>
-                <w:rFonts w:eastAsia="Calibri" w:cs="Times New Roman"/>
-                <w:kern w:val="0"/>
-                <w:sz w:val="20"/>
-                <w:szCs w:val="20"/>
-                <w:lang w:eastAsia="ru-RU"/>
-              </w:rPr>
-            </w:pPr>
-            <w:r>
-              <w:rPr>
-                <w:rFonts w:ascii="Arial" w:eastAsia="Calibri" w:hAnsi="Arial" w:cs="Times New Roman"/>
-                <w:kern w:val="0"/>
-                <w:sz w:val="20"/>
-                <w:szCs w:val="20"/>
-                <w:lang w:eastAsia="ru-RU"/>
-              </w:rPr>
-              <w:t>АЛТ</w:t>
-            </w:r>
-            <w:r>
-              <w:rPr>
-                <w:rFonts w:ascii="Arial" w:eastAsia="Calibri" w:hAnsi="Arial" w:cs="Times New Roman"/>
-                <w:kern w:val="0"/>
-                <w:sz w:val="20"/>
-                <w:szCs w:val="20"/>
-                <w:lang w:eastAsia="ru-RU"/>
-              </w:rPr>
-              <w:br/>
-            </w:r>
-            <w:proofErr w:type="spellStart"/>
-            <w:proofErr w:type="gramStart"/>
-            <w:r>
-              <w:rPr>
-                <w:rFonts w:ascii="Arial" w:eastAsia="Calibri" w:hAnsi="Arial" w:cs="Times New Roman"/>
-                <w:kern w:val="0"/>
-                <w:sz w:val="20"/>
-                <w:szCs w:val="20"/>
-                <w:lang w:eastAsia="ru-RU"/>
-              </w:rPr>
-              <w:t>ед</w:t>
-            </w:r>
-            <w:proofErr w:type="spellEnd"/>
-            <w:proofErr w:type="gramEnd"/>
-            <w:r>
-              <w:rPr>
-                <w:rFonts w:ascii="Arial" w:eastAsia="Calibri" w:hAnsi="Arial" w:cs="Times New Roman"/>
-                <w:kern w:val="0"/>
-                <w:sz w:val="20"/>
-                <w:szCs w:val="20"/>
-                <w:lang w:eastAsia="ru-RU"/>
-              </w:rPr>
-              <w:t>/л</w:t>
-            </w:r>
-          </w:p>
-        </w:tc>
-        <w:tc>
-          <w:tcPr>
-            <w:tcW w:w="2168" w:type="dxa"/>
-            <w:gridSpan w:val="2"/>
-            <w:tcBorders>
-              <w:top w:val="single" w:sz="4" w:space="0" w:color="000000"/>
-              <w:left w:val="single" w:sz="4" w:space="0" w:color="000000"/>
-              <w:bottom w:val="single" w:sz="4" w:space="0" w:color="000000"/>
-              <w:right w:val="single" w:sz="4" w:space="0" w:color="000000"/>
-            </w:tcBorders>
-          </w:tcPr>
-          <w:p>
-            <w:pPr>
-              <w:spacing w:after="0"/>
-              <w:rPr>
-                <w:rFonts w:eastAsia="Calibri" w:cs="Times New Roman"/>
-                <w:kern w:val="0"/>
-                <w:sz w:val="20"/>
-                <w:szCs w:val="20"/>
-                <w:lang w:eastAsia="ru-RU"/>
-              </w:rPr>
-            </w:pPr>
-            <w:r>
-              <w:rPr>
-                <w:rFonts w:ascii="Arial" w:eastAsia="Calibri" w:hAnsi="Arial" w:cs="Times New Roman"/>
-                <w:kern w:val="0"/>
-                <w:sz w:val="20"/>
-                <w:szCs w:val="20"/>
-                <w:lang w:eastAsia="ru-RU"/>
-              </w:rPr>
-              <w:t>БИЛИРУБИН</w:t>
-            </w:r>
-            <w:r>
-              <w:rPr>
-                <w:rFonts w:ascii="Arial" w:eastAsia="Calibri" w:hAnsi="Arial" w:cs="Times New Roman"/>
-                <w:kern w:val="0"/>
-                <w:sz w:val="20"/>
-                <w:szCs w:val="20"/>
-                <w:lang w:eastAsia="ru-RU"/>
-              </w:rPr>
-              <w:br/>
-            </w:r>
-            <w:proofErr w:type="spellStart"/>
-            <w:r>
-              <w:rPr>
-                <w:rFonts w:ascii="Arial" w:eastAsia="Calibri" w:hAnsi="Arial" w:cs="Times New Roman"/>
-                <w:kern w:val="0"/>
-                <w:sz w:val="20"/>
-                <w:szCs w:val="20"/>
-                <w:lang w:eastAsia="ru-RU"/>
-              </w:rPr>
-              <w:t>ммоль</w:t>
-            </w:r>
-            <w:proofErr w:type="spellEnd"/>
-            <w:r>
-              <w:rPr>
-                <w:rFonts w:ascii="Arial" w:eastAsia="Calibri" w:hAnsi="Arial" w:cs="Times New Roman"/>
-                <w:kern w:val="0"/>
-                <w:sz w:val="20"/>
-                <w:szCs w:val="20"/>
-                <w:lang w:eastAsia="ru-RU"/>
-              </w:rPr>
-              <w:t>/л</w:t>
-            </w:r>
-          </w:p>
-        </w:tc>
-      </w:tr>
-      <w:tr>
-        <w:trPr>
-          <w:trHeight w:val="659"/>
-        </w:trPr>
-        <w:tc>
-          <w:tcPr>
-            <w:tcW w:w="5413" w:type="dxa"/>
-            <w:gridSpan w:val="5"/>
-            <w:tcBorders>
-              <w:top w:val="single" w:sz="4" w:space="0" w:color="000000"/>
-              <w:left w:val="single" w:sz="4" w:space="0" w:color="000000"/>
-              <w:bottom w:val="single" w:sz="4" w:space="0" w:color="000000"/>
-              <w:right w:val="single" w:sz="4" w:space="0" w:color="000000"/>
-            </w:tcBorders>
-          </w:tcPr>
-          <w:p>
-            <w:pPr>
-              <w:spacing w:after="0"/>
-              <w:rPr>
-                <w:rFonts w:eastAsia="Calibri" w:cs="Times New Roman"/>
-                <w:kern w:val="0"/>
-                <w:sz w:val="20"/>
-                <w:szCs w:val="20"/>
-                <w:lang w:eastAsia="ru-RU"/>
-              </w:rPr>
-            </w:pPr>
-            <w:r>
-              <w:rPr>
-                <w:rFonts w:ascii="Arial" w:eastAsia="Calibri" w:hAnsi="Arial" w:cs="Times New Roman"/>
-                <w:kern w:val="0"/>
-                <w:sz w:val="20"/>
-                <w:szCs w:val="20"/>
-                <w:lang w:eastAsia="ru-RU"/>
-              </w:rPr>
-              <w:t>ОАМ</w:t>
-            </w:r>
-          </w:p>
-        </w:tc>
-        <w:tc>
-          <w:tcPr>
-            <w:tcW w:w="5415" w:type="dxa"/>
-            <w:gridSpan w:val="10"/>
-            <w:tcBorders>
-              <w:top w:val="single" w:sz="4" w:space="0" w:color="000000"/>
-              <w:left w:val="single" w:sz="4" w:space="0" w:color="000000"/>
-              <w:bottom w:val="single" w:sz="4" w:space="0" w:color="000000"/>
-              <w:right w:val="single" w:sz="4" w:space="0" w:color="000000"/>
-            </w:tcBorders>
-          </w:tcPr>
-          <w:p>
-            <w:pPr>
-              <w:spacing w:after="0"/>
-              <w:rPr>
-                <w:rFonts w:eastAsia="Calibri" w:cs="Times New Roman"/>
-                <w:kern w:val="0"/>
-                <w:sz w:val="20"/>
-                <w:szCs w:val="20"/>
-                <w:lang w:eastAsia="ru-RU"/>
-              </w:rPr>
-            </w:pPr>
-            <w:proofErr w:type="spellStart"/>
-            <w:proofErr w:type="gramStart"/>
-            <w:r>
-              <w:rPr>
-                <w:rFonts w:ascii="Arial" w:eastAsia="Calibri" w:hAnsi="Arial" w:cs="Times New Roman"/>
-                <w:kern w:val="0"/>
-                <w:sz w:val="20"/>
-                <w:szCs w:val="20"/>
-                <w:lang w:eastAsia="ru-RU"/>
-              </w:rPr>
-              <w:t>Сердечно-сосудистый</w:t>
-            </w:r>
-            <w:proofErr w:type="spellEnd"/>
-            <w:proofErr w:type="gramEnd"/>
-            <w:r>
-              <w:rPr>
-                <w:rFonts w:ascii="Arial" w:eastAsia="Calibri" w:hAnsi="Arial" w:cs="Times New Roman"/>
-                <w:kern w:val="0"/>
-                <w:sz w:val="20"/>
-                <w:szCs w:val="20"/>
-                <w:lang w:eastAsia="ru-RU"/>
-              </w:rPr>
-              <w:t xml:space="preserve"> риск (шкала SCORE)</w:t>
-            </w:r>
-          </w:p>
-        </w:tc>
-      </w:tr>
-      <w:tr>
-        <w:trPr>
-          <w:trHeight w:val="624"/>
-        </w:trPr>
-        <w:tc>
-          <w:tcPr>
-            <w:tcW w:w="2233" w:type="dxa"/>
-            <w:gridSpan w:val="2"/>
-            <w:tcBorders>
-              <w:top w:val="single" w:sz="4" w:space="0" w:color="000000"/>
-              <w:left w:val="single" w:sz="4" w:space="0" w:color="000000"/>
-              <w:bottom w:val="single" w:sz="4" w:space="0" w:color="000000"/>
-              <w:right w:val="single" w:sz="4" w:space="0" w:color="000000"/>
-            </w:tcBorders>
-          </w:tcPr>
-          <w:p>
-            <w:pPr>
-              <w:spacing w:after="0"/>
-              <w:jc w:val="center"/>
-              <w:rPr>
-                <w:rFonts w:eastAsia="Calibri" w:cs="Times New Roman"/>
-                <w:kern w:val="0"/>
-                <w:sz w:val="20"/>
-                <w:szCs w:val="20"/>
-                <w:lang w:eastAsia="ru-RU"/>
-              </w:rPr>
-            </w:pPr>
-            <w:r>
-              <w:rPr>
-                <w:rFonts w:ascii="Arial" w:eastAsia="Calibri" w:hAnsi="Arial" w:cs="Times New Roman"/>
-                <w:b/>
-                <w:kern w:val="0"/>
-                <w:sz w:val="20"/>
-                <w:szCs w:val="20"/>
-                <w:lang w:eastAsia="ru-RU"/>
-              </w:rPr>
-              <w:t xml:space="preserve">Осмотры врачей - </w:t>
-            </w:r>
-            <w:r>
-              <w:rPr>
-                <w:rFonts w:ascii="Arial" w:eastAsia="Calibri" w:hAnsi="Arial" w:cs="Times New Roman"/>
-                <w:b/>
-                <w:kern w:val="0"/>
-                <w:sz w:val="20"/>
-                <w:szCs w:val="20"/>
-                <w:lang w:eastAsia="ru-RU"/>
-              </w:rPr>
-              <w:br/>
-              <w:t>специалистов</w:t>
-            </w:r>
-          </w:p>
-        </w:tc>
-        <w:tc>
-          <w:tcPr>
-            <w:tcW w:w="4056" w:type="dxa"/>
-            <w:gridSpan w:val="6"/>
-            <w:tcBorders>
-              <w:top w:val="single" w:sz="4" w:space="0" w:color="000000"/>
-              <w:left w:val="single" w:sz="4" w:space="0" w:color="000000"/>
-              <w:bottom w:val="single" w:sz="4" w:space="0" w:color="000000"/>
-              <w:right w:val="single" w:sz="4" w:space="0" w:color="000000"/>
-            </w:tcBorders>
-          </w:tcPr>
-          <w:p>
-            <w:pPr>
-              <w:spacing w:after="0"/>
-              <w:jc w:val="center"/>
-              <w:rPr>
-                <w:rFonts w:eastAsia="Calibri" w:cs="Times New Roman"/>
-                <w:kern w:val="0"/>
-                <w:sz w:val="20"/>
-                <w:szCs w:val="20"/>
-                <w:lang w:eastAsia="ru-RU"/>
-              </w:rPr>
-            </w:pPr>
-            <w:r>
-              <w:rPr>
-                <w:rFonts w:ascii="Arial" w:eastAsia="Calibri" w:hAnsi="Arial" w:cs="Times New Roman"/>
-                <w:b/>
-                <w:kern w:val="0"/>
-                <w:sz w:val="20"/>
-                <w:szCs w:val="20"/>
-                <w:lang w:eastAsia="ru-RU"/>
-              </w:rPr>
-              <w:t>Заключение</w:t>
-            </w:r>
-          </w:p>
-        </w:tc>
-        <w:tc>
-          <w:tcPr>
-            <w:tcW w:w="1378" w:type="dxa"/>
-            <w:gridSpan w:val="3"/>
-            <w:tcBorders>
-              <w:top w:val="single" w:sz="4" w:space="0" w:color="000000"/>
-              <w:left w:val="single" w:sz="4" w:space="0" w:color="000000"/>
-              <w:bottom w:val="single" w:sz="4" w:space="0" w:color="000000"/>
-              <w:right w:val="single" w:sz="4" w:space="0" w:color="000000"/>
-            </w:tcBorders>
-          </w:tcPr>
-          <w:p>
-            <w:pPr>
-              <w:spacing w:after="0"/>
-              <w:jc w:val="center"/>
-              <w:rPr>
-                <w:rFonts w:eastAsia="Calibri" w:cs="Times New Roman"/>
-                <w:kern w:val="0"/>
-                <w:sz w:val="20"/>
-                <w:szCs w:val="20"/>
-                <w:lang w:eastAsia="ru-RU"/>
-              </w:rPr>
-            </w:pPr>
-            <w:r>
-              <w:rPr>
-                <w:rFonts w:ascii="Arial" w:eastAsia="Calibri" w:hAnsi="Arial" w:cs="Times New Roman"/>
-                <w:b/>
-                <w:kern w:val="0"/>
-                <w:sz w:val="20"/>
-                <w:szCs w:val="20"/>
-                <w:lang w:eastAsia="ru-RU"/>
-              </w:rPr>
-              <w:t>Дата</w:t>
-            </w:r>
-          </w:p>
-        </w:tc>
-        <w:tc>
-          <w:tcPr>
-            <w:tcW w:w="1836" w:type="dxa"/>
-            <w:gridSpan w:val="3"/>
-            <w:tcBorders>
-              <w:top w:val="single" w:sz="4" w:space="0" w:color="000000"/>
-              <w:left w:val="single" w:sz="4" w:space="0" w:color="000000"/>
-              <w:bottom w:val="single" w:sz="4" w:space="0" w:color="000000"/>
-              <w:right w:val="single" w:sz="4" w:space="0" w:color="000000"/>
-            </w:tcBorders>
-          </w:tcPr>
-          <w:p>
-            <w:pPr>
-              <w:spacing w:after="0"/>
-              <w:jc w:val="center"/>
-              <w:rPr>
-                <w:rFonts w:eastAsia="Calibri" w:cs="Times New Roman"/>
-                <w:kern w:val="0"/>
-                <w:sz w:val="20"/>
-                <w:szCs w:val="20"/>
-                <w:lang w:eastAsia="ru-RU"/>
-              </w:rPr>
-            </w:pPr>
-            <w:r>
-              <w:rPr>
-                <w:rFonts w:ascii="Arial" w:eastAsia="Calibri" w:hAnsi="Arial" w:cs="Times New Roman"/>
-                <w:b/>
-                <w:kern w:val="0"/>
-                <w:sz w:val="20"/>
-                <w:szCs w:val="20"/>
-                <w:lang w:eastAsia="ru-RU"/>
-              </w:rPr>
-              <w:t>Заключение</w:t>
-            </w:r>
-          </w:p>
-        </w:tc>
-        <w:tc>
-          <w:tcPr>
-            <w:tcW w:w="1325" w:type="dxa"/>
-            <w:tcBorders>
-              <w:top w:val="single" w:sz="4" w:space="0" w:color="000000"/>
-              <w:left w:val="single" w:sz="4" w:space="0" w:color="000000"/>
-              <w:bottom w:val="single" w:sz="4" w:space="0" w:color="000000"/>
-              <w:right w:val="single" w:sz="4" w:space="0" w:color="000000"/>
-            </w:tcBorders>
-          </w:tcPr>
-          <w:p>
-            <w:pPr>
-              <w:spacing w:after="0"/>
-              <w:jc w:val="center"/>
-              <w:rPr>
-                <w:rFonts w:ascii="Arial" w:eastAsia="Calibri" w:hAnsi="Arial" w:cs="Times New Roman"/>
-                <w:b/>
-                <w:kern w:val="0"/>
-                <w:sz w:val="20"/>
-                <w:szCs w:val="20"/>
-                <w:lang w:eastAsia="ru-RU"/>
-              </w:rPr>
-            </w:pPr>
-            <w:r>
-              <w:rPr>
-                <w:rFonts w:ascii="Arial" w:eastAsia="Calibri" w:hAnsi="Arial" w:cs="Times New Roman"/>
-                <w:b/>
-                <w:kern w:val="0"/>
-                <w:sz w:val="20"/>
-                <w:szCs w:val="20"/>
-                <w:lang w:eastAsia="ru-RU"/>
-              </w:rPr>
-              <w:t>Подпись</w:t>
-            </w:r>
-            <w:r>
-              <w:rPr>
-                <w:rFonts w:ascii="Arial" w:eastAsia="Calibri" w:hAnsi="Arial" w:cs="Times New Roman"/>
-                <w:b/>
-                <w:kern w:val="0"/>
-                <w:sz w:val="20"/>
-                <w:szCs w:val="20"/>
-                <w:lang w:eastAsia="ru-RU"/>
-              </w:rPr>
-              <w:br/>
-              <w:t>врача</w:t>
-            </w:r>
-          </w:p>
-        </w:tc>
-      </w:tr>
-      <w:tr>
-        <w:trPr>
-          <w:trHeight w:val="624"/>
-        </w:trPr>
-        <w:tc>
-          <w:tcPr>
-            <w:tcW w:w="2233" w:type="dxa"/>
-            <w:gridSpan w:val="2"/>
-            <w:tcBorders>
-              <w:top w:val="single" w:sz="4" w:space="0" w:color="000000"/>
-              <w:left w:val="single" w:sz="4" w:space="0" w:color="000000"/>
-              <w:bottom w:val="single" w:sz="4" w:space="0" w:color="000000"/>
-              <w:right w:val="single" w:sz="4" w:space="0" w:color="000000"/>
-            </w:tcBorders>
-            <w:vAlign w:val="center"/>
-          </w:tcPr>
-          <w:p>
-            <w:pPr>
-              <w:spacing w:after="0"/>
-              <w:rPr>
-                <w:rFonts w:eastAsia="Calibri" w:cs="Times New Roman"/>
-                <w:kern w:val="0"/>
-                <w:sz w:val="20"/>
-                <w:szCs w:val="20"/>
-                <w:lang w:eastAsia="ru-RU"/>
-              </w:rPr>
-            </w:pPr>
-            <w:proofErr w:type="spellStart"/>
-            <w:r>
-              <w:rPr>
-                <w:rFonts w:ascii="Arial" w:eastAsia="Calibri" w:hAnsi="Arial" w:cs="Times New Roman"/>
-                <w:kern w:val="0"/>
-                <w:sz w:val="20"/>
-                <w:szCs w:val="20"/>
-                <w:lang w:eastAsia="ru-RU"/>
-              </w:rPr>
-              <w:t>Оториноларинголог</w:t>
-            </w:r>
-            <w:proofErr w:type="spellEnd"/>
-          </w:p>
-        </w:tc>
-        <w:tc>
-          <w:tcPr>
-            <w:tcW w:w="4056" w:type="dxa"/>
-            <w:gridSpan w:val="6"/>
-            <w:tcBorders>
-              <w:top w:val="single" w:sz="4" w:space="0" w:color="000000"/>
-              <w:left w:val="single" w:sz="4" w:space="0" w:color="000000"/>
-              <w:bottom w:val="single" w:sz="4" w:space="0" w:color="000000"/>
-              <w:right w:val="single" w:sz="4" w:space="0" w:color="000000"/>
-            </w:tcBorders>
-            <w:vAlign w:val="bottom"/>
-          </w:tcPr>
-          <w:p>
-            <w:pPr>
-              <w:spacing w:after="0"/>
-              <w:jc w:val="center"/>
-              <w:rPr>
-                <w:rFonts w:ascii="Arial" w:eastAsia="Calibri" w:hAnsi="Arial" w:cs="Times New Roman"/>
-                <w:kern w:val="0"/>
-                <w:sz w:val="20"/>
-                <w:szCs w:val="20"/>
-                <w:lang w:eastAsia="ru-RU"/>
-              </w:rPr>
-            </w:pPr>
-          </w:p>
-        </w:tc>
-        <w:tc>
-          <w:tcPr>
-            <w:tcW w:w="1378" w:type="dxa"/>
-            <w:gridSpan w:val="3"/>
-            <w:tcBorders>
-              <w:top w:val="single" w:sz="4" w:space="0" w:color="000000"/>
-              <w:left w:val="single" w:sz="4" w:space="0" w:color="000000"/>
-              <w:bottom w:val="single" w:sz="4" w:space="0" w:color="000000"/>
-              <w:right w:val="single" w:sz="4" w:space="0" w:color="000000"/>
-            </w:tcBorders>
-            <w:vAlign w:val="bottom"/>
-          </w:tcPr>
-          <w:p>
-            <w:pPr>
-              <w:spacing w:after="0"/>
-              <w:jc w:val="center"/>
-              <w:rPr>
-                <w:rFonts w:ascii="Arial" w:eastAsia="Calibri" w:hAnsi="Arial" w:cs="Times New Roman"/>
-                <w:kern w:val="0"/>
-                <w:sz w:val="20"/>
-                <w:szCs w:val="20"/>
-                <w:lang w:eastAsia="ru-RU"/>
-              </w:rPr>
-            </w:pPr>
-          </w:p>
-        </w:tc>
-        <w:tc>
-          <w:tcPr>
-            <w:tcW w:w="1836" w:type="dxa"/>
-            <w:gridSpan w:val="3"/>
-            <w:tcBorders>
-              <w:top w:val="single" w:sz="4" w:space="0" w:color="000000"/>
-              <w:left w:val="single" w:sz="4" w:space="0" w:color="000000"/>
-              <w:bottom w:val="single" w:sz="4" w:space="0" w:color="000000"/>
-              <w:right w:val="single" w:sz="4" w:space="0" w:color="000000"/>
-            </w:tcBorders>
-            <w:vAlign w:val="center"/>
-          </w:tcPr>
-          <w:p>
-            <w:pPr>
-              <w:spacing w:after="0" w:line="276" w:lineRule="auto"/>
-              <w:rPr>
-                <w:rFonts w:eastAsia="Calibri" w:cs="Times New Roman"/>
-                <w:kern w:val="0"/>
-                <w:sz w:val="20"/>
-                <w:szCs w:val="20"/>
-                <w:lang w:eastAsia="ru-RU"/>
-              </w:rPr>
-            </w:pPr>
-            <w:r>
-              <w:rPr>
-                <w:rFonts w:ascii="Arial" w:eastAsia="Calibri" w:hAnsi="Arial" w:cs="Times New Roman"/>
-                <w:kern w:val="0"/>
-                <w:sz w:val="20"/>
-                <w:szCs w:val="20"/>
-                <w:lang w:eastAsia="ru-RU"/>
-              </w:rPr>
-              <w:t>Не выявлены</w:t>
-            </w:r>
-            <w:r>
-              <w:rPr>
-                <w:rFonts w:ascii="Arial" w:eastAsia="Calibri" w:hAnsi="Arial" w:cs="Times New Roman"/>
-                <w:kern w:val="0"/>
-                <w:sz w:val="20"/>
-                <w:szCs w:val="20"/>
-                <w:lang w:eastAsia="ru-RU"/>
-              </w:rPr>
-              <w:br/>
-              <w:t>Выявлены</w:t>
-            </w:r>
-          </w:p>
-        </w:tc>
-        <w:tc>
-          <w:tcPr>
-            <w:tcW w:w="1325" w:type="dxa"/>
-            <w:tcBorders>
-              <w:top w:val="single" w:sz="4" w:space="0" w:color="000000"/>
-              <w:left w:val="single" w:sz="4" w:space="0" w:color="000000"/>
-              <w:bottom w:val="single" w:sz="4" w:space="0" w:color="000000"/>
-              <w:right w:val="single" w:sz="4" w:space="0" w:color="000000"/>
-            </w:tcBorders>
-            <w:vAlign w:val="center"/>
-          </w:tcPr>
-          <w:p>
-            <w:pPr>
-              <w:spacing w:after="0"/>
-              <w:rPr>
-                <w:rFonts w:eastAsia="Calibri" w:cs="Times New Roman"/>
-                <w:kern w:val="0"/>
-                <w:sz w:val="20"/>
-                <w:szCs w:val="20"/>
-                <w:lang w:eastAsia="ru-RU"/>
-              </w:rPr>
-            </w:pPr>
-          </w:p>
-        </w:tc>
-      </w:tr>
-      <w:tr>
-        <w:trPr>
-          <w:trHeight w:val="624"/>
-        </w:trPr>
-        <w:tc>
-          <w:tcPr>
-            <w:tcW w:w="2233" w:type="dxa"/>
-            <w:gridSpan w:val="2"/>
-            <w:tcBorders>
-              <w:top w:val="single" w:sz="4" w:space="0" w:color="000000"/>
-              <w:left w:val="single" w:sz="4" w:space="0" w:color="000000"/>
-              <w:bottom w:val="single" w:sz="4" w:space="0" w:color="000000"/>
-              <w:right w:val="single" w:sz="4" w:space="0" w:color="000000"/>
-            </w:tcBorders>
-            <w:vAlign w:val="center"/>
-          </w:tcPr>
-          <w:p>
-            <w:pPr>
-              <w:spacing w:after="0"/>
-              <w:rPr>
-                <w:rFonts w:eastAsia="Calibri" w:cs="Times New Roman"/>
-                <w:kern w:val="0"/>
-                <w:sz w:val="20"/>
-                <w:szCs w:val="20"/>
-                <w:lang w:eastAsia="ru-RU"/>
-              </w:rPr>
-            </w:pPr>
-            <w:proofErr w:type="spellStart"/>
-            <w:r>
-              <w:rPr>
-                <w:rFonts w:ascii="Arial" w:eastAsia="Calibri" w:hAnsi="Arial" w:cs="Times New Roman"/>
-                <w:kern w:val="0"/>
-                <w:sz w:val="20"/>
-                <w:szCs w:val="20"/>
-                <w:lang w:eastAsia="ru-RU"/>
-              </w:rPr>
-              <w:t>Дерматовенеролог</w:t>
-            </w:r>
-            <w:proofErr w:type="spellEnd"/>
-          </w:p>
-        </w:tc>
-        <w:tc>
-          <w:tcPr>
-            <w:tcW w:w="4056" w:type="dxa"/>
-            <w:gridSpan w:val="6"/>
-            <w:tcBorders>
-              <w:top w:val="single" w:sz="4" w:space="0" w:color="000000"/>
-              <w:left w:val="single" w:sz="4" w:space="0" w:color="000000"/>
-              <w:bottom w:val="single" w:sz="4" w:space="0" w:color="000000"/>
-              <w:right w:val="single" w:sz="4" w:space="0" w:color="000000"/>
-            </w:tcBorders>
-            <w:vAlign w:val="bottom"/>
-          </w:tcPr>
-          <w:p>
-            <w:pPr>
-              <w:spacing w:after="0"/>
-              <w:jc w:val="center"/>
-              <w:rPr>
-                <w:rFonts w:ascii="Arial" w:eastAsia="Calibri" w:hAnsi="Arial" w:cs="Times New Roman"/>
-                <w:kern w:val="0"/>
-                <w:sz w:val="20"/>
-                <w:szCs w:val="20"/>
-                <w:lang w:eastAsia="ru-RU"/>
-              </w:rPr>
-            </w:pPr>
-          </w:p>
-        </w:tc>
-        <w:tc>
-          <w:tcPr>
-            <w:tcW w:w="1378" w:type="dxa"/>
-            <w:gridSpan w:val="3"/>
-            <w:tcBorders>
-              <w:top w:val="single" w:sz="4" w:space="0" w:color="000000"/>
-              <w:left w:val="single" w:sz="4" w:space="0" w:color="000000"/>
-              <w:bottom w:val="single" w:sz="4" w:space="0" w:color="000000"/>
-              <w:right w:val="single" w:sz="4" w:space="0" w:color="000000"/>
-            </w:tcBorders>
-            <w:vAlign w:val="bottom"/>
-          </w:tcPr>
-          <w:p>
-            <w:pPr>
-              <w:spacing w:after="0"/>
-              <w:jc w:val="center"/>
-              <w:rPr>
-                <w:rFonts w:ascii="Arial" w:eastAsia="Calibri" w:hAnsi="Arial" w:cs="Times New Roman"/>
-                <w:kern w:val="0"/>
-                <w:sz w:val="20"/>
-                <w:szCs w:val="20"/>
-                <w:lang w:eastAsia="ru-RU"/>
-              </w:rPr>
-            </w:pPr>
-          </w:p>
-        </w:tc>
-        <w:tc>
-          <w:tcPr>
-            <w:tcW w:w="1836" w:type="dxa"/>
-            <w:gridSpan w:val="3"/>
-            <w:tcBorders>
-              <w:top w:val="single" w:sz="4" w:space="0" w:color="000000"/>
-              <w:left w:val="single" w:sz="4" w:space="0" w:color="000000"/>
-              <w:bottom w:val="single" w:sz="4" w:space="0" w:color="000000"/>
-              <w:right w:val="single" w:sz="4" w:space="0" w:color="000000"/>
-            </w:tcBorders>
-            <w:vAlign w:val="center"/>
-          </w:tcPr>
-          <w:p>
-            <w:pPr>
-              <w:spacing w:after="0" w:line="276" w:lineRule="auto"/>
-              <w:rPr>
-                <w:rFonts w:eastAsia="Calibri" w:cs="Times New Roman"/>
-                <w:kern w:val="0"/>
-                <w:sz w:val="20"/>
-                <w:szCs w:val="20"/>
-                <w:lang w:eastAsia="ru-RU"/>
-              </w:rPr>
-            </w:pPr>
-            <w:r>
-              <w:rPr>
-                <w:rFonts w:ascii="Arial" w:eastAsia="Calibri" w:hAnsi="Arial" w:cs="Times New Roman"/>
-                <w:kern w:val="0"/>
-                <w:sz w:val="20"/>
-                <w:szCs w:val="20"/>
-                <w:lang w:eastAsia="ru-RU"/>
-              </w:rPr>
-              <w:t>Не выявлены</w:t>
-            </w:r>
-            <w:r>
-              <w:rPr>
-                <w:rFonts w:ascii="Arial" w:eastAsia="Calibri" w:hAnsi="Arial" w:cs="Times New Roman"/>
-                <w:kern w:val="0"/>
-                <w:sz w:val="20"/>
-                <w:szCs w:val="20"/>
-                <w:lang w:eastAsia="ru-RU"/>
-              </w:rPr>
-              <w:br/>
-              <w:t>Выявлены</w:t>
-            </w:r>
-          </w:p>
-        </w:tc>
-        <w:tc>
-          <w:tcPr>
-            <w:tcW w:w="1325" w:type="dxa"/>
-            <w:tcBorders>
-              <w:top w:val="single" w:sz="4" w:space="0" w:color="000000"/>
-              <w:left w:val="single" w:sz="4" w:space="0" w:color="000000"/>
-              <w:bottom w:val="single" w:sz="4" w:space="0" w:color="000000"/>
-              <w:right w:val="single" w:sz="4" w:space="0" w:color="000000"/>
-            </w:tcBorders>
-            <w:vAlign w:val="center"/>
-          </w:tcPr>
-          <w:p>
-            <w:pPr>
-              <w:spacing w:after="0"/>
-              <w:rPr>
-                <w:rFonts w:eastAsia="Calibri" w:cs="Times New Roman"/>
-                <w:kern w:val="0"/>
-                <w:sz w:val="20"/>
-                <w:szCs w:val="20"/>
-                <w:lang w:eastAsia="ru-RU"/>
-              </w:rPr>
-            </w:pPr>
-          </w:p>
-        </w:tc>
-      </w:tr>
-      <w:tr>
-        <w:trPr>
-          <w:trHeight w:val="624"/>
-        </w:trPr>
-        <w:tc>
-          <w:tcPr>
-            <w:tcW w:w="2233" w:type="dxa"/>
-            <w:gridSpan w:val="2"/>
-            <w:tcBorders>
-              <w:top w:val="single" w:sz="4" w:space="0" w:color="000000"/>
-              <w:left w:val="single" w:sz="4" w:space="0" w:color="000000"/>
-              <w:bottom w:val="single" w:sz="4" w:space="0" w:color="000000"/>
-              <w:right w:val="single" w:sz="4" w:space="0" w:color="000000"/>
-            </w:tcBorders>
-            <w:vAlign w:val="center"/>
-          </w:tcPr>
-          <w:p>
-            <w:pPr>
-              <w:spacing w:after="0"/>
-              <w:rPr>
-                <w:rFonts w:eastAsia="Calibri" w:cs="Times New Roman"/>
-                <w:kern w:val="0"/>
-                <w:sz w:val="20"/>
-                <w:szCs w:val="20"/>
-                <w:lang w:eastAsia="ru-RU"/>
-              </w:rPr>
-            </w:pPr>
-            <w:r>
-              <w:rPr>
-                <w:rFonts w:ascii="Arial" w:eastAsia="Calibri" w:hAnsi="Arial" w:cs="Times New Roman"/>
-                <w:kern w:val="0"/>
-                <w:sz w:val="20"/>
-                <w:szCs w:val="20"/>
-                <w:lang w:eastAsia="ru-RU"/>
-              </w:rPr>
-              <w:t>Стоматолог</w:t>
-            </w:r>
-          </w:p>
-        </w:tc>
-        <w:tc>
-          <w:tcPr>
-            <w:tcW w:w="4056" w:type="dxa"/>
-            <w:gridSpan w:val="6"/>
-            <w:tcBorders>
-              <w:top w:val="single" w:sz="4" w:space="0" w:color="000000"/>
-              <w:left w:val="single" w:sz="4" w:space="0" w:color="000000"/>
-              <w:bottom w:val="single" w:sz="4" w:space="0" w:color="000000"/>
-              <w:right w:val="single" w:sz="4" w:space="0" w:color="000000"/>
-            </w:tcBorders>
-            <w:vAlign w:val="bottom"/>
-          </w:tcPr>
-          <w:p>
-            <w:pPr>
-              <w:spacing w:after="0"/>
-              <w:jc w:val="center"/>
-              <w:rPr>
-                <w:rFonts w:ascii="Arial" w:eastAsia="Calibri" w:hAnsi="Arial" w:cs="Times New Roman"/>
-                <w:kern w:val="0"/>
-                <w:sz w:val="20"/>
-                <w:szCs w:val="20"/>
-                <w:lang w:eastAsia="ru-RU"/>
-              </w:rPr>
-            </w:pPr>
-          </w:p>
-        </w:tc>
-        <w:tc>
-          <w:tcPr>
-            <w:tcW w:w="1378" w:type="dxa"/>
-            <w:gridSpan w:val="3"/>
-            <w:tcBorders>
-              <w:top w:val="single" w:sz="4" w:space="0" w:color="000000"/>
-              <w:left w:val="single" w:sz="4" w:space="0" w:color="000000"/>
-              <w:bottom w:val="single" w:sz="4" w:space="0" w:color="000000"/>
-              <w:right w:val="single" w:sz="4" w:space="0" w:color="000000"/>
-            </w:tcBorders>
-            <w:vAlign w:val="bottom"/>
-          </w:tcPr>
-          <w:p>
-            <w:pPr>
-              <w:spacing w:after="0"/>
-              <w:jc w:val="center"/>
-              <w:rPr>
-                <w:rFonts w:ascii="Arial" w:eastAsia="Calibri" w:hAnsi="Arial" w:cs="Times New Roman"/>
-                <w:kern w:val="0"/>
-                <w:sz w:val="20"/>
-                <w:szCs w:val="20"/>
-                <w:lang w:eastAsia="ru-RU"/>
-              </w:rPr>
-            </w:pPr>
-          </w:p>
-        </w:tc>
-        <w:tc>
-          <w:tcPr>
-            <w:tcW w:w="1836" w:type="dxa"/>
-            <w:gridSpan w:val="3"/>
-            <w:tcBorders>
-              <w:top w:val="single" w:sz="4" w:space="0" w:color="000000"/>
-              <w:left w:val="single" w:sz="4" w:space="0" w:color="000000"/>
-              <w:bottom w:val="single" w:sz="4" w:space="0" w:color="000000"/>
-              <w:right w:val="single" w:sz="4" w:space="0" w:color="000000"/>
-            </w:tcBorders>
-            <w:vAlign w:val="center"/>
-          </w:tcPr>
-          <w:p>
-            <w:pPr>
-              <w:spacing w:after="0" w:line="276" w:lineRule="auto"/>
-              <w:rPr>
-                <w:rFonts w:eastAsia="Calibri" w:cs="Times New Roman"/>
-                <w:kern w:val="0"/>
-                <w:sz w:val="20"/>
-                <w:szCs w:val="20"/>
-                <w:lang w:eastAsia="ru-RU"/>
-              </w:rPr>
-            </w:pPr>
-            <w:r>
-              <w:rPr>
-                <w:rFonts w:ascii="Arial" w:eastAsia="Calibri" w:hAnsi="Arial" w:cs="Times New Roman"/>
-                <w:kern w:val="0"/>
-                <w:sz w:val="20"/>
-                <w:szCs w:val="20"/>
-                <w:lang w:eastAsia="ru-RU"/>
-              </w:rPr>
-              <w:t>Не выявлены</w:t>
-            </w:r>
-            <w:r>
-              <w:rPr>
-                <w:rFonts w:ascii="Arial" w:eastAsia="Calibri" w:hAnsi="Arial" w:cs="Times New Roman"/>
-                <w:kern w:val="0"/>
-                <w:sz w:val="20"/>
-                <w:szCs w:val="20"/>
-                <w:lang w:eastAsia="ru-RU"/>
-              </w:rPr>
-              <w:br/>
-              <w:t>Выявлены</w:t>
-            </w:r>
-          </w:p>
-        </w:tc>
-        <w:tc>
-          <w:tcPr>
-            <w:tcW w:w="1325" w:type="dxa"/>
-            <w:tcBorders>
-              <w:top w:val="single" w:sz="4" w:space="0" w:color="000000"/>
-              <w:left w:val="single" w:sz="4" w:space="0" w:color="000000"/>
-              <w:bottom w:val="single" w:sz="4" w:space="0" w:color="000000"/>
-              <w:right w:val="single" w:sz="4" w:space="0" w:color="000000"/>
-            </w:tcBorders>
-            <w:vAlign w:val="center"/>
-          </w:tcPr>
-          <w:p>
-            <w:pPr>
-              <w:spacing w:after="0"/>
-              <w:rPr>
-                <w:rFonts w:eastAsia="Calibri" w:cs="Times New Roman"/>
-                <w:kern w:val="0"/>
-                <w:sz w:val="20"/>
-                <w:szCs w:val="20"/>
-                <w:lang w:eastAsia="ru-RU"/>
-              </w:rPr>
-            </w:pPr>
-          </w:p>
-        </w:tc>
-      </w:tr>
-      <w:tr>
-        <w:trPr>
-          <w:trHeight w:val="624"/>
-        </w:trPr>
-        <w:tc>
-          <w:tcPr>
-            <w:tcW w:w="2233" w:type="dxa"/>
-            <w:gridSpan w:val="2"/>
-            <w:tcBorders>
-              <w:top w:val="single" w:sz="4" w:space="0" w:color="000000"/>
-              <w:left w:val="single" w:sz="4" w:space="0" w:color="000000"/>
-              <w:bottom w:val="single" w:sz="4" w:space="0" w:color="000000"/>
-              <w:right w:val="single" w:sz="4" w:space="0" w:color="000000"/>
-            </w:tcBorders>
-            <w:vAlign w:val="center"/>
-          </w:tcPr>
-          <w:p>
-            <w:pPr>
-              <w:spacing w:after="0"/>
-              <w:rPr>
-                <w:rFonts w:eastAsia="Calibri" w:cs="Times New Roman"/>
-                <w:kern w:val="0"/>
-                <w:sz w:val="20"/>
-                <w:szCs w:val="20"/>
-                <w:lang w:eastAsia="ru-RU"/>
-              </w:rPr>
-            </w:pPr>
-            <w:r>
-              <w:rPr>
-                <w:rFonts w:ascii="Arial" w:eastAsia="Calibri" w:hAnsi="Arial" w:cs="Times New Roman"/>
-                <w:kern w:val="0"/>
-                <w:sz w:val="20"/>
-                <w:szCs w:val="20"/>
-                <w:lang w:eastAsia="ru-RU"/>
-              </w:rPr>
-              <w:t>Гинеколог</w:t>
-            </w:r>
-          </w:p>
-        </w:tc>
-        <w:tc>
-          <w:tcPr>
-            <w:tcW w:w="4056" w:type="dxa"/>
-            <w:gridSpan w:val="6"/>
-            <w:tcBorders>
-              <w:top w:val="single" w:sz="4" w:space="0" w:color="000000"/>
-              <w:left w:val="single" w:sz="4" w:space="0" w:color="000000"/>
-              <w:bottom w:val="single" w:sz="4" w:space="0" w:color="000000"/>
-              <w:right w:val="single" w:sz="4" w:space="0" w:color="000000"/>
-            </w:tcBorders>
-            <w:vAlign w:val="bottom"/>
-          </w:tcPr>
-          <w:p>
-            <w:pPr>
-              <w:spacing w:after="0"/>
-              <w:jc w:val="center"/>
-              <w:rPr>
-                <w:rFonts w:ascii="Arial" w:eastAsia="Calibri" w:hAnsi="Arial" w:cs="Times New Roman"/>
-                <w:kern w:val="0"/>
-                <w:sz w:val="20"/>
-                <w:szCs w:val="20"/>
-                <w:lang w:eastAsia="ru-RU"/>
-              </w:rPr>
-            </w:pPr>
-          </w:p>
-        </w:tc>
-        <w:tc>
-          <w:tcPr>
-            <w:tcW w:w="1378" w:type="dxa"/>
-            <w:gridSpan w:val="3"/>
-            <w:tcBorders>
-              <w:top w:val="single" w:sz="4" w:space="0" w:color="000000"/>
-              <w:left w:val="single" w:sz="4" w:space="0" w:color="000000"/>
-              <w:bottom w:val="single" w:sz="4" w:space="0" w:color="000000"/>
-              <w:right w:val="single" w:sz="4" w:space="0" w:color="000000"/>
-            </w:tcBorders>
-            <w:vAlign w:val="bottom"/>
-          </w:tcPr>
-          <w:p>
-            <w:pPr>
-              <w:spacing w:after="0"/>
-              <w:jc w:val="center"/>
-              <w:rPr>
-                <w:rFonts w:ascii="Arial" w:eastAsia="Calibri" w:hAnsi="Arial" w:cs="Times New Roman"/>
-                <w:kern w:val="0"/>
-                <w:sz w:val="20"/>
-                <w:szCs w:val="20"/>
-                <w:lang w:eastAsia="ru-RU"/>
-              </w:rPr>
-            </w:pPr>
-          </w:p>
-        </w:tc>
-        <w:tc>
-          <w:tcPr>
-            <w:tcW w:w="1836" w:type="dxa"/>
-            <w:gridSpan w:val="3"/>
-            <w:tcBorders>
-              <w:top w:val="single" w:sz="4" w:space="0" w:color="000000"/>
-              <w:left w:val="single" w:sz="4" w:space="0" w:color="000000"/>
-              <w:bottom w:val="single" w:sz="4" w:space="0" w:color="000000"/>
-              <w:right w:val="single" w:sz="4" w:space="0" w:color="000000"/>
-            </w:tcBorders>
-            <w:vAlign w:val="center"/>
-          </w:tcPr>
-          <w:p>
-            <w:pPr>
-              <w:spacing w:after="0" w:line="276" w:lineRule="auto"/>
-              <w:rPr>
-                <w:rFonts w:eastAsia="Calibri" w:cs="Times New Roman"/>
-                <w:kern w:val="0"/>
-                <w:sz w:val="20"/>
-                <w:szCs w:val="20"/>
-                <w:lang w:eastAsia="ru-RU"/>
-              </w:rPr>
-            </w:pPr>
-            <w:r>
-              <w:rPr>
-                <w:rFonts w:ascii="Arial" w:eastAsia="Calibri" w:hAnsi="Arial" w:cs="Times New Roman"/>
-                <w:kern w:val="0"/>
-                <w:sz w:val="20"/>
-                <w:szCs w:val="20"/>
-                <w:lang w:eastAsia="ru-RU"/>
-              </w:rPr>
-              <w:t>Не выявлены</w:t>
-            </w:r>
-            <w:r>
-              <w:rPr>
-                <w:rFonts w:ascii="Arial" w:eastAsia="Calibri" w:hAnsi="Arial" w:cs="Times New Roman"/>
-                <w:kern w:val="0"/>
-                <w:sz w:val="20"/>
-                <w:szCs w:val="20"/>
-                <w:lang w:eastAsia="ru-RU"/>
-              </w:rPr>
-              <w:br/>
-              <w:t>Выявлены</w:t>
-            </w:r>
-          </w:p>
-        </w:tc>
-        <w:tc>
-          <w:tcPr>
-            <w:tcW w:w="1325" w:type="dxa"/>
-            <w:tcBorders>
-              <w:top w:val="single" w:sz="4" w:space="0" w:color="000000"/>
-              <w:left w:val="single" w:sz="4" w:space="0" w:color="000000"/>
-              <w:bottom w:val="single" w:sz="4" w:space="0" w:color="000000"/>
-              <w:right w:val="single" w:sz="4" w:space="0" w:color="000000"/>
-            </w:tcBorders>
-            <w:vAlign w:val="center"/>
-          </w:tcPr>
-          <w:p>
-            <w:pPr>
-              <w:spacing w:after="0"/>
-              <w:rPr>
-                <w:rFonts w:eastAsia="Calibri" w:cs="Times New Roman"/>
-                <w:kern w:val="0"/>
-                <w:sz w:val="20"/>
-                <w:szCs w:val="20"/>
-                <w:lang w:eastAsia="ru-RU"/>
-              </w:rPr>
-            </w:pPr>
-          </w:p>
-        </w:tc>
-      </w:tr>
-      <w:tr>
-        <w:trPr>
-          <w:trHeight w:val="624"/>
-        </w:trPr>
-        <w:tc>
-          <w:tcPr>
-            <w:tcW w:w="2233" w:type="dxa"/>
-            <w:gridSpan w:val="2"/>
-            <w:tcBorders>
-              <w:top w:val="single" w:sz="4" w:space="0" w:color="000000"/>
-              <w:left w:val="single" w:sz="4" w:space="0" w:color="000000"/>
-              <w:bottom w:val="single" w:sz="4" w:space="0" w:color="000000"/>
-              <w:right w:val="single" w:sz="4" w:space="0" w:color="000000"/>
-            </w:tcBorders>
-            <w:vAlign w:val="center"/>
-          </w:tcPr>
-          <w:p>
-            <w:pPr>
-              <w:spacing w:after="0"/>
-              <w:rPr>
-                <w:rFonts w:eastAsia="Calibri" w:cs="Times New Roman"/>
-                <w:kern w:val="0"/>
-                <w:sz w:val="20"/>
-                <w:szCs w:val="20"/>
-                <w:lang w:eastAsia="ru-RU"/>
-              </w:rPr>
-            </w:pPr>
-            <w:r>
-              <w:rPr>
-                <w:rFonts w:ascii="Arial" w:eastAsia="Calibri" w:hAnsi="Arial" w:cs="Times New Roman"/>
-                <w:kern w:val="0"/>
-                <w:sz w:val="20"/>
-                <w:szCs w:val="20"/>
-                <w:lang w:eastAsia="ru-RU"/>
-              </w:rPr>
-              <w:t>Хирург</w:t>
-            </w:r>
-          </w:p>
-        </w:tc>
-        <w:tc>
-          <w:tcPr>
-            <w:tcW w:w="4056" w:type="dxa"/>
-            <w:gridSpan w:val="6"/>
-            <w:tcBorders>
-              <w:top w:val="single" w:sz="4" w:space="0" w:color="000000"/>
-              <w:left w:val="single" w:sz="4" w:space="0" w:color="000000"/>
-              <w:bottom w:val="single" w:sz="4" w:space="0" w:color="000000"/>
-              <w:right w:val="single" w:sz="4" w:space="0" w:color="000000"/>
-            </w:tcBorders>
-          </w:tcPr>
-          <w:p>
-            <w:pPr>
-              <w:spacing w:after="0"/>
-              <w:jc w:val="center"/>
-              <w:rPr>
-                <w:rFonts w:ascii="Arial" w:eastAsia="Calibri" w:hAnsi="Arial" w:cs="Times New Roman"/>
-                <w:kern w:val="0"/>
-                <w:sz w:val="20"/>
-                <w:szCs w:val="20"/>
-                <w:lang w:eastAsia="ru-RU"/>
-              </w:rPr>
-            </w:pPr>
-          </w:p>
-        </w:tc>
-        <w:tc>
-          <w:tcPr>
-            <w:tcW w:w="1378" w:type="dxa"/>
-            <w:gridSpan w:val="3"/>
-            <w:tcBorders>
-              <w:top w:val="single" w:sz="4" w:space="0" w:color="000000"/>
-              <w:left w:val="single" w:sz="4" w:space="0" w:color="000000"/>
-              <w:bottom w:val="single" w:sz="4" w:space="0" w:color="000000"/>
-              <w:right w:val="single" w:sz="4" w:space="0" w:color="000000"/>
-            </w:tcBorders>
-            <w:vAlign w:val="bottom"/>
-          </w:tcPr>
-          <w:p>
-            <w:pPr>
-              <w:spacing w:after="0"/>
-              <w:jc w:val="center"/>
-              <w:rPr>
-                <w:rFonts w:ascii="Arial" w:eastAsia="Calibri" w:hAnsi="Arial" w:cs="Times New Roman"/>
-                <w:kern w:val="0"/>
-                <w:sz w:val="20"/>
-                <w:szCs w:val="20"/>
-                <w:lang w:eastAsia="ru-RU"/>
-              </w:rPr>
-            </w:pPr>
-          </w:p>
-        </w:tc>
-        <w:tc>
-          <w:tcPr>
-            <w:tcW w:w="1836" w:type="dxa"/>
-            <w:gridSpan w:val="3"/>
-            <w:tcBorders>
-              <w:top w:val="single" w:sz="4" w:space="0" w:color="000000"/>
-              <w:left w:val="single" w:sz="4" w:space="0" w:color="000000"/>
-              <w:bottom w:val="single" w:sz="4" w:space="0" w:color="000000"/>
-              <w:right w:val="single" w:sz="4" w:space="0" w:color="000000"/>
-            </w:tcBorders>
-            <w:vAlign w:val="center"/>
-          </w:tcPr>
-          <w:p>
-            <w:pPr>
-              <w:spacing w:after="0" w:line="276" w:lineRule="auto"/>
-              <w:rPr>
-                <w:rFonts w:eastAsia="Calibri" w:cs="Times New Roman"/>
-                <w:kern w:val="0"/>
-                <w:sz w:val="20"/>
-                <w:szCs w:val="20"/>
-                <w:lang w:eastAsia="ru-RU"/>
-              </w:rPr>
-            </w:pPr>
-            <w:r>
-              <w:rPr>
-                <w:rFonts w:ascii="Arial" w:eastAsia="Calibri" w:hAnsi="Arial" w:cs="Times New Roman"/>
-                <w:kern w:val="0"/>
-                <w:sz w:val="20"/>
-                <w:szCs w:val="20"/>
-                <w:lang w:eastAsia="ru-RU"/>
-              </w:rPr>
-              <w:t>Не выявлены</w:t>
-            </w:r>
-            <w:r>
-              <w:rPr>
-                <w:rFonts w:ascii="Arial" w:eastAsia="Calibri" w:hAnsi="Arial" w:cs="Times New Roman"/>
-                <w:kern w:val="0"/>
-                <w:sz w:val="20"/>
-                <w:szCs w:val="20"/>
-                <w:lang w:eastAsia="ru-RU"/>
-              </w:rPr>
-              <w:br/>
-              <w:t>Выявлены</w:t>
-            </w:r>
-          </w:p>
-        </w:tc>
-        <w:tc>
-          <w:tcPr>
-            <w:tcW w:w="1325" w:type="dxa"/>
-            <w:tcBorders>
-              <w:top w:val="single" w:sz="4" w:space="0" w:color="000000"/>
-              <w:left w:val="single" w:sz="4" w:space="0" w:color="000000"/>
-              <w:bottom w:val="single" w:sz="4" w:space="0" w:color="000000"/>
-              <w:right w:val="single" w:sz="4" w:space="0" w:color="000000"/>
-            </w:tcBorders>
-            <w:vAlign w:val="center"/>
-          </w:tcPr>
-          <w:p>
-            <w:pPr>
-              <w:spacing w:after="0"/>
-              <w:rPr>
-                <w:rFonts w:eastAsia="Calibri" w:cs="Times New Roman"/>
-                <w:kern w:val="0"/>
-                <w:sz w:val="20"/>
-                <w:szCs w:val="20"/>
-                <w:lang w:eastAsia="ru-RU"/>
-              </w:rPr>
-            </w:pPr>
-          </w:p>
-        </w:tc>
-      </w:tr>
-      <w:tr>
-        <w:trPr>
-          <w:trHeight w:val="624"/>
-        </w:trPr>
-        <w:tc>
-          <w:tcPr>
-            <w:tcW w:w="2233" w:type="dxa"/>
-            <w:gridSpan w:val="2"/>
-            <w:tcBorders>
-              <w:top w:val="single" w:sz="4" w:space="0" w:color="000000"/>
-              <w:left w:val="single" w:sz="4" w:space="0" w:color="000000"/>
-              <w:bottom w:val="single" w:sz="4" w:space="0" w:color="000000"/>
-              <w:right w:val="single" w:sz="4" w:space="0" w:color="000000"/>
-            </w:tcBorders>
-            <w:vAlign w:val="center"/>
-          </w:tcPr>
-          <w:p>
-            <w:pPr>
-              <w:spacing w:after="0"/>
-              <w:rPr>
-                <w:rFonts w:eastAsia="Calibri" w:cs="Times New Roman"/>
-                <w:kern w:val="0"/>
-                <w:sz w:val="20"/>
-                <w:szCs w:val="20"/>
-                <w:lang w:eastAsia="ru-RU"/>
-              </w:rPr>
-            </w:pPr>
-            <w:r>
-              <w:rPr>
-                <w:rFonts w:ascii="Arial" w:eastAsia="Calibri" w:hAnsi="Arial" w:cs="Times New Roman"/>
-                <w:kern w:val="0"/>
-                <w:sz w:val="20"/>
-                <w:szCs w:val="20"/>
-                <w:lang w:eastAsia="ru-RU"/>
-              </w:rPr>
-              <w:t>Офтальмолог</w:t>
-            </w:r>
-          </w:p>
-        </w:tc>
-        <w:tc>
-          <w:tcPr>
-            <w:tcW w:w="4056" w:type="dxa"/>
-            <w:gridSpan w:val="6"/>
-            <w:tcBorders>
-              <w:top w:val="single" w:sz="4" w:space="0" w:color="000000"/>
-              <w:left w:val="single" w:sz="4" w:space="0" w:color="000000"/>
-              <w:bottom w:val="single" w:sz="4" w:space="0" w:color="000000"/>
-              <w:right w:val="single" w:sz="4" w:space="0" w:color="000000"/>
-            </w:tcBorders>
-            <w:vAlign w:val="bottom"/>
-          </w:tcPr>
-          <w:p>
-            <w:pPr>
-              <w:spacing w:after="0"/>
-              <w:jc w:val="center"/>
-              <w:rPr>
-                <w:rFonts w:ascii="Arial" w:eastAsia="Calibri" w:hAnsi="Arial" w:cs="Times New Roman"/>
-                <w:kern w:val="0"/>
-                <w:sz w:val="20"/>
-                <w:szCs w:val="20"/>
-                <w:lang w:eastAsia="ru-RU"/>
-              </w:rPr>
-            </w:pPr>
-          </w:p>
-        </w:tc>
-        <w:tc>
-          <w:tcPr>
-            <w:tcW w:w="1378" w:type="dxa"/>
-            <w:gridSpan w:val="3"/>
-            <w:tcBorders>
-              <w:top w:val="single" w:sz="4" w:space="0" w:color="000000"/>
-              <w:left w:val="single" w:sz="4" w:space="0" w:color="000000"/>
-              <w:bottom w:val="single" w:sz="4" w:space="0" w:color="000000"/>
-              <w:right w:val="single" w:sz="4" w:space="0" w:color="000000"/>
-            </w:tcBorders>
-            <w:vAlign w:val="bottom"/>
-          </w:tcPr>
-          <w:p>
-            <w:pPr>
-              <w:spacing w:after="0"/>
-              <w:jc w:val="center"/>
-              <w:rPr>
-                <w:rFonts w:ascii="Arial" w:eastAsia="Calibri" w:hAnsi="Arial" w:cs="Times New Roman"/>
-                <w:kern w:val="0"/>
-                <w:sz w:val="20"/>
-                <w:szCs w:val="20"/>
-                <w:lang w:eastAsia="ru-RU"/>
-              </w:rPr>
-            </w:pPr>
-          </w:p>
-        </w:tc>
-        <w:tc>
-          <w:tcPr>
-            <w:tcW w:w="1836" w:type="dxa"/>
-            <w:gridSpan w:val="3"/>
-            <w:tcBorders>
-              <w:top w:val="single" w:sz="4" w:space="0" w:color="000000"/>
-              <w:left w:val="single" w:sz="4" w:space="0" w:color="000000"/>
-              <w:bottom w:val="single" w:sz="4" w:space="0" w:color="000000"/>
-              <w:right w:val="single" w:sz="4" w:space="0" w:color="000000"/>
-            </w:tcBorders>
-            <w:vAlign w:val="center"/>
-          </w:tcPr>
-          <w:p>
-            <w:pPr>
-              <w:spacing w:after="0" w:line="276" w:lineRule="auto"/>
-              <w:rPr>
-                <w:rFonts w:eastAsia="Calibri" w:cs="Times New Roman"/>
-                <w:kern w:val="0"/>
-                <w:sz w:val="20"/>
-                <w:szCs w:val="20"/>
-                <w:lang w:eastAsia="ru-RU"/>
-              </w:rPr>
-            </w:pPr>
-            <w:r>
-              <w:rPr>
-                <w:rFonts w:ascii="Arial" w:eastAsia="Calibri" w:hAnsi="Arial" w:cs="Times New Roman"/>
-                <w:kern w:val="0"/>
-                <w:sz w:val="20"/>
-                <w:szCs w:val="20"/>
-                <w:lang w:eastAsia="ru-RU"/>
-              </w:rPr>
-              <w:t>Не выявлены</w:t>
-            </w:r>
-            <w:r>
-              <w:rPr>
-                <w:rFonts w:ascii="Arial" w:eastAsia="Calibri" w:hAnsi="Arial" w:cs="Times New Roman"/>
-                <w:kern w:val="0"/>
-                <w:sz w:val="20"/>
-                <w:szCs w:val="20"/>
-                <w:lang w:eastAsia="ru-RU"/>
-              </w:rPr>
-              <w:br/>
-              <w:t>Выявлены</w:t>
-            </w:r>
-          </w:p>
-        </w:tc>
-        <w:tc>
-          <w:tcPr>
-            <w:tcW w:w="1325" w:type="dxa"/>
-            <w:tcBorders>
-              <w:top w:val="single" w:sz="4" w:space="0" w:color="000000"/>
-              <w:left w:val="single" w:sz="4" w:space="0" w:color="000000"/>
-              <w:bottom w:val="single" w:sz="4" w:space="0" w:color="000000"/>
-              <w:right w:val="single" w:sz="4" w:space="0" w:color="000000"/>
-            </w:tcBorders>
-            <w:vAlign w:val="center"/>
-          </w:tcPr>
-          <w:p>
-            <w:pPr>
-              <w:spacing w:after="0"/>
-              <w:rPr>
-                <w:rFonts w:eastAsia="Calibri" w:cs="Times New Roman"/>
-                <w:kern w:val="0"/>
-                <w:sz w:val="20"/>
-                <w:szCs w:val="20"/>
-                <w:lang w:eastAsia="ru-RU"/>
-              </w:rPr>
-            </w:pPr>
-          </w:p>
-        </w:tc>
-      </w:tr>
-      <w:tr>
-        <w:trPr>
-          <w:trHeight w:val="624"/>
-        </w:trPr>
-        <w:tc>
-          <w:tcPr>
-            <w:tcW w:w="2233" w:type="dxa"/>
-            <w:gridSpan w:val="2"/>
-            <w:tcBorders>
-              <w:top w:val="single" w:sz="4" w:space="0" w:color="000000"/>
-              <w:left w:val="single" w:sz="4" w:space="0" w:color="000000"/>
-              <w:bottom w:val="single" w:sz="4" w:space="0" w:color="000000"/>
-              <w:right w:val="single" w:sz="4" w:space="0" w:color="000000"/>
-            </w:tcBorders>
-            <w:vAlign w:val="center"/>
-          </w:tcPr>
-          <w:p>
-            <w:pPr>
-              <w:spacing w:after="0"/>
-              <w:rPr>
-                <w:rFonts w:eastAsia="Calibri" w:cs="Times New Roman"/>
-                <w:kern w:val="0"/>
-                <w:sz w:val="20"/>
-                <w:szCs w:val="20"/>
-                <w:lang w:eastAsia="ru-RU"/>
-              </w:rPr>
-            </w:pPr>
-            <w:r>
-              <w:rPr>
-                <w:rFonts w:ascii="Arial" w:eastAsia="Calibri" w:hAnsi="Arial" w:cs="Times New Roman"/>
-                <w:kern w:val="0"/>
-                <w:sz w:val="20"/>
-                <w:szCs w:val="20"/>
-                <w:lang w:eastAsia="ru-RU"/>
-              </w:rPr>
-              <w:t>Невролог</w:t>
-            </w:r>
-          </w:p>
-        </w:tc>
-        <w:tc>
-          <w:tcPr>
-            <w:tcW w:w="4056" w:type="dxa"/>
-            <w:gridSpan w:val="6"/>
-            <w:tcBorders>
-              <w:top w:val="single" w:sz="4" w:space="0" w:color="000000"/>
-              <w:left w:val="single" w:sz="4" w:space="0" w:color="000000"/>
-              <w:bottom w:val="single" w:sz="4" w:space="0" w:color="000000"/>
-              <w:right w:val="single" w:sz="4" w:space="0" w:color="000000"/>
-            </w:tcBorders>
-            <w:vAlign w:val="bottom"/>
-          </w:tcPr>
-          <w:p>
-            <w:pPr>
-              <w:spacing w:after="0"/>
-              <w:jc w:val="center"/>
-              <w:rPr>
-                <w:rFonts w:ascii="Arial" w:eastAsia="Calibri" w:hAnsi="Arial" w:cs="Times New Roman"/>
-                <w:kern w:val="0"/>
-                <w:sz w:val="20"/>
-                <w:szCs w:val="20"/>
-                <w:lang w:eastAsia="ru-RU"/>
-              </w:rPr>
-            </w:pPr>
-          </w:p>
-        </w:tc>
-        <w:tc>
-          <w:tcPr>
-            <w:tcW w:w="1378" w:type="dxa"/>
-            <w:gridSpan w:val="3"/>
-            <w:tcBorders>
-              <w:top w:val="single" w:sz="4" w:space="0" w:color="000000"/>
-              <w:left w:val="single" w:sz="4" w:space="0" w:color="000000"/>
-              <w:bottom w:val="single" w:sz="4" w:space="0" w:color="000000"/>
-              <w:right w:val="single" w:sz="4" w:space="0" w:color="000000"/>
-            </w:tcBorders>
-            <w:vAlign w:val="bottom"/>
-          </w:tcPr>
-          <w:p>
-            <w:pPr>
-              <w:spacing w:after="0"/>
-              <w:jc w:val="center"/>
-              <w:rPr>
-                <w:rFonts w:ascii="Arial" w:eastAsia="Calibri" w:hAnsi="Arial" w:cs="Times New Roman"/>
-                <w:kern w:val="0"/>
-                <w:sz w:val="20"/>
-                <w:szCs w:val="20"/>
-                <w:lang w:eastAsia="ru-RU"/>
-              </w:rPr>
-            </w:pPr>
-          </w:p>
-        </w:tc>
-        <w:tc>
-          <w:tcPr>
-            <w:tcW w:w="1836" w:type="dxa"/>
-            <w:gridSpan w:val="3"/>
-            <w:tcBorders>
-              <w:top w:val="single" w:sz="4" w:space="0" w:color="000000"/>
-              <w:left w:val="single" w:sz="4" w:space="0" w:color="000000"/>
-              <w:bottom w:val="single" w:sz="4" w:space="0" w:color="000000"/>
-              <w:right w:val="single" w:sz="4" w:space="0" w:color="000000"/>
-            </w:tcBorders>
-            <w:vAlign w:val="center"/>
-          </w:tcPr>
-          <w:p>
-            <w:pPr>
-              <w:spacing w:after="0" w:line="276" w:lineRule="auto"/>
-              <w:rPr>
-                <w:rFonts w:eastAsia="Calibri" w:cs="Times New Roman"/>
-                <w:kern w:val="0"/>
-                <w:sz w:val="20"/>
-                <w:szCs w:val="20"/>
-                <w:lang w:eastAsia="ru-RU"/>
-              </w:rPr>
-            </w:pPr>
-            <w:r>
-              <w:rPr>
-                <w:rFonts w:ascii="Arial" w:eastAsia="Calibri" w:hAnsi="Arial" w:cs="Times New Roman"/>
-                <w:kern w:val="0"/>
-                <w:sz w:val="20"/>
-                <w:szCs w:val="20"/>
-                <w:lang w:eastAsia="ru-RU"/>
-              </w:rPr>
-              <w:t>Не выявлены</w:t>
-            </w:r>
-            <w:r>
-              <w:rPr>
-                <w:rFonts w:ascii="Arial" w:eastAsia="Calibri" w:hAnsi="Arial" w:cs="Times New Roman"/>
-                <w:kern w:val="0"/>
-                <w:sz w:val="20"/>
-                <w:szCs w:val="20"/>
-                <w:lang w:eastAsia="ru-RU"/>
-              </w:rPr>
-              <w:br/>
-              <w:t>Выявлены</w:t>
-            </w:r>
-          </w:p>
-        </w:tc>
-        <w:tc>
-          <w:tcPr>
-            <w:tcW w:w="1325" w:type="dxa"/>
-            <w:tcBorders>
-              <w:top w:val="single" w:sz="4" w:space="0" w:color="000000"/>
-              <w:left w:val="single" w:sz="4" w:space="0" w:color="000000"/>
-              <w:bottom w:val="single" w:sz="4" w:space="0" w:color="000000"/>
-              <w:right w:val="single" w:sz="4" w:space="0" w:color="000000"/>
-            </w:tcBorders>
-            <w:vAlign w:val="center"/>
-          </w:tcPr>
-          <w:p>
-            <w:pPr>
-              <w:spacing w:after="0"/>
-              <w:rPr>
-                <w:rFonts w:eastAsia="Calibri" w:cs="Times New Roman"/>
-                <w:kern w:val="0"/>
-                <w:sz w:val="20"/>
-                <w:szCs w:val="20"/>
-                <w:lang w:eastAsia="ru-RU"/>
-              </w:rPr>
-            </w:pPr>
-          </w:p>
-        </w:tc>
-      </w:tr>
-      <w:tr>
-        <w:trPr>
-          <w:trHeight w:val="624"/>
-        </w:trPr>
-        <w:tc>
-          <w:tcPr>
-            <w:tcW w:w="2233" w:type="dxa"/>
-            <w:gridSpan w:val="2"/>
-            <w:tcBorders>
-              <w:top w:val="single" w:sz="4" w:space="0" w:color="000000"/>
-              <w:left w:val="single" w:sz="4" w:space="0" w:color="000000"/>
-              <w:bottom w:val="single" w:sz="4" w:space="0" w:color="000000"/>
-              <w:right w:val="single" w:sz="4" w:space="0" w:color="000000"/>
-            </w:tcBorders>
-            <w:vAlign w:val="center"/>
-          </w:tcPr>
-          <w:p>
-            <w:pPr>
-              <w:spacing w:after="0"/>
-              <w:rPr>
-                <w:rFonts w:eastAsia="Calibri" w:cs="Times New Roman"/>
-                <w:kern w:val="0"/>
-                <w:sz w:val="20"/>
-                <w:szCs w:val="20"/>
-                <w:lang w:eastAsia="ru-RU"/>
-              </w:rPr>
-            </w:pPr>
-            <w:r>
-              <w:rPr>
-                <w:rFonts w:ascii="Arial" w:eastAsia="Calibri" w:hAnsi="Arial" w:cs="Times New Roman"/>
-                <w:kern w:val="0"/>
-                <w:sz w:val="20"/>
-                <w:szCs w:val="20"/>
-                <w:lang w:eastAsia="ru-RU"/>
-              </w:rPr>
-              <w:t>Психиатр</w:t>
-            </w:r>
-          </w:p>
-        </w:tc>
-        <w:tc>
-          <w:tcPr>
-            <w:tcW w:w="4056" w:type="dxa"/>
-            <w:gridSpan w:val="6"/>
-            <w:tcBorders>
-              <w:top w:val="single" w:sz="4" w:space="0" w:color="000000"/>
-              <w:left w:val="single" w:sz="4" w:space="0" w:color="000000"/>
-              <w:bottom w:val="single" w:sz="4" w:space="0" w:color="000000"/>
-              <w:right w:val="single" w:sz="4" w:space="0" w:color="000000"/>
-            </w:tcBorders>
-            <w:vAlign w:val="bottom"/>
-          </w:tcPr>
-          <w:p>
-            <w:pPr>
-              <w:spacing w:after="0"/>
-              <w:jc w:val="center"/>
-              <w:rPr>
-                <w:rFonts w:ascii="Arial" w:eastAsia="Calibri" w:hAnsi="Arial" w:cs="Times New Roman"/>
-                <w:kern w:val="0"/>
-                <w:sz w:val="20"/>
-                <w:szCs w:val="20"/>
-                <w:lang w:eastAsia="ru-RU"/>
-              </w:rPr>
-            </w:pPr>
-          </w:p>
-        </w:tc>
-        <w:tc>
-          <w:tcPr>
-            <w:tcW w:w="1378" w:type="dxa"/>
-            <w:gridSpan w:val="3"/>
-            <w:tcBorders>
-              <w:top w:val="single" w:sz="4" w:space="0" w:color="000000"/>
-              <w:left w:val="single" w:sz="4" w:space="0" w:color="000000"/>
-              <w:bottom w:val="single" w:sz="4" w:space="0" w:color="000000"/>
-              <w:right w:val="single" w:sz="4" w:space="0" w:color="000000"/>
-            </w:tcBorders>
-            <w:vAlign w:val="bottom"/>
-          </w:tcPr>
-          <w:p>
-            <w:pPr>
-              <w:spacing w:after="0"/>
-              <w:jc w:val="center"/>
-              <w:rPr>
-                <w:rFonts w:ascii="Arial" w:eastAsia="Calibri" w:hAnsi="Arial" w:cs="Times New Roman"/>
-                <w:kern w:val="0"/>
-                <w:sz w:val="20"/>
-                <w:szCs w:val="20"/>
-                <w:lang w:eastAsia="ru-RU"/>
-              </w:rPr>
-            </w:pPr>
-          </w:p>
-        </w:tc>
-        <w:tc>
-          <w:tcPr>
-            <w:tcW w:w="1836" w:type="dxa"/>
-            <w:gridSpan w:val="3"/>
-            <w:tcBorders>
-              <w:top w:val="single" w:sz="4" w:space="0" w:color="000000"/>
-              <w:left w:val="single" w:sz="4" w:space="0" w:color="000000"/>
-              <w:bottom w:val="single" w:sz="4" w:space="0" w:color="000000"/>
-              <w:right w:val="single" w:sz="4" w:space="0" w:color="000000"/>
-            </w:tcBorders>
-            <w:vAlign w:val="center"/>
-          </w:tcPr>
-          <w:p>
-            <w:pPr>
-              <w:spacing w:after="0" w:line="276" w:lineRule="auto"/>
-              <w:rPr>
-                <w:rFonts w:eastAsia="Calibri" w:cs="Times New Roman"/>
-                <w:kern w:val="0"/>
-                <w:sz w:val="20"/>
-                <w:szCs w:val="20"/>
-                <w:lang w:eastAsia="ru-RU"/>
-              </w:rPr>
-            </w:pPr>
-            <w:r>
-              <w:rPr>
-                <w:rFonts w:ascii="Arial" w:eastAsia="Calibri" w:hAnsi="Arial" w:cs="Times New Roman"/>
-                <w:kern w:val="0"/>
-                <w:sz w:val="20"/>
-                <w:szCs w:val="20"/>
-                <w:lang w:eastAsia="ru-RU"/>
-              </w:rPr>
-              <w:t>Не выявлены</w:t>
-            </w:r>
-            <w:r>
-              <w:rPr>
-                <w:rFonts w:ascii="Arial" w:eastAsia="Calibri" w:hAnsi="Arial" w:cs="Times New Roman"/>
-                <w:kern w:val="0"/>
-                <w:sz w:val="20"/>
-                <w:szCs w:val="20"/>
-                <w:lang w:eastAsia="ru-RU"/>
-              </w:rPr>
-              <w:br/>
-              <w:t>Выявлены</w:t>
-            </w:r>
-          </w:p>
-        </w:tc>
-        <w:tc>
-          <w:tcPr>
-            <w:tcW w:w="1325" w:type="dxa"/>
-            <w:tcBorders>
-              <w:top w:val="single" w:sz="4" w:space="0" w:color="000000"/>
-              <w:left w:val="single" w:sz="4" w:space="0" w:color="000000"/>
-              <w:bottom w:val="single" w:sz="4" w:space="0" w:color="000000"/>
-              <w:right w:val="single" w:sz="4" w:space="0" w:color="000000"/>
-            </w:tcBorders>
-            <w:vAlign w:val="bottom"/>
-          </w:tcPr>
-          <w:p>
-            <w:pPr>
-              <w:spacing w:after="0"/>
-              <w:rPr>
-                <w:rFonts w:ascii="Arial" w:eastAsia="Calibri" w:hAnsi="Arial" w:cs="Times New Roman"/>
-                <w:kern w:val="0"/>
-                <w:sz w:val="20"/>
-                <w:szCs w:val="20"/>
-                <w:lang w:eastAsia="ru-RU"/>
-              </w:rPr>
-            </w:pPr>
-          </w:p>
-        </w:tc>
-      </w:tr>
-      <w:tr>
-        <w:trPr>
-          <w:trHeight w:val="624"/>
-        </w:trPr>
-        <w:tc>
-          <w:tcPr>
-            <w:tcW w:w="2233" w:type="dxa"/>
-            <w:gridSpan w:val="2"/>
-            <w:tcBorders>
-              <w:top w:val="single" w:sz="4" w:space="0" w:color="000000"/>
-              <w:left w:val="single" w:sz="4" w:space="0" w:color="000000"/>
-              <w:bottom w:val="single" w:sz="4" w:space="0" w:color="000000"/>
-              <w:right w:val="single" w:sz="4" w:space="0" w:color="000000"/>
-            </w:tcBorders>
-            <w:vAlign w:val="center"/>
-          </w:tcPr>
-          <w:p>
-            <w:pPr>
-              <w:spacing w:after="0"/>
-              <w:rPr>
-                <w:rFonts w:eastAsia="Calibri" w:cs="Times New Roman"/>
-                <w:kern w:val="0"/>
-                <w:sz w:val="20"/>
-                <w:szCs w:val="20"/>
-                <w:lang w:eastAsia="ru-RU"/>
-              </w:rPr>
-            </w:pPr>
-            <w:r>
-              <w:rPr>
-                <w:rFonts w:ascii="Arial" w:eastAsia="Calibri" w:hAnsi="Arial" w:cs="Times New Roman"/>
-                <w:kern w:val="0"/>
-                <w:sz w:val="20"/>
-                <w:szCs w:val="20"/>
-                <w:lang w:eastAsia="ru-RU"/>
-              </w:rPr>
-              <w:t>Нарколог</w:t>
-            </w:r>
-          </w:p>
-        </w:tc>
-        <w:tc>
-          <w:tcPr>
-            <w:tcW w:w="4056" w:type="dxa"/>
-            <w:gridSpan w:val="6"/>
-            <w:tcBorders>
-              <w:top w:val="single" w:sz="4" w:space="0" w:color="000000"/>
-              <w:left w:val="single" w:sz="4" w:space="0" w:color="000000"/>
-              <w:bottom w:val="single" w:sz="4" w:space="0" w:color="000000"/>
-              <w:right w:val="single" w:sz="4" w:space="0" w:color="000000"/>
-            </w:tcBorders>
-            <w:vAlign w:val="bottom"/>
-          </w:tcPr>
-          <w:p>
-            <w:pPr>
-              <w:spacing w:after="0"/>
-              <w:jc w:val="center"/>
-              <w:rPr>
-                <w:rFonts w:ascii="Arial" w:eastAsia="Calibri" w:hAnsi="Arial" w:cs="Times New Roman"/>
-                <w:kern w:val="0"/>
-                <w:sz w:val="20"/>
-                <w:szCs w:val="20"/>
-                <w:lang w:eastAsia="ru-RU"/>
-              </w:rPr>
-            </w:pPr>
-          </w:p>
-        </w:tc>
-        <w:tc>
-          <w:tcPr>
-            <w:tcW w:w="1378" w:type="dxa"/>
-            <w:gridSpan w:val="3"/>
-            <w:tcBorders>
-              <w:top w:val="single" w:sz="4" w:space="0" w:color="000000"/>
-              <w:left w:val="single" w:sz="4" w:space="0" w:color="000000"/>
-              <w:bottom w:val="single" w:sz="4" w:space="0" w:color="000000"/>
-              <w:right w:val="single" w:sz="4" w:space="0" w:color="000000"/>
-            </w:tcBorders>
-            <w:vAlign w:val="bottom"/>
-          </w:tcPr>
-          <w:p>
-            <w:pPr>
-              <w:spacing w:after="0"/>
-              <w:jc w:val="center"/>
-              <w:rPr>
-                <w:rFonts w:ascii="Arial" w:eastAsia="Calibri" w:hAnsi="Arial" w:cs="Times New Roman"/>
-                <w:kern w:val="0"/>
-                <w:sz w:val="20"/>
-                <w:szCs w:val="20"/>
-                <w:lang w:eastAsia="ru-RU"/>
-              </w:rPr>
-            </w:pPr>
-          </w:p>
-        </w:tc>
-        <w:tc>
-          <w:tcPr>
-            <w:tcW w:w="1836" w:type="dxa"/>
-            <w:gridSpan w:val="3"/>
-            <w:tcBorders>
-              <w:top w:val="single" w:sz="4" w:space="0" w:color="000000"/>
-              <w:left w:val="single" w:sz="4" w:space="0" w:color="000000"/>
-              <w:bottom w:val="single" w:sz="4" w:space="0" w:color="000000"/>
-              <w:right w:val="single" w:sz="4" w:space="0" w:color="000000"/>
-            </w:tcBorders>
-            <w:vAlign w:val="center"/>
-          </w:tcPr>
-          <w:p>
-            <w:pPr>
-              <w:spacing w:after="0" w:line="276" w:lineRule="auto"/>
-              <w:rPr>
-                <w:rFonts w:eastAsia="Calibri" w:cs="Times New Roman"/>
-                <w:kern w:val="0"/>
-                <w:sz w:val="20"/>
-                <w:szCs w:val="20"/>
-                <w:lang w:eastAsia="ru-RU"/>
-              </w:rPr>
-            </w:pPr>
-            <w:r>
-              <w:rPr>
-                <w:rFonts w:ascii="Arial" w:eastAsia="Calibri" w:hAnsi="Arial" w:cs="Times New Roman"/>
-                <w:kern w:val="0"/>
-                <w:sz w:val="20"/>
-                <w:szCs w:val="20"/>
-                <w:lang w:eastAsia="ru-RU"/>
-              </w:rPr>
-              <w:t>Не выявлены</w:t>
-            </w:r>
-            <w:r>
-              <w:rPr>
-                <w:rFonts w:ascii="Arial" w:eastAsia="Calibri" w:hAnsi="Arial" w:cs="Times New Roman"/>
-                <w:kern w:val="0"/>
-                <w:sz w:val="20"/>
-                <w:szCs w:val="20"/>
-                <w:lang w:eastAsia="ru-RU"/>
-              </w:rPr>
-              <w:br/>
-              <w:t>Выявлены</w:t>
-            </w:r>
-          </w:p>
-        </w:tc>
-        <w:tc>
-          <w:tcPr>
-            <w:tcW w:w="1325" w:type="dxa"/>
-            <w:tcBorders>
-              <w:top w:val="single" w:sz="4" w:space="0" w:color="000000"/>
-              <w:left w:val="single" w:sz="4" w:space="0" w:color="000000"/>
-              <w:bottom w:val="single" w:sz="4" w:space="0" w:color="000000"/>
-              <w:right w:val="single" w:sz="4" w:space="0" w:color="000000"/>
-            </w:tcBorders>
-            <w:vAlign w:val="bottom"/>
-          </w:tcPr>
-          <w:p>
-            <w:pPr>
-              <w:spacing w:after="0"/>
-              <w:rPr>
-                <w:rFonts w:ascii="Arial" w:eastAsia="Calibri" w:hAnsi="Arial" w:cs="Times New Roman"/>
-                <w:kern w:val="0"/>
-                <w:sz w:val="20"/>
-                <w:szCs w:val="20"/>
-                <w:lang w:eastAsia="ru-RU"/>
-              </w:rPr>
-            </w:pPr>
-          </w:p>
-        </w:tc>
-      </w:tr>
-      <w:tr>
-        <w:trPr>
-          <w:trHeight w:val="624"/>
-        </w:trPr>
-        <w:tc>
-          <w:tcPr>
-            <w:tcW w:w="2233" w:type="dxa"/>
-            <w:gridSpan w:val="2"/>
-            <w:tcBorders>
-              <w:top w:val="single" w:sz="4" w:space="0" w:color="000000"/>
-              <w:left w:val="single" w:sz="4" w:space="0" w:color="000000"/>
-              <w:bottom w:val="single" w:sz="4" w:space="0" w:color="000000"/>
-              <w:right w:val="single" w:sz="4" w:space="0" w:color="000000"/>
-            </w:tcBorders>
-            <w:vAlign w:val="center"/>
-          </w:tcPr>
-          <w:p>
-            <w:pPr>
-              <w:spacing w:after="0"/>
-              <w:rPr>
-                <w:rFonts w:eastAsia="Calibri" w:cs="Times New Roman"/>
-                <w:kern w:val="0"/>
-                <w:sz w:val="20"/>
-                <w:szCs w:val="20"/>
-                <w:lang w:eastAsia="ru-RU"/>
-              </w:rPr>
-            </w:pPr>
-            <w:r>
-              <w:rPr>
-                <w:rFonts w:ascii="Arial" w:eastAsia="Calibri" w:hAnsi="Arial" w:cs="Times New Roman"/>
-                <w:kern w:val="0"/>
-                <w:sz w:val="20"/>
-                <w:szCs w:val="20"/>
-                <w:lang w:eastAsia="ru-RU"/>
-              </w:rPr>
-              <w:t>Терапевт</w:t>
-            </w:r>
-          </w:p>
-        </w:tc>
-        <w:tc>
-          <w:tcPr>
-            <w:tcW w:w="4056" w:type="dxa"/>
-            <w:gridSpan w:val="6"/>
-            <w:tcBorders>
-              <w:top w:val="single" w:sz="4" w:space="0" w:color="000000"/>
-              <w:left w:val="single" w:sz="4" w:space="0" w:color="000000"/>
-              <w:bottom w:val="single" w:sz="4" w:space="0" w:color="000000"/>
-              <w:right w:val="single" w:sz="4" w:space="0" w:color="000000"/>
-            </w:tcBorders>
-            <w:vAlign w:val="bottom"/>
-          </w:tcPr>
-          <w:p>
-            <w:pPr>
-              <w:spacing w:after="0"/>
-              <w:jc w:val="center"/>
-              <w:rPr>
-                <w:rFonts w:ascii="Arial" w:eastAsia="Calibri" w:hAnsi="Arial" w:cs="Times New Roman"/>
-                <w:kern w:val="0"/>
-                <w:sz w:val="20"/>
-                <w:szCs w:val="20"/>
-                <w:lang w:eastAsia="ru-RU"/>
-              </w:rPr>
-            </w:pPr>
-          </w:p>
-        </w:tc>
-        <w:tc>
-          <w:tcPr>
-            <w:tcW w:w="1378" w:type="dxa"/>
-            <w:gridSpan w:val="3"/>
-            <w:tcBorders>
-              <w:top w:val="single" w:sz="4" w:space="0" w:color="000000"/>
-              <w:left w:val="single" w:sz="4" w:space="0" w:color="000000"/>
-              <w:bottom w:val="single" w:sz="4" w:space="0" w:color="000000"/>
-              <w:right w:val="single" w:sz="4" w:space="0" w:color="000000"/>
-            </w:tcBorders>
-            <w:vAlign w:val="bottom"/>
-          </w:tcPr>
-          <w:p>
-            <w:pPr>
-              <w:spacing w:after="0"/>
-              <w:jc w:val="center"/>
-              <w:rPr>
-                <w:rFonts w:ascii="Arial" w:eastAsia="Calibri" w:hAnsi="Arial" w:cs="Times New Roman"/>
-                <w:kern w:val="0"/>
-                <w:sz w:val="20"/>
-                <w:szCs w:val="20"/>
-                <w:lang w:eastAsia="ru-RU"/>
-              </w:rPr>
-            </w:pPr>
-          </w:p>
-        </w:tc>
-        <w:tc>
-          <w:tcPr>
-            <w:tcW w:w="1836" w:type="dxa"/>
-            <w:gridSpan w:val="3"/>
-            <w:tcBorders>
-              <w:top w:val="single" w:sz="4" w:space="0" w:color="000000"/>
-              <w:left w:val="single" w:sz="4" w:space="0" w:color="000000"/>
-              <w:bottom w:val="single" w:sz="4" w:space="0" w:color="000000"/>
-              <w:right w:val="single" w:sz="4" w:space="0" w:color="000000"/>
-            </w:tcBorders>
-            <w:vAlign w:val="center"/>
-          </w:tcPr>
-          <w:p>
-            <w:pPr>
-              <w:spacing w:after="0" w:line="276" w:lineRule="auto"/>
-              <w:rPr>
-                <w:rFonts w:eastAsia="Calibri" w:cs="Times New Roman"/>
-                <w:kern w:val="0"/>
-                <w:sz w:val="20"/>
-                <w:szCs w:val="20"/>
-                <w:lang w:eastAsia="ru-RU"/>
-              </w:rPr>
-            </w:pPr>
-            <w:r>
-              <w:rPr>
-                <w:rFonts w:ascii="Arial" w:eastAsia="Calibri" w:hAnsi="Arial" w:cs="Times New Roman"/>
-                <w:kern w:val="0"/>
-                <w:sz w:val="20"/>
-                <w:szCs w:val="20"/>
-                <w:lang w:eastAsia="ru-RU"/>
-              </w:rPr>
-              <w:t>Не выявлены</w:t>
-            </w:r>
-            <w:r>
-              <w:rPr>
-                <w:rFonts w:ascii="Arial" w:eastAsia="Calibri" w:hAnsi="Arial" w:cs="Times New Roman"/>
-                <w:kern w:val="0"/>
-                <w:sz w:val="20"/>
-                <w:szCs w:val="20"/>
-                <w:lang w:eastAsia="ru-RU"/>
-              </w:rPr>
-              <w:br/>
-              <w:t>Выявлены</w:t>
-            </w:r>
-          </w:p>
-        </w:tc>
-        <w:tc>
-          <w:tcPr>
-            <w:tcW w:w="1325" w:type="dxa"/>
-            <w:tcBorders>
-              <w:top w:val="single" w:sz="4" w:space="0" w:color="000000"/>
-              <w:left w:val="single" w:sz="4" w:space="0" w:color="000000"/>
-              <w:bottom w:val="single" w:sz="4" w:space="0" w:color="000000"/>
-              <w:right w:val="single" w:sz="4" w:space="0" w:color="000000"/>
-            </w:tcBorders>
-            <w:vAlign w:val="bottom"/>
-          </w:tcPr>
-          <w:p>
-            <w:pPr>
-              <w:spacing w:after="0"/>
-              <w:rPr>
-                <w:rFonts w:ascii="Arial" w:eastAsia="Calibri" w:hAnsi="Arial" w:cs="Times New Roman"/>
-                <w:kern w:val="0"/>
-                <w:sz w:val="20"/>
-                <w:szCs w:val="20"/>
-                <w:lang w:eastAsia="ru-RU"/>
-              </w:rPr>
-            </w:pPr>
-          </w:p>
-        </w:tc>
-      </w:tr>
-      <w:tr>
-        <w:trPr>
-          <w:trHeight w:val="624"/>
-        </w:trPr>
-        <w:tc>
-          <w:tcPr>
-            <w:tcW w:w="2233" w:type="dxa"/>
-            <w:gridSpan w:val="2"/>
-            <w:tcBorders>
-              <w:top w:val="single" w:sz="4" w:space="0" w:color="000000"/>
-              <w:left w:val="single" w:sz="4" w:space="0" w:color="000000"/>
-              <w:bottom w:val="single" w:sz="4" w:space="0" w:color="000000"/>
-              <w:right w:val="single" w:sz="4" w:space="0" w:color="000000"/>
-            </w:tcBorders>
-            <w:vAlign w:val="center"/>
-          </w:tcPr>
-          <w:p>
-            <w:pPr>
-              <w:spacing w:after="0"/>
-              <w:rPr>
-                <w:rFonts w:eastAsia="Calibri" w:cs="Times New Roman"/>
-                <w:kern w:val="0"/>
-                <w:sz w:val="20"/>
-                <w:szCs w:val="20"/>
-                <w:lang w:eastAsia="ru-RU"/>
-              </w:rPr>
-            </w:pPr>
-            <w:proofErr w:type="spellStart"/>
-            <w:r>
-              <w:rPr>
-                <w:rFonts w:ascii="Arial" w:eastAsia="Calibri" w:hAnsi="Arial" w:cs="Times New Roman"/>
-                <w:kern w:val="0"/>
-                <w:sz w:val="20"/>
-                <w:szCs w:val="20"/>
-                <w:lang w:eastAsia="ru-RU"/>
-              </w:rPr>
-              <w:t>Профпатолог</w:t>
-            </w:r>
-            <w:proofErr w:type="spellEnd"/>
-          </w:p>
-        </w:tc>
-        <w:tc>
-          <w:tcPr>
-            <w:tcW w:w="4056" w:type="dxa"/>
-            <w:gridSpan w:val="6"/>
-            <w:tcBorders>
-              <w:top w:val="single" w:sz="4" w:space="0" w:color="000000"/>
-              <w:left w:val="single" w:sz="4" w:space="0" w:color="000000"/>
-              <w:bottom w:val="single" w:sz="4" w:space="0" w:color="000000"/>
-              <w:right w:val="single" w:sz="4" w:space="0" w:color="000000"/>
-            </w:tcBorders>
-            <w:vAlign w:val="bottom"/>
-          </w:tcPr>
-          <w:p>
-            <w:pPr>
-              <w:spacing w:after="0"/>
-              <w:jc w:val="center"/>
-              <w:rPr>
-                <w:rFonts w:ascii="Arial" w:eastAsia="Calibri" w:hAnsi="Arial" w:cs="Times New Roman"/>
-                <w:kern w:val="0"/>
-                <w:sz w:val="20"/>
-                <w:szCs w:val="20"/>
-                <w:lang w:eastAsia="ru-RU"/>
-              </w:rPr>
-            </w:pPr>
-          </w:p>
-        </w:tc>
-        <w:tc>
-          <w:tcPr>
-            <w:tcW w:w="1378" w:type="dxa"/>
-            <w:gridSpan w:val="3"/>
-            <w:tcBorders>
-              <w:top w:val="single" w:sz="4" w:space="0" w:color="000000"/>
-              <w:left w:val="single" w:sz="4" w:space="0" w:color="000000"/>
-              <w:bottom w:val="single" w:sz="4" w:space="0" w:color="000000"/>
-              <w:right w:val="single" w:sz="4" w:space="0" w:color="000000"/>
-            </w:tcBorders>
-            <w:vAlign w:val="bottom"/>
-          </w:tcPr>
-          <w:p>
-            <w:pPr>
-              <w:spacing w:after="0"/>
-              <w:jc w:val="center"/>
-              <w:rPr>
-                <w:rFonts w:ascii="Arial" w:eastAsia="Calibri" w:hAnsi="Arial" w:cs="Times New Roman"/>
-                <w:kern w:val="0"/>
-                <w:sz w:val="20"/>
-                <w:szCs w:val="20"/>
-                <w:lang w:eastAsia="ru-RU"/>
-              </w:rPr>
-            </w:pPr>
-          </w:p>
-        </w:tc>
-        <w:tc>
-          <w:tcPr>
-            <w:tcW w:w="1836" w:type="dxa"/>
-            <w:gridSpan w:val="3"/>
-            <w:tcBorders>
-              <w:top w:val="single" w:sz="4" w:space="0" w:color="000000"/>
-              <w:left w:val="single" w:sz="4" w:space="0" w:color="000000"/>
-              <w:bottom w:val="single" w:sz="4" w:space="0" w:color="000000"/>
-              <w:right w:val="single" w:sz="4" w:space="0" w:color="000000"/>
-            </w:tcBorders>
-            <w:vAlign w:val="center"/>
-          </w:tcPr>
-          <w:p>
-            <w:pPr>
-              <w:spacing w:after="0" w:line="276" w:lineRule="auto"/>
-              <w:rPr>
-                <w:rFonts w:eastAsia="Calibri" w:cs="Times New Roman"/>
-                <w:kern w:val="0"/>
-                <w:sz w:val="20"/>
-                <w:szCs w:val="20"/>
-                <w:lang w:eastAsia="ru-RU"/>
-              </w:rPr>
-            </w:pPr>
-            <w:r>
-              <w:rPr>
-                <w:rFonts w:ascii="Arial" w:eastAsia="Calibri" w:hAnsi="Arial" w:cs="Times New Roman"/>
-                <w:kern w:val="0"/>
-                <w:sz w:val="20"/>
-                <w:szCs w:val="20"/>
-                <w:lang w:eastAsia="ru-RU"/>
-              </w:rPr>
-              <w:t>Не</w:t>
-            </w:r>
-            <w:r>
-              <w:rPr>
-                <w:rFonts w:ascii="Arial" w:eastAsia="Calibri" w:hAnsi="Arial" w:cs="Times New Roman"/>
-                <w:kern w:val="0"/>
-                <w:sz w:val="20"/>
-                <w:szCs w:val="20"/>
-                <w:lang w:eastAsia="ru-RU"/>
-              </w:rPr>
-              <w:t xml:space="preserve"> выявлены</w:t>
-            </w:r>
-            <w:r>
-              <w:rPr>
-                <w:rFonts w:ascii="Arial" w:eastAsia="Calibri" w:hAnsi="Arial" w:cs="Times New Roman"/>
-                <w:kern w:val="0"/>
-                <w:sz w:val="20"/>
-                <w:szCs w:val="20"/>
-                <w:lang w:eastAsia="ru-RU"/>
-              </w:rPr>
-              <w:br/>
-              <w:t>Выявлены</w:t>
-            </w:r>
-          </w:p>
-        </w:tc>
-        <w:tc>
-          <w:tcPr>
-            <w:tcW w:w="1325" w:type="dxa"/>
-            <w:tcBorders>
-              <w:top w:val="single" w:sz="4" w:space="0" w:color="000000"/>
-              <w:left w:val="single" w:sz="4" w:space="0" w:color="000000"/>
-              <w:bottom w:val="single" w:sz="4" w:space="0" w:color="000000"/>
-              <w:right w:val="single" w:sz="4" w:space="0" w:color="000000"/>
-            </w:tcBorders>
-            <w:vAlign w:val="bottom"/>
-          </w:tcPr>
-          <w:p>
-            <w:pPr>
-              <w:spacing w:after="0"/>
-              <w:rPr>
-                <w:rFonts w:ascii="Arial" w:eastAsia="Calibri" w:hAnsi="Arial" w:cs="Times New Roman"/>
-                <w:kern w:val="0"/>
-                <w:sz w:val="20"/>
-                <w:szCs w:val="20"/>
-                <w:lang w:eastAsia="ru-RU"/>
-              </w:rPr>
-            </w:pPr>
-          </w:p>
-        </w:tc>
-      </w:tr>
-      <w:tr>
-        <w:trPr>
-          <w:trHeight w:val="540"/>
-        </w:trPr>
-        <w:tc>
-          <w:tcPr>
-            <w:tcW w:w="2233" w:type="dxa"/>
-            <w:gridSpan w:val="2"/>
-            <w:tcBorders>
-              <w:top w:val="single" w:sz="4" w:space="0" w:color="000000"/>
-            </w:tcBorders>
-            <w:vAlign w:val="center"/>
-          </w:tcPr>
-          <w:p>
-            <w:pPr>
-              <w:spacing w:after="0"/>
-              <w:rPr>
-                <w:rFonts w:eastAsia="Calibri" w:cs="Times New Roman"/>
-                <w:kern w:val="0"/>
-                <w:sz w:val="20"/>
-                <w:szCs w:val="20"/>
-                <w:lang w:eastAsia="ru-RU"/>
-              </w:rPr>
-            </w:pPr>
-            <w:r>
-              <w:rPr>
-                <w:rFonts w:ascii="Arial" w:eastAsia="Calibri" w:hAnsi="Arial" w:cs="Times New Roman"/>
-                <w:kern w:val="0"/>
-                <w:sz w:val="20"/>
-                <w:szCs w:val="20"/>
-                <w:lang w:eastAsia="ru-RU"/>
-              </w:rPr>
-              <w:t>Диспансерная группа</w:t>
-            </w:r>
-          </w:p>
-        </w:tc>
-        <w:tc>
-          <w:tcPr>
-            <w:tcW w:w="8595" w:type="dxa"/>
-            <w:gridSpan w:val="13"/>
-            <w:tcBorders>
-              <w:top w:val="single" w:sz="4" w:space="0" w:color="000000"/>
-              <w:bottom w:val="single" w:sz="4" w:space="0" w:color="000000"/>
-            </w:tcBorders>
-            <w:vAlign w:val="bottom"/>
-          </w:tcPr>
-          <w:p>
-            <w:pPr>
-              <w:spacing w:after="0"/>
-              <w:jc w:val="center"/>
-              <w:rPr>
-                <w:rFonts w:ascii="Arial" w:eastAsia="Calibri" w:hAnsi="Arial" w:cs="Times New Roman"/>
-                <w:kern w:val="0"/>
-                <w:sz w:val="20"/>
-                <w:szCs w:val="20"/>
-                <w:lang w:eastAsia="ru-RU"/>
-              </w:rPr>
-            </w:pPr>
-          </w:p>
-        </w:tc>
-      </w:tr>
-      <w:tr>
-        <w:trPr>
-          <w:trHeight w:val="283"/>
-        </w:trPr>
-        <w:tc>
-          <w:tcPr>
-            <w:tcW w:w="2233" w:type="dxa"/>
-            <w:gridSpan w:val="2"/>
-            <w:vAlign w:val="center"/>
-          </w:tcPr>
-          <w:p>
-            <w:pPr>
-              <w:spacing w:after="0"/>
-              <w:rPr>
-                <w:rFonts w:eastAsia="Calibri" w:cs="Times New Roman"/>
-                <w:kern w:val="0"/>
-                <w:sz w:val="20"/>
-                <w:szCs w:val="20"/>
-                <w:lang w:eastAsia="ru-RU"/>
-              </w:rPr>
-            </w:pPr>
-            <w:r>
-              <w:rPr>
-                <w:rFonts w:ascii="Arial" w:eastAsia="Calibri" w:hAnsi="Arial" w:cs="Times New Roman"/>
-                <w:kern w:val="0"/>
-                <w:sz w:val="20"/>
-                <w:szCs w:val="20"/>
-                <w:lang w:eastAsia="ru-RU"/>
-              </w:rPr>
-              <w:t>Рекомендовано</w:t>
-            </w:r>
-          </w:p>
-        </w:tc>
-        <w:tc>
-          <w:tcPr>
-            <w:tcW w:w="8595" w:type="dxa"/>
-            <w:gridSpan w:val="13"/>
-            <w:tcBorders>
-              <w:top w:val="single" w:sz="4" w:space="0" w:color="000000"/>
-              <w:bottom w:val="single" w:sz="4" w:space="0" w:color="000000"/>
-            </w:tcBorders>
-            <w:tcMar>
-              <w:top w:w="55" w:type="dxa"/>
-              <w:left w:w="55" w:type="dxa"/>
-              <w:bottom w:w="55" w:type="dxa"/>
-              <w:right w:w="55" w:type="dxa"/>
-            </w:tcMar>
-            <w:vAlign w:val="bottom"/>
-          </w:tcPr>
-          <w:p>
-            <w:pPr>
-              <w:spacing w:after="0"/>
-              <w:jc w:val="center"/>
-              <w:rPr>
-                <w:rFonts w:ascii="Arial" w:eastAsia="Calibri" w:hAnsi="Arial" w:cs="Times New Roman"/>
-                <w:kern w:val="0"/>
-                <w:sz w:val="20"/>
-                <w:szCs w:val="20"/>
-                <w:lang w:eastAsia="ru-RU"/>
-              </w:rPr>
-            </w:pPr>
-          </w:p>
-        </w:tc>
-      </w:tr>
-      <w:tr>
-        <w:trPr>
-          <w:trHeight w:val="283"/>
-        </w:trPr>
-        <w:tc>
-          <w:tcPr>
-            <w:tcW w:w="10828" w:type="dxa"/>
-            <w:gridSpan w:val="15"/>
-            <w:tcBorders>
-              <w:bottom w:val="single" w:sz="4" w:space="0" w:color="000000"/>
-            </w:tcBorders>
-            <w:tcMar>
-              <w:top w:w="55" w:type="dxa"/>
-              <w:left w:w="55" w:type="dxa"/>
-              <w:bottom w:w="55" w:type="dxa"/>
-              <w:right w:w="55" w:type="dxa"/>
-            </w:tcMar>
-            <w:vAlign w:val="bottom"/>
-          </w:tcPr>
-          <w:p>
-            <w:pPr>
-              <w:spacing w:after="0"/>
-              <w:jc w:val="center"/>
-              <w:rPr>
-                <w:rFonts w:ascii="Arial" w:eastAsia="Calibri" w:hAnsi="Arial" w:cs="Times New Roman"/>
-                <w:kern w:val="0"/>
-                <w:sz w:val="20"/>
-                <w:szCs w:val="20"/>
-                <w:lang w:eastAsia="ru-RU"/>
-              </w:rPr>
-            </w:pPr>
-          </w:p>
-        </w:tc>
-      </w:tr>
-      <w:tr>
-        <w:trPr>
-          <w:trHeight w:val="283"/>
-        </w:trPr>
-        <w:tc>
-          <w:tcPr>
-            <w:tcW w:w="10828" w:type="dxa"/>
-            <w:gridSpan w:val="15"/>
-            <w:tcMar>
-              <w:top w:w="55" w:type="dxa"/>
-              <w:left w:w="55" w:type="dxa"/>
-              <w:bottom w:w="55" w:type="dxa"/>
-              <w:right w:w="55" w:type="dxa"/>
-            </w:tcMar>
-            <w:vAlign w:val="bottom"/>
-          </w:tcPr>
-          <w:p>
-            <w:pPr>
-              <w:spacing w:after="0"/>
-              <w:jc w:val="center"/>
-              <w:rPr>
-                <w:rFonts w:ascii="Arial" w:eastAsia="Calibri" w:hAnsi="Arial" w:cs="Times New Roman"/>
-                <w:kern w:val="0"/>
-                <w:sz w:val="20"/>
-                <w:szCs w:val="20"/>
-                <w:lang w:eastAsia="ru-RU"/>
-              </w:rPr>
-            </w:pPr>
-          </w:p>
-        </w:tc>
-      </w:tr>
-      <w:tr>
-        <w:trPr>
-          <w:trHeight w:val="390"/>
-        </w:trPr>
-        <w:tc>
-          <w:tcPr>
-            <w:tcW w:w="2233" w:type="dxa"/>
-            <w:gridSpan w:val="2"/>
-            <w:vAlign w:val="bottom"/>
-          </w:tcPr>
-          <w:p>
-            <w:pPr>
-              <w:spacing w:after="0"/>
-              <w:rPr>
-                <w:rFonts w:ascii="Arial" w:eastAsia="Calibri" w:hAnsi="Arial" w:cs="Times New Roman"/>
-                <w:kern w:val="0"/>
-                <w:sz w:val="20"/>
-                <w:szCs w:val="20"/>
-                <w:lang w:eastAsia="ru-RU"/>
-              </w:rPr>
-            </w:pPr>
-          </w:p>
-          <w:p>
-            <w:pPr>
-              <w:spacing w:after="0"/>
-              <w:rPr>
-                <w:rFonts w:ascii="Arial" w:eastAsia="Calibri" w:hAnsi="Arial" w:cs="Times New Roman"/>
-                <w:kern w:val="0"/>
-                <w:sz w:val="20"/>
-                <w:szCs w:val="20"/>
-                <w:lang w:eastAsia="ru-RU"/>
-              </w:rPr>
-            </w:pPr>
-          </w:p>
-          <w:p>
-            <w:pPr>
-              <w:spacing w:after="0"/>
-              <w:rPr>
-                <w:rFonts w:ascii="Arial" w:eastAsia="Calibri" w:hAnsi="Arial" w:cs="Times New Roman"/>
-                <w:kern w:val="0"/>
-                <w:sz w:val="20"/>
-                <w:szCs w:val="20"/>
-                <w:lang w:eastAsia="ru-RU"/>
-              </w:rPr>
-            </w:pPr>
-            <w:r>
-              <w:rPr>
-                <w:rFonts w:ascii="Arial" w:eastAsia="Calibri" w:hAnsi="Arial" w:cs="Times New Roman"/>
-                <w:kern w:val="0"/>
-                <w:sz w:val="20"/>
-                <w:szCs w:val="20"/>
-                <w:lang w:eastAsia="ru-RU"/>
-              </w:rPr>
-              <w:t xml:space="preserve">Врач </w:t>
-            </w:r>
-            <w:proofErr w:type="spellStart"/>
-            <w:r>
-              <w:rPr>
-                <w:rFonts w:ascii="Arial" w:eastAsia="Calibri" w:hAnsi="Arial" w:cs="Times New Roman"/>
-                <w:kern w:val="0"/>
-                <w:sz w:val="20"/>
-                <w:szCs w:val="20"/>
-                <w:lang w:eastAsia="ru-RU"/>
-              </w:rPr>
-              <w:t>профпатолог</w:t>
-            </w:r>
-            <w:proofErr w:type="spellEnd"/>
-          </w:p>
-        </w:tc>
-        <w:tc>
-          <w:tcPr>
-            <w:tcW w:w="4056" w:type="dxa"/>
-            <w:gridSpan w:val="6"/>
-            <w:vAlign w:val="bottom"/>
-          </w:tcPr>
-          <w:p>
-            <w:pPr>
-              <w:spacing w:after="0"/>
-              <w:jc w:val="center"/>
-              <w:rPr>
-                <w:rFonts w:ascii="Arial" w:eastAsia="Calibri" w:hAnsi="Arial" w:cs="Times New Roman"/>
-                <w:kern w:val="0"/>
-                <w:sz w:val="20"/>
-                <w:szCs w:val="20"/>
-                <w:lang w:eastAsia="ru-RU"/>
-              </w:rPr>
-            </w:pPr>
-          </w:p>
-        </w:tc>
-        <w:tc>
-          <w:tcPr>
-            <w:tcW w:w="841" w:type="dxa"/>
-            <w:gridSpan w:val="2"/>
-            <w:vAlign w:val="bottom"/>
-          </w:tcPr>
-          <w:p>
-            <w:pPr>
-              <w:spacing w:after="0"/>
-              <w:jc w:val="center"/>
-              <w:rPr>
-                <w:rFonts w:eastAsia="Calibri" w:cs="Times New Roman"/>
-                <w:kern w:val="0"/>
-                <w:sz w:val="20"/>
-                <w:szCs w:val="20"/>
-                <w:lang w:eastAsia="ru-RU"/>
-              </w:rPr>
-            </w:pPr>
-            <w:r>
-              <w:rPr>
-                <w:rFonts w:ascii="Arial" w:eastAsia="Calibri" w:hAnsi="Arial" w:cs="Times New Roman"/>
-                <w:kern w:val="0"/>
-                <w:sz w:val="20"/>
-                <w:szCs w:val="20"/>
-                <w:lang w:eastAsia="ru-RU"/>
-              </w:rPr>
-              <w:t>ФИО</w:t>
-            </w:r>
-          </w:p>
-        </w:tc>
-        <w:tc>
-          <w:tcPr>
-            <w:tcW w:w="3698" w:type="dxa"/>
-            <w:gridSpan w:val="5"/>
-            <w:tcBorders>
-              <w:bottom w:val="single" w:sz="4" w:space="0" w:color="auto"/>
-            </w:tcBorders>
-            <w:vAlign w:val="bottom"/>
-          </w:tcPr>
-          <w:p>
-            <w:pPr>
-              <w:spacing w:after="0"/>
-              <w:jc w:val="center"/>
-              <w:rPr>
-                <w:rFonts w:ascii="Arial" w:eastAsia="Calibri" w:hAnsi="Arial" w:cs="Times New Roman"/>
-                <w:kern w:val="0"/>
-                <w:sz w:val="20"/>
-                <w:szCs w:val="20"/>
-                <w:lang w:eastAsia="ru-RU"/>
-              </w:rPr>
-            </w:pPr>
-            <w:r>
-              <w:rPr>
-                <w:rFonts w:ascii="Arial" w:eastAsia="Calibri" w:hAnsi="Arial" w:cs="Times New Roman"/>
-                <w:kern w:val="0"/>
-                <w:sz w:val="20"/>
-                <w:szCs w:val="20"/>
-                <w:lang w:eastAsia="ru-RU"/>
-              </w:rPr>
-              <w:t>Воронина И. С.</w:t>
-            </w:r>
-          </w:p>
-        </w:tc>
-      </w:tr>
-      <w:tr>
-        <w:trPr>
-          <w:trHeight w:val="290"/>
-        </w:trPr>
-        <w:tc>
-          <w:tcPr>
-            <w:tcW w:w="10828" w:type="dxa"/>
-            <w:gridSpan w:val="15"/>
-            <w:tcBorders>
-              <w:top w:val="single" w:sz="4" w:space="0" w:color="auto"/>
-            </w:tcBorders>
-            <w:vAlign w:val="bottom"/>
-          </w:tcPr>
-          <w:p>
-            <w:pPr>
-              <w:spacing w:after="0"/>
-              <w:rPr>
-                <w:rFonts w:ascii="Arial" w:eastAsia="Calibri" w:hAnsi="Arial" w:cs="Times New Roman"/>
-                <w:kern w:val="0"/>
-                <w:sz w:val="20"/>
-                <w:szCs w:val="20"/>
-                <w:lang w:eastAsia="ru-RU"/>
-              </w:rPr>
-            </w:pPr>
-          </w:p>
-          <w:p>
-            <w:pPr>
-              <w:spacing w:after="0"/>
-              <w:rPr>
-                <w:rFonts w:ascii="Arial" w:eastAsia="Calibri" w:hAnsi="Arial" w:cs="Times New Roman"/>
-                <w:kern w:val="0"/>
-                <w:sz w:val="20"/>
-                <w:szCs w:val="20"/>
-                <w:lang w:eastAsia="ru-RU"/>
-              </w:rPr>
-            </w:pPr>
-            <w:r>
-              <w:rPr>
-                <w:rFonts w:ascii="Arial" w:eastAsia="Calibri" w:hAnsi="Arial" w:cs="Times New Roman"/>
-                <w:kern w:val="0"/>
-                <w:sz w:val="20"/>
-                <w:szCs w:val="20"/>
-                <w:lang w:eastAsia="ru-RU"/>
-              </w:rPr>
-              <w:t>Дата</w:t>
-            </w:r>
-          </w:p>
-          <w:p>
-            <w:pPr>
-              <w:spacing w:after="0"/>
-              <w:rPr>
-                <w:rFonts w:ascii="Arial" w:eastAsia="Calibri" w:hAnsi="Arial" w:cs="Times New Roman"/>
-                <w:kern w:val="0"/>
-                <w:sz w:val="20"/>
-                <w:szCs w:val="20"/>
-                <w:lang w:eastAsia="ru-RU"/>
-              </w:rPr>
-            </w:pPr>
-          </w:p>
-          <w:p>
-            <w:pPr>
-              <w:spacing w:after="0"/>
-              <w:rPr>
-                <w:rFonts w:ascii="Arial" w:eastAsia="Calibri" w:hAnsi="Arial" w:cs="Times New Roman"/>
-                <w:kern w:val="0"/>
-                <w:sz w:val="20"/>
-                <w:szCs w:val="20"/>
-                <w:lang w:eastAsia="ru-RU"/>
-              </w:rPr>
-            </w:pPr>
-          </w:p>
-          <w:p>
-            <w:pPr>
-              <w:spacing w:after="0"/>
-              <w:rPr>
-                <w:rFonts w:eastAsia="Calibri" w:cs="Times New Roman"/>
-                <w:kern w:val="0"/>
-                <w:sz w:val="20"/>
-                <w:szCs w:val="20"/>
-                <w:lang w:eastAsia="ru-RU"/>
-              </w:rPr>
-            </w:pPr>
-          </w:p>
-        </w:tc>
-      </w:tr>
-      <w:tr>
-        <w:trPr>
-          <w:trHeight w:val="177"/>
-        </w:trPr>
-        <w:tc>
-          <w:tcPr>
-            <w:tcW w:w="10828" w:type="dxa"/>
-            <w:gridSpan w:val="15"/>
-            <w:vAlign w:val="center"/>
-          </w:tcPr>
-          <w:p>
-            <w:pPr>
-              <w:spacing w:after="0"/>
-              <w:rPr>
-                <w:rFonts w:eastAsia="Calibri" w:cs="Times New Roman"/>
-                <w:kern w:val="0"/>
-                <w:sz w:val="20"/>
-                <w:szCs w:val="20"/>
-                <w:lang w:eastAsia="ru-RU"/>
-              </w:rPr>
-            </w:pPr>
-            <w:r>
-              <w:rPr>
-                <w:rFonts w:ascii="Arial" w:eastAsia="Calibri" w:hAnsi="Arial" w:cs="Times New Roman"/>
-                <w:kern w:val="0"/>
-                <w:sz w:val="20"/>
-                <w:szCs w:val="20"/>
-                <w:lang w:eastAsia="ru-RU"/>
-              </w:rPr>
-              <w:t>М.П.</w:t>
-            </w:r>
-          </w:p>
-        </w:tc>
-      </w:tr>
-    </w:tbl>
-    <w:p>
-      <w:pPr>
-        <w:shd w:val="clear" w:color="auto" w:fill="FFFFFF"/>
-        <w:spacing w:after="0" w:line="226" w:lineRule="exact"/>
-        <w:jc w:val="both"/>
-        <w:rPr>
-          <w:sz w:val="32"/>
-          <w:szCs w:val="24"/>
+          <w:lang w:val="en-US"/>
         </w:rPr>
       </w:pPr>
     </w:p>

--- a/assets/templates/Карта, согласия, выписка, заключение, справка психиатра.docx
+++ b/assets/templates/Карта, согласия, выписка, заключение, справка психиатра.docx
@@ -1596,11 +1596,10 @@
         <w:tblLook w:val="04a0"/>
       </w:tblPr>
       <w:tblGrid>
-        <w:gridCol w:w="1843"/>
-        <w:gridCol w:w="561"/>
+        <w:gridCol w:w="2404"/>
         <w:gridCol w:w="998"/>
-        <w:gridCol w:w="2694"/>
-        <w:gridCol w:w="4677"/>
+        <w:gridCol w:w="23"/>
+        <w:gridCol w:w="7348"/>
       </w:tblGrid>
       <w:tr>
         <w:trPr>
@@ -1609,7 +1608,6 @@
         <w:tc>
           <w:tcPr>
             <w:tcW w:w="2404" w:type="dxa"/>
-            <w:gridSpan w:val="2"/>
             <w:tcBorders/>
             <w:vAlign w:val="bottom"/>
           </w:tcPr>
@@ -1681,8 +1679,8 @@
         <w:trPr/>
         <w:tc>
           <w:tcPr>
-            <w:tcW w:w="6096" w:type="dxa"/>
-            <w:gridSpan w:val="4"/>
+            <w:tcW w:w="3425" w:type="dxa"/>
+            <w:gridSpan w:val="3"/>
             <w:tcBorders/>
           </w:tcPr>
           <w:p>
@@ -1705,13 +1703,13 @@
                 <w:sz w:val="20"/>
                 <w:szCs w:val="20"/>
               </w:rPr>
-              <w:t>Документ, удостоверяющий личность (вид и номер документа)</w:t>
-            </w:r>
-          </w:p>
-        </w:tc>
-        <w:tc>
-          <w:tcPr>
-            <w:tcW w:w="4677" w:type="dxa"/>
+              <w:t>Документ, удостоверяющий личность</w:t>
+            </w:r>
+          </w:p>
+        </w:tc>
+        <w:tc>
+          <w:tcPr>
+            <w:tcW w:w="7348" w:type="dxa"/>
             <w:tcBorders>
               <w:bottom w:val="single" w:sz="4" w:space="0" w:color="000000"/>
             </w:tcBorders>
@@ -1749,84 +1747,12 @@
       </w:tr>
       <w:tr>
         <w:trPr>
-          <w:trHeight w:val="175" w:hRule="atLeast"/>
-        </w:trPr>
-        <w:tc>
-          <w:tcPr>
-            <w:tcW w:w="1843" w:type="dxa"/>
-            <w:tcBorders/>
-          </w:tcPr>
-          <w:p>
-            <w:pPr>
-              <w:pStyle w:val="Normal"/>
-              <w:shd w:val="clear" w:color="auto" w:fill="FFFFFF"/>
-              <w:spacing w:lineRule="exact" w:line="254" w:before="0" w:after="0"/>
-              <w:ind w:right="-143"/>
-              <w:rPr>
-                <w:rFonts w:eastAsia="Times New Roman" w:cs="Times New Roman"/>
-                <w:kern w:val="0"/>
-                <w:sz w:val="20"/>
-                <w:szCs w:val="20"/>
-              </w:rPr>
-            </w:pPr>
-            <w:r>
-              <w:rPr>
-                <w:rFonts w:eastAsia="Times New Roman" w:cs="Times New Roman"/>
-                <w:kern w:val="0"/>
-                <w:sz w:val="20"/>
-                <w:szCs w:val="20"/>
-              </w:rPr>
-              <w:t>Кем и когда выдан</w:t>
-            </w:r>
-          </w:p>
-        </w:tc>
-        <w:tc>
-          <w:tcPr>
-            <w:tcW w:w="8930" w:type="dxa"/>
-            <w:gridSpan w:val="4"/>
-            <w:tcBorders>
-              <w:bottom w:val="single" w:sz="4" w:space="0" w:color="000000"/>
-            </w:tcBorders>
-            <w:tcMar>
-              <w:top w:w="55" w:type="dxa"/>
-              <w:left w:w="55" w:type="dxa"/>
-              <w:bottom w:w="55" w:type="dxa"/>
-              <w:right w:w="55" w:type="dxa"/>
-            </w:tcMar>
-          </w:tcPr>
-          <w:p>
-            <w:pPr>
-              <w:pStyle w:val="Normal"/>
-              <w:shd w:val="clear" w:color="auto" w:fill="FFFFFF"/>
-              <w:spacing w:lineRule="exact" w:line="254" w:before="0" w:after="0"/>
-              <w:ind w:right="-143"/>
-              <w:rPr>
-                <w:rFonts w:eastAsia="Times New Roman" w:cs="Times New Roman"/>
-                <w:kern w:val="0"/>
-                <w:sz w:val="20"/>
-                <w:szCs w:val="20"/>
-              </w:rPr>
-            </w:pPr>
-            <w:r>
-              <w:rPr>
-                <w:rFonts w:eastAsia="Times New Roman" w:cs="Times New Roman"/>
-                <w:kern w:val="0"/>
-                <w:sz w:val="20"/>
-                <w:szCs w:val="20"/>
-              </w:rPr>
-              <w:t>${DOCUMENT_AUTHORITY}</w:t>
-            </w:r>
-          </w:p>
-        </w:tc>
-      </w:tr>
-      <w:tr>
-        <w:trPr>
           <w:trHeight w:val="138" w:hRule="atLeast"/>
         </w:trPr>
         <w:tc>
           <w:tcPr>
             <w:tcW w:w="3402" w:type="dxa"/>
-            <w:gridSpan w:val="3"/>
+            <w:gridSpan w:val="2"/>
             <w:tcBorders/>
           </w:tcPr>
           <w:p>
@@ -2045,10 +1971,8 @@
             <w:r>
               <w:rPr>
                 <w:rFonts w:eastAsia="Times New Roman" w:cs="Times New Roman"/>
-                <w:kern w:val="2"/>
-                <w:sz w:val="20"/>
-                <w:szCs w:val="20"/>
-                <w:lang w:val="ru-RU" w:eastAsia="ru-RU" w:bidi="ar-SA"/>
+                <w:sz w:val="20"/>
+                <w:lang w:eastAsia="ru-RU"/>
               </w:rPr>
             </w:r>
           </w:p>
@@ -2080,10 +2004,8 @@
             <w:r>
               <w:rPr>
                 <w:rFonts w:eastAsia="Times New Roman" w:cs="Times New Roman"/>
-                <w:kern w:val="2"/>
-                <w:sz w:val="20"/>
-                <w:szCs w:val="20"/>
-                <w:lang w:val="ru-RU" w:eastAsia="ru-RU" w:bidi="ar-SA"/>
+                <w:sz w:val="20"/>
+                <w:lang w:eastAsia="ru-RU"/>
               </w:rPr>
             </w:r>
           </w:p>
@@ -2188,10 +2110,8 @@
             <w:r>
               <w:rPr>
                 <w:rFonts w:eastAsia="Times New Roman" w:cs="Times New Roman"/>
-                <w:kern w:val="2"/>
-                <w:sz w:val="20"/>
-                <w:szCs w:val="20"/>
-                <w:lang w:val="ru-RU" w:eastAsia="ru-RU" w:bidi="ar-SA"/>
+                <w:sz w:val="20"/>
+                <w:lang w:eastAsia="ru-RU"/>
               </w:rPr>
             </w:r>
           </w:p>
@@ -2303,10 +2223,8 @@
             <w:r>
               <w:rPr>
                 <w:rFonts w:eastAsia="Times New Roman" w:cs="Times New Roman"/>
-                <w:kern w:val="2"/>
-                <w:sz w:val="20"/>
-                <w:szCs w:val="20"/>
-                <w:lang w:val="ru-RU" w:eastAsia="ru-RU" w:bidi="ar-SA"/>
+                <w:sz w:val="20"/>
+                <w:lang w:eastAsia="ru-RU"/>
               </w:rPr>
             </w:r>
           </w:p>
@@ -2338,10 +2256,8 @@
             <w:r>
               <w:rPr>
                 <w:rFonts w:eastAsia="Times New Roman" w:cs="Times New Roman"/>
-                <w:kern w:val="2"/>
-                <w:sz w:val="20"/>
-                <w:szCs w:val="20"/>
-                <w:lang w:val="ru-RU" w:eastAsia="ru-RU" w:bidi="ar-SA"/>
+                <w:sz w:val="20"/>
+                <w:lang w:eastAsia="ru-RU"/>
               </w:rPr>
             </w:r>
           </w:p>
@@ -2372,10 +2288,8 @@
             <w:r>
               <w:rPr>
                 <w:rFonts w:eastAsia="Times New Roman" w:cs="Times New Roman"/>
-                <w:kern w:val="2"/>
-                <w:sz w:val="20"/>
-                <w:szCs w:val="20"/>
-                <w:lang w:val="ru-RU" w:eastAsia="ru-RU" w:bidi="ar-SA"/>
+                <w:sz w:val="20"/>
+                <w:lang w:eastAsia="ru-RU"/>
               </w:rPr>
             </w:r>
           </w:p>
@@ -2445,10 +2359,8 @@
             <w:r>
               <w:rPr>
                 <w:rFonts w:eastAsia="Times New Roman" w:cs="Times New Roman"/>
-                <w:kern w:val="2"/>
-                <w:sz w:val="20"/>
-                <w:szCs w:val="20"/>
-                <w:lang w:val="ru-RU" w:eastAsia="ru-RU" w:bidi="ar-SA"/>
+                <w:sz w:val="20"/>
+                <w:lang w:eastAsia="ru-RU"/>
               </w:rPr>
             </w:r>
           </w:p>
@@ -2727,18 +2639,16 @@
         <w:tblLook w:val="04a0"/>
       </w:tblPr>
       <w:tblGrid>
-        <w:gridCol w:w="1843"/>
-        <w:gridCol w:w="561"/>
+        <w:gridCol w:w="2404"/>
         <w:gridCol w:w="998"/>
-        <w:gridCol w:w="2694"/>
-        <w:gridCol w:w="4677"/>
+        <w:gridCol w:w="23"/>
+        <w:gridCol w:w="7348"/>
       </w:tblGrid>
       <w:tr>
         <w:trPr/>
         <w:tc>
           <w:tcPr>
             <w:tcW w:w="2404" w:type="dxa"/>
-            <w:gridSpan w:val="2"/>
             <w:tcBorders/>
             <w:vAlign w:val="bottom"/>
           </w:tcPr>
@@ -2807,11 +2717,13 @@
         </w:tc>
       </w:tr>
       <w:tr>
-        <w:trPr/>
-        <w:tc>
-          <w:tcPr>
-            <w:tcW w:w="6096" w:type="dxa"/>
-            <w:gridSpan w:val="4"/>
+        <w:trPr>
+          <w:trHeight w:val="416" w:hRule="atLeast"/>
+        </w:trPr>
+        <w:tc>
+          <w:tcPr>
+            <w:tcW w:w="3425" w:type="dxa"/>
+            <w:gridSpan w:val="3"/>
             <w:tcBorders/>
           </w:tcPr>
           <w:p>
@@ -2834,13 +2746,13 @@
                 <w:sz w:val="20"/>
                 <w:szCs w:val="20"/>
               </w:rPr>
-              <w:t>Документ, удостоверяющий личность (вид и номер документа)</w:t>
-            </w:r>
-          </w:p>
-        </w:tc>
-        <w:tc>
-          <w:tcPr>
-            <w:tcW w:w="4677" w:type="dxa"/>
+              <w:t>Документ, удостоверяющий личность</w:t>
+            </w:r>
+          </w:p>
+        </w:tc>
+        <w:tc>
+          <w:tcPr>
+            <w:tcW w:w="7348" w:type="dxa"/>
             <w:tcBorders>
               <w:bottom w:val="single" w:sz="4" w:space="0" w:color="000000"/>
             </w:tcBorders>
@@ -2878,84 +2790,12 @@
       </w:tr>
       <w:tr>
         <w:trPr>
-          <w:trHeight w:val="175" w:hRule="atLeast"/>
-        </w:trPr>
-        <w:tc>
-          <w:tcPr>
-            <w:tcW w:w="1843" w:type="dxa"/>
-            <w:tcBorders/>
-          </w:tcPr>
-          <w:p>
-            <w:pPr>
-              <w:pStyle w:val="Normal"/>
-              <w:shd w:val="clear" w:color="auto" w:fill="FFFFFF"/>
-              <w:spacing w:lineRule="exact" w:line="254" w:before="0" w:after="0"/>
-              <w:ind w:right="-143"/>
-              <w:rPr>
-                <w:rFonts w:eastAsia="Times New Roman" w:cs="Times New Roman"/>
-                <w:kern w:val="0"/>
-                <w:sz w:val="20"/>
-                <w:szCs w:val="20"/>
-              </w:rPr>
-            </w:pPr>
-            <w:r>
-              <w:rPr>
-                <w:rFonts w:eastAsia="Times New Roman" w:cs="Times New Roman"/>
-                <w:kern w:val="0"/>
-                <w:sz w:val="20"/>
-                <w:szCs w:val="20"/>
-              </w:rPr>
-              <w:t>Кем и когда выдан</w:t>
-            </w:r>
-          </w:p>
-        </w:tc>
-        <w:tc>
-          <w:tcPr>
-            <w:tcW w:w="8930" w:type="dxa"/>
-            <w:gridSpan w:val="4"/>
-            <w:tcBorders>
-              <w:bottom w:val="single" w:sz="4" w:space="0" w:color="000000"/>
-            </w:tcBorders>
-            <w:tcMar>
-              <w:top w:w="55" w:type="dxa"/>
-              <w:left w:w="55" w:type="dxa"/>
-              <w:bottom w:w="55" w:type="dxa"/>
-              <w:right w:w="55" w:type="dxa"/>
-            </w:tcMar>
-          </w:tcPr>
-          <w:p>
-            <w:pPr>
-              <w:pStyle w:val="Normal"/>
-              <w:shd w:val="clear" w:color="auto" w:fill="FFFFFF"/>
-              <w:spacing w:lineRule="exact" w:line="254" w:before="0" w:after="0"/>
-              <w:ind w:right="-143"/>
-              <w:rPr>
-                <w:rFonts w:eastAsia="Times New Roman" w:cs="Times New Roman"/>
-                <w:kern w:val="0"/>
-                <w:sz w:val="20"/>
-                <w:szCs w:val="20"/>
-              </w:rPr>
-            </w:pPr>
-            <w:r>
-              <w:rPr>
-                <w:rFonts w:eastAsia="Times New Roman" w:cs="Times New Roman"/>
-                <w:kern w:val="0"/>
-                <w:sz w:val="20"/>
-                <w:szCs w:val="20"/>
-              </w:rPr>
-              <w:t>${DOCUMENT_AUTHORITY}</w:t>
-            </w:r>
-          </w:p>
-        </w:tc>
-      </w:tr>
-      <w:tr>
-        <w:trPr>
           <w:trHeight w:val="138" w:hRule="atLeast"/>
         </w:trPr>
         <w:tc>
           <w:tcPr>
             <w:tcW w:w="3402" w:type="dxa"/>
-            <w:gridSpan w:val="3"/>
+            <w:gridSpan w:val="2"/>
             <w:tcBorders/>
           </w:tcPr>
           <w:p>
@@ -3162,10 +3002,8 @@
             <w:r>
               <w:rPr>
                 <w:rFonts w:eastAsia="Times New Roman" w:cs="Times New Roman"/>
-                <w:kern w:val="2"/>
-                <w:sz w:val="20"/>
-                <w:szCs w:val="20"/>
-                <w:lang w:val="ru-RU" w:eastAsia="ru-RU" w:bidi="ar-SA"/>
+                <w:sz w:val="20"/>
+                <w:lang w:eastAsia="ru-RU"/>
               </w:rPr>
             </w:r>
           </w:p>
@@ -3197,10 +3035,8 @@
             <w:r>
               <w:rPr>
                 <w:rFonts w:eastAsia="Times New Roman" w:cs="Times New Roman"/>
-                <w:kern w:val="2"/>
-                <w:sz w:val="20"/>
-                <w:szCs w:val="20"/>
-                <w:lang w:val="ru-RU" w:eastAsia="ru-RU" w:bidi="ar-SA"/>
+                <w:sz w:val="20"/>
+                <w:lang w:eastAsia="ru-RU"/>
               </w:rPr>
             </w:r>
           </w:p>
@@ -3305,10 +3141,8 @@
             <w:r>
               <w:rPr>
                 <w:rFonts w:eastAsia="Times New Roman" w:cs="Times New Roman"/>
-                <w:kern w:val="2"/>
-                <w:sz w:val="20"/>
-                <w:szCs w:val="20"/>
-                <w:lang w:val="ru-RU" w:eastAsia="ru-RU" w:bidi="ar-SA"/>
+                <w:sz w:val="20"/>
+                <w:lang w:eastAsia="ru-RU"/>
               </w:rPr>
             </w:r>
           </w:p>
@@ -3420,10 +3254,8 @@
             <w:r>
               <w:rPr>
                 <w:rFonts w:eastAsia="Times New Roman" w:cs="Times New Roman"/>
-                <w:kern w:val="2"/>
-                <w:sz w:val="20"/>
-                <w:szCs w:val="20"/>
-                <w:lang w:val="ru-RU" w:eastAsia="ru-RU" w:bidi="ar-SA"/>
+                <w:sz w:val="20"/>
+                <w:lang w:eastAsia="ru-RU"/>
               </w:rPr>
             </w:r>
           </w:p>
@@ -3455,10 +3287,8 @@
             <w:r>
               <w:rPr>
                 <w:rFonts w:eastAsia="Times New Roman" w:cs="Times New Roman"/>
-                <w:kern w:val="2"/>
-                <w:sz w:val="20"/>
-                <w:szCs w:val="20"/>
-                <w:lang w:val="ru-RU" w:eastAsia="ru-RU" w:bidi="ar-SA"/>
+                <w:sz w:val="20"/>
+                <w:lang w:eastAsia="ru-RU"/>
               </w:rPr>
             </w:r>
           </w:p>
@@ -3489,10 +3319,8 @@
             <w:r>
               <w:rPr>
                 <w:rFonts w:eastAsia="Times New Roman" w:cs="Times New Roman"/>
-                <w:kern w:val="2"/>
-                <w:sz w:val="20"/>
-                <w:szCs w:val="20"/>
-                <w:lang w:val="ru-RU" w:eastAsia="ru-RU" w:bidi="ar-SA"/>
+                <w:sz w:val="20"/>
+                <w:lang w:eastAsia="ru-RU"/>
               </w:rPr>
             </w:r>
           </w:p>
@@ -3562,10 +3390,8 @@
             <w:r>
               <w:rPr>
                 <w:rFonts w:eastAsia="Times New Roman" w:cs="Times New Roman"/>
-                <w:kern w:val="2"/>
-                <w:sz w:val="20"/>
-                <w:szCs w:val="20"/>
-                <w:lang w:val="ru-RU" w:eastAsia="ru-RU" w:bidi="ar-SA"/>
+                <w:sz w:val="20"/>
+                <w:lang w:eastAsia="ru-RU"/>
               </w:rPr>
             </w:r>
           </w:p>
@@ -3749,24 +3575,24 @@
         <w:tblLook w:val="04a0"/>
       </w:tblPr>
       <w:tblGrid>
-        <w:gridCol w:w="1202"/>
-        <w:gridCol w:w="1358"/>
-        <w:gridCol w:w="1129"/>
+        <w:gridCol w:w="1201"/>
+        <w:gridCol w:w="1359"/>
+        <w:gridCol w:w="1128"/>
         <w:gridCol w:w="97"/>
         <w:gridCol w:w="854"/>
-        <w:gridCol w:w="374"/>
-        <w:gridCol w:w="575"/>
-        <w:gridCol w:w="440"/>
+        <w:gridCol w:w="375"/>
+        <w:gridCol w:w="574"/>
+        <w:gridCol w:w="441"/>
         <w:gridCol w:w="510"/>
-        <w:gridCol w:w="829"/>
-        <w:gridCol w:w="121"/>
+        <w:gridCol w:w="828"/>
+        <w:gridCol w:w="122"/>
         <w:gridCol w:w="949"/>
         <w:gridCol w:w="108"/>
         <w:gridCol w:w="740"/>
-        <w:gridCol w:w="86"/>
+        <w:gridCol w:w="85"/>
         <w:gridCol w:w="356"/>
         <w:gridCol w:w="848"/>
-        <w:gridCol w:w="88"/>
+        <w:gridCol w:w="89"/>
       </w:tblGrid>
       <w:tr>
         <w:trPr>
@@ -3966,7 +3792,7 @@
               </w:rPr>
               <w:t xml:space="preserve">} </w:t>
               <w:br/>
-              <w:t xml:space="preserve">МЕДИЦИНСКОГО ОСМОТРА (ОБСЛЕДОВАНИЯ) </w:t>
+              <w:t>МЕДИЦИНСКОГО ОСМОТРА (ОБСЛЕДОВАНИЯ)</w:t>
             </w:r>
           </w:p>
           <w:p>
@@ -4276,7 +4102,7 @@
         </w:trPr>
         <w:tc>
           <w:tcPr>
-            <w:tcW w:w="3786" w:type="dxa"/>
+            <w:tcW w:w="3785" w:type="dxa"/>
             <w:gridSpan w:val="4"/>
             <w:tcBorders/>
             <w:vAlign w:val="center"/>
@@ -4356,7 +4182,7 @@
         </w:tc>
         <w:tc>
           <w:tcPr>
-            <w:tcW w:w="6878" w:type="dxa"/>
+            <w:tcW w:w="6879" w:type="dxa"/>
             <w:gridSpan w:val="14"/>
             <w:tcBorders/>
             <w:vAlign w:val="center"/>
@@ -4393,7 +4219,7 @@
         </w:trPr>
         <w:tc>
           <w:tcPr>
-            <w:tcW w:w="3786" w:type="dxa"/>
+            <w:tcW w:w="3785" w:type="dxa"/>
             <w:gridSpan w:val="4"/>
             <w:tcBorders/>
             <w:vAlign w:val="center"/>
@@ -4473,7 +4299,7 @@
         </w:tc>
         <w:tc>
           <w:tcPr>
-            <w:tcW w:w="6878" w:type="dxa"/>
+            <w:tcW w:w="6879" w:type="dxa"/>
             <w:gridSpan w:val="14"/>
             <w:tcBorders/>
             <w:vAlign w:val="center"/>
@@ -4512,7 +4338,7 @@
         </w:trPr>
         <w:tc>
           <w:tcPr>
-            <w:tcW w:w="3786" w:type="dxa"/>
+            <w:tcW w:w="3785" w:type="dxa"/>
             <w:gridSpan w:val="4"/>
             <w:tcBorders/>
             <w:vAlign w:val="center"/>
@@ -4542,7 +4368,7 @@
         </w:tc>
         <w:tc>
           <w:tcPr>
-            <w:tcW w:w="6878" w:type="dxa"/>
+            <w:tcW w:w="6879" w:type="dxa"/>
             <w:gridSpan w:val="14"/>
             <w:tcBorders/>
             <w:vAlign w:val="center"/>
@@ -4927,7 +4753,7 @@
         </w:trPr>
         <w:tc>
           <w:tcPr>
-            <w:tcW w:w="10576" w:type="dxa"/>
+            <w:tcW w:w="10575" w:type="dxa"/>
             <w:gridSpan w:val="17"/>
             <w:tcBorders/>
             <w:vAlign w:val="center"/>
@@ -4955,7 +4781,7 @@
         </w:tc>
         <w:tc>
           <w:tcPr>
-            <w:tcW w:w="88" w:type="dxa"/>
+            <w:tcW w:w="89" w:type="dxa"/>
             <w:tcBorders/>
             <w:vAlign w:val="bottom"/>
           </w:tcPr>
@@ -5041,7 +4867,7 @@
         </w:tc>
         <w:tc>
           <w:tcPr>
-            <w:tcW w:w="1129" w:type="dxa"/>
+            <w:tcW w:w="1128" w:type="dxa"/>
             <w:tcBorders>
               <w:right w:val="single" w:sz="4" w:space="0" w:color="000000"/>
             </w:tcBorders>
@@ -5135,7 +4961,7 @@
         </w:tc>
         <w:tc>
           <w:tcPr>
-            <w:tcW w:w="950" w:type="dxa"/>
+            <w:tcW w:w="951" w:type="dxa"/>
             <w:gridSpan w:val="2"/>
             <w:tcBorders>
               <w:top w:val="single" w:sz="4" w:space="0" w:color="000000"/>
@@ -5263,7 +5089,7 @@
         </w:tc>
         <w:tc>
           <w:tcPr>
-            <w:tcW w:w="86" w:type="dxa"/>
+            <w:tcW w:w="85" w:type="dxa"/>
             <w:tcBorders/>
             <w:vAlign w:val="bottom"/>
           </w:tcPr>
@@ -5328,7 +5154,7 @@
         </w:tc>
         <w:tc>
           <w:tcPr>
-            <w:tcW w:w="88" w:type="dxa"/>
+            <w:tcW w:w="89" w:type="dxa"/>
             <w:tcBorders/>
           </w:tcPr>
           <w:p>
@@ -5382,7 +5208,7 @@
         </w:tc>
         <w:tc>
           <w:tcPr>
-            <w:tcW w:w="8016" w:type="dxa"/>
+            <w:tcW w:w="8015" w:type="dxa"/>
             <w:gridSpan w:val="15"/>
             <w:tcBorders/>
             <w:vAlign w:val="bottom"/>
@@ -5411,7 +5237,7 @@
         </w:tc>
         <w:tc>
           <w:tcPr>
-            <w:tcW w:w="88" w:type="dxa"/>
+            <w:tcW w:w="89" w:type="dxa"/>
             <w:tcBorders/>
             <w:vAlign w:val="bottom"/>
           </w:tcPr>
@@ -5441,88 +5267,88 @@
         </w:trPr>
         <w:tc>
           <w:tcPr>
-            <w:tcW w:w="1202" w:type="dxa"/>
-            <w:tcBorders/>
-            <w:vAlign w:val="bottom"/>
-          </w:tcPr>
-          <w:p>
-            <w:pPr>
-              <w:pStyle w:val="Normal"/>
-              <w:spacing w:before="0" w:after="0"/>
-              <w:rPr>
-                <w:rFonts w:eastAsia="Noto Serif CJK SC" w:cs="Noto Sans Devanagari"/>
-                <w:sz w:val="24"/>
-                <w:szCs w:val="24"/>
-                <w:lang w:val="en-US" w:eastAsia="zh-CN" w:bidi="hi-IN"/>
-              </w:rPr>
-            </w:pPr>
-            <w:r>
-              <w:rPr>
-                <w:rFonts w:eastAsia="Noto Serif CJK SC" w:cs="Noto Sans Devanagari"/>
-                <w:sz w:val="24"/>
-                <w:szCs w:val="24"/>
-                <w:lang w:val="en-US" w:eastAsia="zh-CN" w:bidi="hi-IN"/>
-              </w:rPr>
-            </w:r>
-          </w:p>
-        </w:tc>
-        <w:tc>
-          <w:tcPr>
-            <w:tcW w:w="1358" w:type="dxa"/>
-            <w:tcBorders/>
-            <w:vAlign w:val="bottom"/>
-          </w:tcPr>
-          <w:p>
-            <w:pPr>
-              <w:pStyle w:val="Normal"/>
-              <w:spacing w:before="0" w:after="0"/>
-              <w:rPr>
-                <w:rFonts w:eastAsia="Noto Serif CJK SC" w:cs="Noto Sans Devanagari"/>
-                <w:sz w:val="24"/>
-                <w:szCs w:val="24"/>
-                <w:lang w:val="en-US" w:eastAsia="zh-CN" w:bidi="hi-IN"/>
-              </w:rPr>
-            </w:pPr>
-            <w:r>
-              <w:rPr>
-                <w:rFonts w:eastAsia="Noto Serif CJK SC" w:cs="Noto Sans Devanagari"/>
-                <w:sz w:val="24"/>
-                <w:szCs w:val="24"/>
-                <w:lang w:val="en-US" w:eastAsia="zh-CN" w:bidi="hi-IN"/>
-              </w:rPr>
-            </w:r>
-          </w:p>
-        </w:tc>
-        <w:tc>
-          <w:tcPr>
-            <w:tcW w:w="1129" w:type="dxa"/>
-            <w:tcBorders/>
-            <w:vAlign w:val="bottom"/>
-          </w:tcPr>
-          <w:p>
-            <w:pPr>
-              <w:pStyle w:val="Normal"/>
-              <w:spacing w:before="0" w:after="0"/>
-              <w:rPr>
-                <w:rFonts w:eastAsia="Noto Serif CJK SC" w:cs="Noto Sans Devanagari"/>
-                <w:sz w:val="24"/>
-                <w:szCs w:val="24"/>
-                <w:lang w:val="en-US" w:eastAsia="zh-CN" w:bidi="hi-IN"/>
-              </w:rPr>
-            </w:pPr>
-            <w:r>
-              <w:rPr>
-                <w:rFonts w:eastAsia="Noto Serif CJK SC" w:cs="Noto Sans Devanagari"/>
-                <w:sz w:val="24"/>
-                <w:szCs w:val="24"/>
-                <w:lang w:val="en-US" w:eastAsia="zh-CN" w:bidi="hi-IN"/>
-              </w:rPr>
-            </w:r>
-          </w:p>
-        </w:tc>
-        <w:tc>
-          <w:tcPr>
-            <w:tcW w:w="1325" w:type="dxa"/>
+            <w:tcW w:w="1201" w:type="dxa"/>
+            <w:tcBorders/>
+            <w:vAlign w:val="bottom"/>
+          </w:tcPr>
+          <w:p>
+            <w:pPr>
+              <w:pStyle w:val="Normal"/>
+              <w:spacing w:before="0" w:after="0"/>
+              <w:rPr>
+                <w:rFonts w:eastAsia="Noto Serif CJK SC" w:cs="Noto Sans Devanagari"/>
+                <w:sz w:val="24"/>
+                <w:szCs w:val="24"/>
+                <w:lang w:val="en-US" w:eastAsia="zh-CN" w:bidi="hi-IN"/>
+              </w:rPr>
+            </w:pPr>
+            <w:r>
+              <w:rPr>
+                <w:rFonts w:eastAsia="Noto Serif CJK SC" w:cs="Noto Sans Devanagari"/>
+                <w:sz w:val="24"/>
+                <w:szCs w:val="24"/>
+                <w:lang w:val="en-US" w:eastAsia="zh-CN" w:bidi="hi-IN"/>
+              </w:rPr>
+            </w:r>
+          </w:p>
+        </w:tc>
+        <w:tc>
+          <w:tcPr>
+            <w:tcW w:w="1359" w:type="dxa"/>
+            <w:tcBorders/>
+            <w:vAlign w:val="bottom"/>
+          </w:tcPr>
+          <w:p>
+            <w:pPr>
+              <w:pStyle w:val="Normal"/>
+              <w:spacing w:before="0" w:after="0"/>
+              <w:rPr>
+                <w:rFonts w:eastAsia="Noto Serif CJK SC" w:cs="Noto Sans Devanagari"/>
+                <w:sz w:val="24"/>
+                <w:szCs w:val="24"/>
+                <w:lang w:val="en-US" w:eastAsia="zh-CN" w:bidi="hi-IN"/>
+              </w:rPr>
+            </w:pPr>
+            <w:r>
+              <w:rPr>
+                <w:rFonts w:eastAsia="Noto Serif CJK SC" w:cs="Noto Sans Devanagari"/>
+                <w:sz w:val="24"/>
+                <w:szCs w:val="24"/>
+                <w:lang w:val="en-US" w:eastAsia="zh-CN" w:bidi="hi-IN"/>
+              </w:rPr>
+            </w:r>
+          </w:p>
+        </w:tc>
+        <w:tc>
+          <w:tcPr>
+            <w:tcW w:w="1128" w:type="dxa"/>
+            <w:tcBorders/>
+            <w:vAlign w:val="bottom"/>
+          </w:tcPr>
+          <w:p>
+            <w:pPr>
+              <w:pStyle w:val="Normal"/>
+              <w:spacing w:before="0" w:after="0"/>
+              <w:rPr>
+                <w:rFonts w:eastAsia="Noto Serif CJK SC" w:cs="Noto Sans Devanagari"/>
+                <w:sz w:val="24"/>
+                <w:szCs w:val="24"/>
+                <w:lang w:val="en-US" w:eastAsia="zh-CN" w:bidi="hi-IN"/>
+              </w:rPr>
+            </w:pPr>
+            <w:r>
+              <w:rPr>
+                <w:rFonts w:eastAsia="Noto Serif CJK SC" w:cs="Noto Sans Devanagari"/>
+                <w:sz w:val="24"/>
+                <w:szCs w:val="24"/>
+                <w:lang w:val="en-US" w:eastAsia="zh-CN" w:bidi="hi-IN"/>
+              </w:rPr>
+            </w:r>
+          </w:p>
+        </w:tc>
+        <w:tc>
+          <w:tcPr>
+            <w:tcW w:w="1326" w:type="dxa"/>
             <w:gridSpan w:val="3"/>
             <w:tcBorders/>
             <w:vAlign w:val="bottom"/>
@@ -5578,7 +5404,7 @@
         </w:tc>
         <w:tc>
           <w:tcPr>
-            <w:tcW w:w="1339" w:type="dxa"/>
+            <w:tcW w:w="1338" w:type="dxa"/>
             <w:gridSpan w:val="2"/>
             <w:tcBorders/>
             <w:vAlign w:val="bottom"/>
@@ -5606,7 +5432,7 @@
         </w:tc>
         <w:tc>
           <w:tcPr>
-            <w:tcW w:w="1178" w:type="dxa"/>
+            <w:tcW w:w="1179" w:type="dxa"/>
             <w:gridSpan w:val="3"/>
             <w:tcBorders/>
             <w:vAlign w:val="bottom"/>
@@ -5634,7 +5460,7 @@
         </w:tc>
         <w:tc>
           <w:tcPr>
-            <w:tcW w:w="1182" w:type="dxa"/>
+            <w:tcW w:w="1181" w:type="dxa"/>
             <w:gridSpan w:val="3"/>
             <w:tcBorders/>
             <w:vAlign w:val="bottom"/>
@@ -5693,7 +5519,7 @@
         </w:tc>
         <w:tc>
           <w:tcPr>
-            <w:tcW w:w="88" w:type="dxa"/>
+            <w:tcW w:w="89" w:type="dxa"/>
             <w:tcBorders/>
             <w:vAlign w:val="bottom"/>
           </w:tcPr>
@@ -5793,7 +5619,7 @@
         </w:tc>
         <w:tc>
           <w:tcPr>
-            <w:tcW w:w="2354" w:type="dxa"/>
+            <w:tcW w:w="2353" w:type="dxa"/>
             <w:gridSpan w:val="4"/>
             <w:tcBorders>
               <w:bottom w:val="single" w:sz="4" w:space="0" w:color="000000"/>
@@ -5871,7 +5697,7 @@
         </w:tc>
         <w:tc>
           <w:tcPr>
-            <w:tcW w:w="88" w:type="dxa"/>
+            <w:tcW w:w="89" w:type="dxa"/>
             <w:tcBorders/>
             <w:vAlign w:val="bottom"/>
           </w:tcPr>
@@ -5901,88 +5727,88 @@
         </w:trPr>
         <w:tc>
           <w:tcPr>
-            <w:tcW w:w="1202" w:type="dxa"/>
-            <w:tcBorders/>
-            <w:vAlign w:val="bottom"/>
-          </w:tcPr>
-          <w:p>
-            <w:pPr>
-              <w:pStyle w:val="Normal"/>
-              <w:spacing w:before="0" w:after="0"/>
-              <w:rPr>
-                <w:rFonts w:eastAsia="Noto Serif CJK SC" w:cs="Noto Sans Devanagari"/>
-                <w:sz w:val="24"/>
-                <w:szCs w:val="24"/>
-                <w:lang w:val="en-US" w:eastAsia="zh-CN" w:bidi="hi-IN"/>
-              </w:rPr>
-            </w:pPr>
-            <w:r>
-              <w:rPr>
-                <w:rFonts w:eastAsia="Noto Serif CJK SC" w:cs="Noto Sans Devanagari"/>
-                <w:sz w:val="24"/>
-                <w:szCs w:val="24"/>
-                <w:lang w:val="en-US" w:eastAsia="zh-CN" w:bidi="hi-IN"/>
-              </w:rPr>
-            </w:r>
-          </w:p>
-        </w:tc>
-        <w:tc>
-          <w:tcPr>
-            <w:tcW w:w="1358" w:type="dxa"/>
-            <w:tcBorders/>
-            <w:vAlign w:val="bottom"/>
-          </w:tcPr>
-          <w:p>
-            <w:pPr>
-              <w:pStyle w:val="Normal"/>
-              <w:spacing w:before="0" w:after="0"/>
-              <w:rPr>
-                <w:rFonts w:eastAsia="Noto Serif CJK SC" w:cs="Noto Sans Devanagari"/>
-                <w:sz w:val="24"/>
-                <w:szCs w:val="24"/>
-                <w:lang w:val="en-US" w:eastAsia="zh-CN" w:bidi="hi-IN"/>
-              </w:rPr>
-            </w:pPr>
-            <w:r>
-              <w:rPr>
-                <w:rFonts w:eastAsia="Noto Serif CJK SC" w:cs="Noto Sans Devanagari"/>
-                <w:sz w:val="24"/>
-                <w:szCs w:val="24"/>
-                <w:lang w:val="en-US" w:eastAsia="zh-CN" w:bidi="hi-IN"/>
-              </w:rPr>
-            </w:r>
-          </w:p>
-        </w:tc>
-        <w:tc>
-          <w:tcPr>
-            <w:tcW w:w="1129" w:type="dxa"/>
-            <w:tcBorders/>
-            <w:vAlign w:val="bottom"/>
-          </w:tcPr>
-          <w:p>
-            <w:pPr>
-              <w:pStyle w:val="Normal"/>
-              <w:spacing w:before="0" w:after="0"/>
-              <w:rPr>
-                <w:rFonts w:eastAsia="Noto Serif CJK SC" w:cs="Noto Sans Devanagari"/>
-                <w:sz w:val="24"/>
-                <w:szCs w:val="24"/>
-                <w:lang w:val="en-US" w:eastAsia="zh-CN" w:bidi="hi-IN"/>
-              </w:rPr>
-            </w:pPr>
-            <w:r>
-              <w:rPr>
-                <w:rFonts w:eastAsia="Noto Serif CJK SC" w:cs="Noto Sans Devanagari"/>
-                <w:sz w:val="24"/>
-                <w:szCs w:val="24"/>
-                <w:lang w:val="en-US" w:eastAsia="zh-CN" w:bidi="hi-IN"/>
-              </w:rPr>
-            </w:r>
-          </w:p>
-        </w:tc>
-        <w:tc>
-          <w:tcPr>
-            <w:tcW w:w="1325" w:type="dxa"/>
+            <w:tcW w:w="1201" w:type="dxa"/>
+            <w:tcBorders/>
+            <w:vAlign w:val="bottom"/>
+          </w:tcPr>
+          <w:p>
+            <w:pPr>
+              <w:pStyle w:val="Normal"/>
+              <w:spacing w:before="0" w:after="0"/>
+              <w:rPr>
+                <w:rFonts w:eastAsia="Noto Serif CJK SC" w:cs="Noto Sans Devanagari"/>
+                <w:sz w:val="24"/>
+                <w:szCs w:val="24"/>
+                <w:lang w:val="en-US" w:eastAsia="zh-CN" w:bidi="hi-IN"/>
+              </w:rPr>
+            </w:pPr>
+            <w:r>
+              <w:rPr>
+                <w:rFonts w:eastAsia="Noto Serif CJK SC" w:cs="Noto Sans Devanagari"/>
+                <w:sz w:val="24"/>
+                <w:szCs w:val="24"/>
+                <w:lang w:val="en-US" w:eastAsia="zh-CN" w:bidi="hi-IN"/>
+              </w:rPr>
+            </w:r>
+          </w:p>
+        </w:tc>
+        <w:tc>
+          <w:tcPr>
+            <w:tcW w:w="1359" w:type="dxa"/>
+            <w:tcBorders/>
+            <w:vAlign w:val="bottom"/>
+          </w:tcPr>
+          <w:p>
+            <w:pPr>
+              <w:pStyle w:val="Normal"/>
+              <w:spacing w:before="0" w:after="0"/>
+              <w:rPr>
+                <w:rFonts w:eastAsia="Noto Serif CJK SC" w:cs="Noto Sans Devanagari"/>
+                <w:sz w:val="24"/>
+                <w:szCs w:val="24"/>
+                <w:lang w:val="en-US" w:eastAsia="zh-CN" w:bidi="hi-IN"/>
+              </w:rPr>
+            </w:pPr>
+            <w:r>
+              <w:rPr>
+                <w:rFonts w:eastAsia="Noto Serif CJK SC" w:cs="Noto Sans Devanagari"/>
+                <w:sz w:val="24"/>
+                <w:szCs w:val="24"/>
+                <w:lang w:val="en-US" w:eastAsia="zh-CN" w:bidi="hi-IN"/>
+              </w:rPr>
+            </w:r>
+          </w:p>
+        </w:tc>
+        <w:tc>
+          <w:tcPr>
+            <w:tcW w:w="1128" w:type="dxa"/>
+            <w:tcBorders/>
+            <w:vAlign w:val="bottom"/>
+          </w:tcPr>
+          <w:p>
+            <w:pPr>
+              <w:pStyle w:val="Normal"/>
+              <w:spacing w:before="0" w:after="0"/>
+              <w:rPr>
+                <w:rFonts w:eastAsia="Noto Serif CJK SC" w:cs="Noto Sans Devanagari"/>
+                <w:sz w:val="24"/>
+                <w:szCs w:val="24"/>
+                <w:lang w:val="en-US" w:eastAsia="zh-CN" w:bidi="hi-IN"/>
+              </w:rPr>
+            </w:pPr>
+            <w:r>
+              <w:rPr>
+                <w:rFonts w:eastAsia="Noto Serif CJK SC" w:cs="Noto Sans Devanagari"/>
+                <w:sz w:val="24"/>
+                <w:szCs w:val="24"/>
+                <w:lang w:val="en-US" w:eastAsia="zh-CN" w:bidi="hi-IN"/>
+              </w:rPr>
+            </w:r>
+          </w:p>
+        </w:tc>
+        <w:tc>
+          <w:tcPr>
+            <w:tcW w:w="1326" w:type="dxa"/>
             <w:gridSpan w:val="3"/>
             <w:tcBorders/>
             <w:vAlign w:val="bottom"/>
@@ -6038,7 +5864,7 @@
         </w:tc>
         <w:tc>
           <w:tcPr>
-            <w:tcW w:w="1339" w:type="dxa"/>
+            <w:tcW w:w="1338" w:type="dxa"/>
             <w:gridSpan w:val="2"/>
             <w:tcBorders/>
             <w:vAlign w:val="bottom"/>
@@ -6066,7 +5892,7 @@
         </w:tc>
         <w:tc>
           <w:tcPr>
-            <w:tcW w:w="1178" w:type="dxa"/>
+            <w:tcW w:w="1179" w:type="dxa"/>
             <w:gridSpan w:val="3"/>
             <w:tcBorders/>
             <w:vAlign w:val="bottom"/>
@@ -6094,7 +5920,7 @@
         </w:tc>
         <w:tc>
           <w:tcPr>
-            <w:tcW w:w="1182" w:type="dxa"/>
+            <w:tcW w:w="1181" w:type="dxa"/>
             <w:gridSpan w:val="3"/>
             <w:tcBorders/>
             <w:vAlign w:val="bottom"/>
@@ -6149,7 +5975,7 @@
         </w:tc>
         <w:tc>
           <w:tcPr>
-            <w:tcW w:w="88" w:type="dxa"/>
+            <w:tcW w:w="89" w:type="dxa"/>
             <w:tcBorders/>
             <w:vAlign w:val="bottom"/>
           </w:tcPr>
@@ -6179,88 +6005,88 @@
         </w:trPr>
         <w:tc>
           <w:tcPr>
-            <w:tcW w:w="1202" w:type="dxa"/>
-            <w:tcBorders/>
-            <w:vAlign w:val="bottom"/>
-          </w:tcPr>
-          <w:p>
-            <w:pPr>
-              <w:pStyle w:val="Normal"/>
-              <w:spacing w:before="0" w:after="0"/>
-              <w:rPr>
-                <w:rFonts w:eastAsia="Noto Serif CJK SC" w:cs="Noto Sans Devanagari"/>
-                <w:sz w:val="24"/>
-                <w:szCs w:val="24"/>
-                <w:lang w:val="en-US" w:eastAsia="zh-CN" w:bidi="hi-IN"/>
-              </w:rPr>
-            </w:pPr>
-            <w:r>
-              <w:rPr>
-                <w:rFonts w:eastAsia="Noto Serif CJK SC" w:cs="Noto Sans Devanagari"/>
-                <w:sz w:val="24"/>
-                <w:szCs w:val="24"/>
-                <w:lang w:val="en-US" w:eastAsia="zh-CN" w:bidi="hi-IN"/>
-              </w:rPr>
-            </w:r>
-          </w:p>
-        </w:tc>
-        <w:tc>
-          <w:tcPr>
-            <w:tcW w:w="1358" w:type="dxa"/>
-            <w:tcBorders/>
-            <w:vAlign w:val="bottom"/>
-          </w:tcPr>
-          <w:p>
-            <w:pPr>
-              <w:pStyle w:val="Normal"/>
-              <w:spacing w:before="0" w:after="0"/>
-              <w:rPr>
-                <w:rFonts w:eastAsia="Noto Serif CJK SC" w:cs="Noto Sans Devanagari"/>
-                <w:sz w:val="24"/>
-                <w:szCs w:val="24"/>
-                <w:lang w:val="en-US" w:eastAsia="zh-CN" w:bidi="hi-IN"/>
-              </w:rPr>
-            </w:pPr>
-            <w:r>
-              <w:rPr>
-                <w:rFonts w:eastAsia="Noto Serif CJK SC" w:cs="Noto Sans Devanagari"/>
-                <w:sz w:val="24"/>
-                <w:szCs w:val="24"/>
-                <w:lang w:val="en-US" w:eastAsia="zh-CN" w:bidi="hi-IN"/>
-              </w:rPr>
-            </w:r>
-          </w:p>
-        </w:tc>
-        <w:tc>
-          <w:tcPr>
-            <w:tcW w:w="1129" w:type="dxa"/>
-            <w:tcBorders/>
-            <w:vAlign w:val="bottom"/>
-          </w:tcPr>
-          <w:p>
-            <w:pPr>
-              <w:pStyle w:val="Normal"/>
-              <w:spacing w:before="0" w:after="0"/>
-              <w:rPr>
-                <w:rFonts w:eastAsia="Noto Serif CJK SC" w:cs="Noto Sans Devanagari"/>
-                <w:sz w:val="24"/>
-                <w:szCs w:val="24"/>
-                <w:lang w:val="en-US" w:eastAsia="zh-CN" w:bidi="hi-IN"/>
-              </w:rPr>
-            </w:pPr>
-            <w:r>
-              <w:rPr>
-                <w:rFonts w:eastAsia="Noto Serif CJK SC" w:cs="Noto Sans Devanagari"/>
-                <w:sz w:val="24"/>
-                <w:szCs w:val="24"/>
-                <w:lang w:val="en-US" w:eastAsia="zh-CN" w:bidi="hi-IN"/>
-              </w:rPr>
-            </w:r>
-          </w:p>
-        </w:tc>
-        <w:tc>
-          <w:tcPr>
-            <w:tcW w:w="1325" w:type="dxa"/>
+            <w:tcW w:w="1201" w:type="dxa"/>
+            <w:tcBorders/>
+            <w:vAlign w:val="bottom"/>
+          </w:tcPr>
+          <w:p>
+            <w:pPr>
+              <w:pStyle w:val="Normal"/>
+              <w:spacing w:before="0" w:after="0"/>
+              <w:rPr>
+                <w:rFonts w:eastAsia="Noto Serif CJK SC" w:cs="Noto Sans Devanagari"/>
+                <w:sz w:val="24"/>
+                <w:szCs w:val="24"/>
+                <w:lang w:val="en-US" w:eastAsia="zh-CN" w:bidi="hi-IN"/>
+              </w:rPr>
+            </w:pPr>
+            <w:r>
+              <w:rPr>
+                <w:rFonts w:eastAsia="Noto Serif CJK SC" w:cs="Noto Sans Devanagari"/>
+                <w:sz w:val="24"/>
+                <w:szCs w:val="24"/>
+                <w:lang w:val="en-US" w:eastAsia="zh-CN" w:bidi="hi-IN"/>
+              </w:rPr>
+            </w:r>
+          </w:p>
+        </w:tc>
+        <w:tc>
+          <w:tcPr>
+            <w:tcW w:w="1359" w:type="dxa"/>
+            <w:tcBorders/>
+            <w:vAlign w:val="bottom"/>
+          </w:tcPr>
+          <w:p>
+            <w:pPr>
+              <w:pStyle w:val="Normal"/>
+              <w:spacing w:before="0" w:after="0"/>
+              <w:rPr>
+                <w:rFonts w:eastAsia="Noto Serif CJK SC" w:cs="Noto Sans Devanagari"/>
+                <w:sz w:val="24"/>
+                <w:szCs w:val="24"/>
+                <w:lang w:val="en-US" w:eastAsia="zh-CN" w:bidi="hi-IN"/>
+              </w:rPr>
+            </w:pPr>
+            <w:r>
+              <w:rPr>
+                <w:rFonts w:eastAsia="Noto Serif CJK SC" w:cs="Noto Sans Devanagari"/>
+                <w:sz w:val="24"/>
+                <w:szCs w:val="24"/>
+                <w:lang w:val="en-US" w:eastAsia="zh-CN" w:bidi="hi-IN"/>
+              </w:rPr>
+            </w:r>
+          </w:p>
+        </w:tc>
+        <w:tc>
+          <w:tcPr>
+            <w:tcW w:w="1128" w:type="dxa"/>
+            <w:tcBorders/>
+            <w:vAlign w:val="bottom"/>
+          </w:tcPr>
+          <w:p>
+            <w:pPr>
+              <w:pStyle w:val="Normal"/>
+              <w:spacing w:before="0" w:after="0"/>
+              <w:rPr>
+                <w:rFonts w:eastAsia="Noto Serif CJK SC" w:cs="Noto Sans Devanagari"/>
+                <w:sz w:val="24"/>
+                <w:szCs w:val="24"/>
+                <w:lang w:val="en-US" w:eastAsia="zh-CN" w:bidi="hi-IN"/>
+              </w:rPr>
+            </w:pPr>
+            <w:r>
+              <w:rPr>
+                <w:rFonts w:eastAsia="Noto Serif CJK SC" w:cs="Noto Sans Devanagari"/>
+                <w:sz w:val="24"/>
+                <w:szCs w:val="24"/>
+                <w:lang w:val="en-US" w:eastAsia="zh-CN" w:bidi="hi-IN"/>
+              </w:rPr>
+            </w:r>
+          </w:p>
+        </w:tc>
+        <w:tc>
+          <w:tcPr>
+            <w:tcW w:w="1326" w:type="dxa"/>
             <w:gridSpan w:val="3"/>
             <w:tcBorders/>
             <w:vAlign w:val="bottom"/>
@@ -6316,7 +6142,7 @@
         </w:tc>
         <w:tc>
           <w:tcPr>
-            <w:tcW w:w="1339" w:type="dxa"/>
+            <w:tcW w:w="1338" w:type="dxa"/>
             <w:gridSpan w:val="2"/>
             <w:tcBorders/>
             <w:vAlign w:val="center"/>
@@ -6344,7 +6170,7 @@
         </w:tc>
         <w:tc>
           <w:tcPr>
-            <w:tcW w:w="1178" w:type="dxa"/>
+            <w:tcW w:w="1179" w:type="dxa"/>
             <w:gridSpan w:val="3"/>
             <w:tcBorders/>
             <w:vAlign w:val="bottom"/>
@@ -6372,7 +6198,7 @@
         </w:tc>
         <w:tc>
           <w:tcPr>
-            <w:tcW w:w="1182" w:type="dxa"/>
+            <w:tcW w:w="1181" w:type="dxa"/>
             <w:gridSpan w:val="3"/>
             <w:tcBorders/>
             <w:vAlign w:val="bottom"/>
@@ -6427,7 +6253,7 @@
         </w:tc>
         <w:tc>
           <w:tcPr>
-            <w:tcW w:w="88" w:type="dxa"/>
+            <w:tcW w:w="89" w:type="dxa"/>
             <w:tcBorders/>
             <w:vAlign w:val="bottom"/>
           </w:tcPr>
@@ -6457,88 +6283,88 @@
         </w:trPr>
         <w:tc>
           <w:tcPr>
-            <w:tcW w:w="1202" w:type="dxa"/>
-            <w:tcBorders/>
-            <w:vAlign w:val="bottom"/>
-          </w:tcPr>
-          <w:p>
-            <w:pPr>
-              <w:pStyle w:val="Normal"/>
-              <w:spacing w:before="0" w:after="0"/>
-              <w:rPr>
-                <w:rFonts w:eastAsia="Noto Serif CJK SC" w:cs="Noto Sans Devanagari"/>
-                <w:sz w:val="24"/>
-                <w:szCs w:val="24"/>
-                <w:lang w:val="en-US" w:eastAsia="zh-CN" w:bidi="hi-IN"/>
-              </w:rPr>
-            </w:pPr>
-            <w:r>
-              <w:rPr>
-                <w:rFonts w:eastAsia="Noto Serif CJK SC" w:cs="Noto Sans Devanagari"/>
-                <w:sz w:val="24"/>
-                <w:szCs w:val="24"/>
-                <w:lang w:val="en-US" w:eastAsia="zh-CN" w:bidi="hi-IN"/>
-              </w:rPr>
-            </w:r>
-          </w:p>
-        </w:tc>
-        <w:tc>
-          <w:tcPr>
-            <w:tcW w:w="1358" w:type="dxa"/>
-            <w:tcBorders/>
-            <w:vAlign w:val="bottom"/>
-          </w:tcPr>
-          <w:p>
-            <w:pPr>
-              <w:pStyle w:val="Normal"/>
-              <w:spacing w:before="0" w:after="0"/>
-              <w:rPr>
-                <w:rFonts w:eastAsia="Noto Serif CJK SC" w:cs="Noto Sans Devanagari"/>
-                <w:sz w:val="24"/>
-                <w:szCs w:val="24"/>
-                <w:lang w:val="en-US" w:eastAsia="zh-CN" w:bidi="hi-IN"/>
-              </w:rPr>
-            </w:pPr>
-            <w:r>
-              <w:rPr>
-                <w:rFonts w:eastAsia="Noto Serif CJK SC" w:cs="Noto Sans Devanagari"/>
-                <w:sz w:val="24"/>
-                <w:szCs w:val="24"/>
-                <w:lang w:val="en-US" w:eastAsia="zh-CN" w:bidi="hi-IN"/>
-              </w:rPr>
-            </w:r>
-          </w:p>
-        </w:tc>
-        <w:tc>
-          <w:tcPr>
-            <w:tcW w:w="1129" w:type="dxa"/>
-            <w:tcBorders/>
-            <w:vAlign w:val="bottom"/>
-          </w:tcPr>
-          <w:p>
-            <w:pPr>
-              <w:pStyle w:val="Normal"/>
-              <w:spacing w:before="0" w:after="0"/>
-              <w:rPr>
-                <w:rFonts w:eastAsia="Noto Serif CJK SC" w:cs="Noto Sans Devanagari"/>
-                <w:sz w:val="24"/>
-                <w:szCs w:val="24"/>
-                <w:lang w:val="en-US" w:eastAsia="zh-CN" w:bidi="hi-IN"/>
-              </w:rPr>
-            </w:pPr>
-            <w:r>
-              <w:rPr>
-                <w:rFonts w:eastAsia="Noto Serif CJK SC" w:cs="Noto Sans Devanagari"/>
-                <w:sz w:val="24"/>
-                <w:szCs w:val="24"/>
-                <w:lang w:val="en-US" w:eastAsia="zh-CN" w:bidi="hi-IN"/>
-              </w:rPr>
-            </w:r>
-          </w:p>
-        </w:tc>
-        <w:tc>
-          <w:tcPr>
-            <w:tcW w:w="1325" w:type="dxa"/>
+            <w:tcW w:w="1201" w:type="dxa"/>
+            <w:tcBorders/>
+            <w:vAlign w:val="bottom"/>
+          </w:tcPr>
+          <w:p>
+            <w:pPr>
+              <w:pStyle w:val="Normal"/>
+              <w:spacing w:before="0" w:after="0"/>
+              <w:rPr>
+                <w:rFonts w:eastAsia="Noto Serif CJK SC" w:cs="Noto Sans Devanagari"/>
+                <w:sz w:val="24"/>
+                <w:szCs w:val="24"/>
+                <w:lang w:val="en-US" w:eastAsia="zh-CN" w:bidi="hi-IN"/>
+              </w:rPr>
+            </w:pPr>
+            <w:r>
+              <w:rPr>
+                <w:rFonts w:eastAsia="Noto Serif CJK SC" w:cs="Noto Sans Devanagari"/>
+                <w:sz w:val="24"/>
+                <w:szCs w:val="24"/>
+                <w:lang w:val="en-US" w:eastAsia="zh-CN" w:bidi="hi-IN"/>
+              </w:rPr>
+            </w:r>
+          </w:p>
+        </w:tc>
+        <w:tc>
+          <w:tcPr>
+            <w:tcW w:w="1359" w:type="dxa"/>
+            <w:tcBorders/>
+            <w:vAlign w:val="bottom"/>
+          </w:tcPr>
+          <w:p>
+            <w:pPr>
+              <w:pStyle w:val="Normal"/>
+              <w:spacing w:before="0" w:after="0"/>
+              <w:rPr>
+                <w:rFonts w:eastAsia="Noto Serif CJK SC" w:cs="Noto Sans Devanagari"/>
+                <w:sz w:val="24"/>
+                <w:szCs w:val="24"/>
+                <w:lang w:val="en-US" w:eastAsia="zh-CN" w:bidi="hi-IN"/>
+              </w:rPr>
+            </w:pPr>
+            <w:r>
+              <w:rPr>
+                <w:rFonts w:eastAsia="Noto Serif CJK SC" w:cs="Noto Sans Devanagari"/>
+                <w:sz w:val="24"/>
+                <w:szCs w:val="24"/>
+                <w:lang w:val="en-US" w:eastAsia="zh-CN" w:bidi="hi-IN"/>
+              </w:rPr>
+            </w:r>
+          </w:p>
+        </w:tc>
+        <w:tc>
+          <w:tcPr>
+            <w:tcW w:w="1128" w:type="dxa"/>
+            <w:tcBorders/>
+            <w:vAlign w:val="bottom"/>
+          </w:tcPr>
+          <w:p>
+            <w:pPr>
+              <w:pStyle w:val="Normal"/>
+              <w:spacing w:before="0" w:after="0"/>
+              <w:rPr>
+                <w:rFonts w:eastAsia="Noto Serif CJK SC" w:cs="Noto Sans Devanagari"/>
+                <w:sz w:val="24"/>
+                <w:szCs w:val="24"/>
+                <w:lang w:val="en-US" w:eastAsia="zh-CN" w:bidi="hi-IN"/>
+              </w:rPr>
+            </w:pPr>
+            <w:r>
+              <w:rPr>
+                <w:rFonts w:eastAsia="Noto Serif CJK SC" w:cs="Noto Sans Devanagari"/>
+                <w:sz w:val="24"/>
+                <w:szCs w:val="24"/>
+                <w:lang w:val="en-US" w:eastAsia="zh-CN" w:bidi="hi-IN"/>
+              </w:rPr>
+            </w:r>
+          </w:p>
+        </w:tc>
+        <w:tc>
+          <w:tcPr>
+            <w:tcW w:w="1326" w:type="dxa"/>
             <w:gridSpan w:val="3"/>
             <w:tcBorders/>
             <w:vAlign w:val="bottom"/>
@@ -6626,7 +6452,7 @@
         </w:tc>
         <w:tc>
           <w:tcPr>
-            <w:tcW w:w="1182" w:type="dxa"/>
+            <w:tcW w:w="1181" w:type="dxa"/>
             <w:gridSpan w:val="3"/>
             <w:tcBorders/>
             <w:vAlign w:val="bottom"/>
@@ -6681,7 +6507,7 @@
         </w:tc>
         <w:tc>
           <w:tcPr>
-            <w:tcW w:w="88" w:type="dxa"/>
+            <w:tcW w:w="89" w:type="dxa"/>
             <w:tcBorders/>
             <w:vAlign w:val="bottom"/>
           </w:tcPr>
@@ -6711,88 +6537,88 @@
         </w:trPr>
         <w:tc>
           <w:tcPr>
-            <w:tcW w:w="1202" w:type="dxa"/>
-            <w:tcBorders/>
-            <w:vAlign w:val="bottom"/>
-          </w:tcPr>
-          <w:p>
-            <w:pPr>
-              <w:pStyle w:val="Normal"/>
-              <w:spacing w:before="0" w:after="0"/>
-              <w:rPr>
-                <w:rFonts w:eastAsia="Noto Serif CJK SC" w:cs="Noto Sans Devanagari"/>
-                <w:sz w:val="24"/>
-                <w:szCs w:val="24"/>
-                <w:lang w:val="en-US" w:eastAsia="zh-CN" w:bidi="hi-IN"/>
-              </w:rPr>
-            </w:pPr>
-            <w:r>
-              <w:rPr>
-                <w:rFonts w:eastAsia="Noto Serif CJK SC" w:cs="Noto Sans Devanagari"/>
-                <w:sz w:val="24"/>
-                <w:szCs w:val="24"/>
-                <w:lang w:val="en-US" w:eastAsia="zh-CN" w:bidi="hi-IN"/>
-              </w:rPr>
-            </w:r>
-          </w:p>
-        </w:tc>
-        <w:tc>
-          <w:tcPr>
-            <w:tcW w:w="1358" w:type="dxa"/>
-            <w:tcBorders/>
-            <w:vAlign w:val="bottom"/>
-          </w:tcPr>
-          <w:p>
-            <w:pPr>
-              <w:pStyle w:val="Normal"/>
-              <w:spacing w:before="0" w:after="0"/>
-              <w:rPr>
-                <w:rFonts w:eastAsia="Noto Serif CJK SC" w:cs="Noto Sans Devanagari"/>
-                <w:sz w:val="24"/>
-                <w:szCs w:val="24"/>
-                <w:lang w:val="en-US" w:eastAsia="zh-CN" w:bidi="hi-IN"/>
-              </w:rPr>
-            </w:pPr>
-            <w:r>
-              <w:rPr>
-                <w:rFonts w:eastAsia="Noto Serif CJK SC" w:cs="Noto Sans Devanagari"/>
-                <w:sz w:val="24"/>
-                <w:szCs w:val="24"/>
-                <w:lang w:val="en-US" w:eastAsia="zh-CN" w:bidi="hi-IN"/>
-              </w:rPr>
-            </w:r>
-          </w:p>
-        </w:tc>
-        <w:tc>
-          <w:tcPr>
-            <w:tcW w:w="1129" w:type="dxa"/>
-            <w:tcBorders/>
-            <w:vAlign w:val="bottom"/>
-          </w:tcPr>
-          <w:p>
-            <w:pPr>
-              <w:pStyle w:val="Normal"/>
-              <w:spacing w:before="0" w:after="0"/>
-              <w:rPr>
-                <w:rFonts w:eastAsia="Noto Serif CJK SC" w:cs="Noto Sans Devanagari"/>
-                <w:sz w:val="24"/>
-                <w:szCs w:val="24"/>
-                <w:lang w:val="en-US" w:eastAsia="zh-CN" w:bidi="hi-IN"/>
-              </w:rPr>
-            </w:pPr>
-            <w:r>
-              <w:rPr>
-                <w:rFonts w:eastAsia="Noto Serif CJK SC" w:cs="Noto Sans Devanagari"/>
-                <w:sz w:val="24"/>
-                <w:szCs w:val="24"/>
-                <w:lang w:val="en-US" w:eastAsia="zh-CN" w:bidi="hi-IN"/>
-              </w:rPr>
-            </w:r>
-          </w:p>
-        </w:tc>
-        <w:tc>
-          <w:tcPr>
-            <w:tcW w:w="1325" w:type="dxa"/>
+            <w:tcW w:w="1201" w:type="dxa"/>
+            <w:tcBorders/>
+            <w:vAlign w:val="bottom"/>
+          </w:tcPr>
+          <w:p>
+            <w:pPr>
+              <w:pStyle w:val="Normal"/>
+              <w:spacing w:before="0" w:after="0"/>
+              <w:rPr>
+                <w:rFonts w:eastAsia="Noto Serif CJK SC" w:cs="Noto Sans Devanagari"/>
+                <w:sz w:val="24"/>
+                <w:szCs w:val="24"/>
+                <w:lang w:val="en-US" w:eastAsia="zh-CN" w:bidi="hi-IN"/>
+              </w:rPr>
+            </w:pPr>
+            <w:r>
+              <w:rPr>
+                <w:rFonts w:eastAsia="Noto Serif CJK SC" w:cs="Noto Sans Devanagari"/>
+                <w:sz w:val="24"/>
+                <w:szCs w:val="24"/>
+                <w:lang w:val="en-US" w:eastAsia="zh-CN" w:bidi="hi-IN"/>
+              </w:rPr>
+            </w:r>
+          </w:p>
+        </w:tc>
+        <w:tc>
+          <w:tcPr>
+            <w:tcW w:w="1359" w:type="dxa"/>
+            <w:tcBorders/>
+            <w:vAlign w:val="bottom"/>
+          </w:tcPr>
+          <w:p>
+            <w:pPr>
+              <w:pStyle w:val="Normal"/>
+              <w:spacing w:before="0" w:after="0"/>
+              <w:rPr>
+                <w:rFonts w:eastAsia="Noto Serif CJK SC" w:cs="Noto Sans Devanagari"/>
+                <w:sz w:val="24"/>
+                <w:szCs w:val="24"/>
+                <w:lang w:val="en-US" w:eastAsia="zh-CN" w:bidi="hi-IN"/>
+              </w:rPr>
+            </w:pPr>
+            <w:r>
+              <w:rPr>
+                <w:rFonts w:eastAsia="Noto Serif CJK SC" w:cs="Noto Sans Devanagari"/>
+                <w:sz w:val="24"/>
+                <w:szCs w:val="24"/>
+                <w:lang w:val="en-US" w:eastAsia="zh-CN" w:bidi="hi-IN"/>
+              </w:rPr>
+            </w:r>
+          </w:p>
+        </w:tc>
+        <w:tc>
+          <w:tcPr>
+            <w:tcW w:w="1128" w:type="dxa"/>
+            <w:tcBorders/>
+            <w:vAlign w:val="bottom"/>
+          </w:tcPr>
+          <w:p>
+            <w:pPr>
+              <w:pStyle w:val="Normal"/>
+              <w:spacing w:before="0" w:after="0"/>
+              <w:rPr>
+                <w:rFonts w:eastAsia="Noto Serif CJK SC" w:cs="Noto Sans Devanagari"/>
+                <w:sz w:val="24"/>
+                <w:szCs w:val="24"/>
+                <w:lang w:val="en-US" w:eastAsia="zh-CN" w:bidi="hi-IN"/>
+              </w:rPr>
+            </w:pPr>
+            <w:r>
+              <w:rPr>
+                <w:rFonts w:eastAsia="Noto Serif CJK SC" w:cs="Noto Sans Devanagari"/>
+                <w:sz w:val="24"/>
+                <w:szCs w:val="24"/>
+                <w:lang w:val="en-US" w:eastAsia="zh-CN" w:bidi="hi-IN"/>
+              </w:rPr>
+            </w:r>
+          </w:p>
+        </w:tc>
+        <w:tc>
+          <w:tcPr>
+            <w:tcW w:w="1326" w:type="dxa"/>
             <w:gridSpan w:val="3"/>
             <w:tcBorders/>
             <w:vAlign w:val="bottom"/>
@@ -6848,7 +6674,7 @@
         </w:tc>
         <w:tc>
           <w:tcPr>
-            <w:tcW w:w="1339" w:type="dxa"/>
+            <w:tcW w:w="1338" w:type="dxa"/>
             <w:gridSpan w:val="2"/>
             <w:tcBorders>
               <w:top w:val="single" w:sz="4" w:space="0" w:color="000000"/>
@@ -6878,7 +6704,7 @@
         </w:tc>
         <w:tc>
           <w:tcPr>
-            <w:tcW w:w="1178" w:type="dxa"/>
+            <w:tcW w:w="1179" w:type="dxa"/>
             <w:gridSpan w:val="3"/>
             <w:tcBorders>
               <w:top w:val="single" w:sz="4" w:space="0" w:color="000000"/>
@@ -6908,7 +6734,7 @@
         </w:tc>
         <w:tc>
           <w:tcPr>
-            <w:tcW w:w="1182" w:type="dxa"/>
+            <w:tcW w:w="1181" w:type="dxa"/>
             <w:gridSpan w:val="3"/>
             <w:tcBorders/>
             <w:vAlign w:val="bottom"/>
@@ -6963,7 +6789,7 @@
         </w:tc>
         <w:tc>
           <w:tcPr>
-            <w:tcW w:w="88" w:type="dxa"/>
+            <w:tcW w:w="89" w:type="dxa"/>
             <w:tcBorders/>
             <w:vAlign w:val="bottom"/>
           </w:tcPr>
@@ -6993,7 +6819,7 @@
         </w:trPr>
         <w:tc>
           <w:tcPr>
-            <w:tcW w:w="1202" w:type="dxa"/>
+            <w:tcW w:w="1201" w:type="dxa"/>
             <w:tcBorders/>
             <w:vAlign w:val="bottom"/>
           </w:tcPr>
@@ -7021,34 +6847,34 @@
         </w:tc>
         <w:tc>
           <w:tcPr>
-            <w:tcW w:w="1358" w:type="dxa"/>
-            <w:tcBorders/>
-            <w:vAlign w:val="bottom"/>
-          </w:tcPr>
-          <w:p>
-            <w:pPr>
-              <w:pStyle w:val="Normal"/>
-              <w:spacing w:before="0" w:after="0"/>
-              <w:rPr>
-                <w:rFonts w:eastAsia="Noto Serif CJK SC" w:cs="Noto Sans Devanagari"/>
-                <w:sz w:val="24"/>
-                <w:szCs w:val="24"/>
-                <w:lang w:val="en-US" w:eastAsia="zh-CN" w:bidi="hi-IN"/>
-              </w:rPr>
-            </w:pPr>
-            <w:r>
-              <w:rPr>
-                <w:rFonts w:eastAsia="Noto Serif CJK SC" w:cs="Noto Sans Devanagari"/>
-                <w:sz w:val="24"/>
-                <w:szCs w:val="24"/>
-                <w:lang w:val="en-US" w:eastAsia="zh-CN" w:bidi="hi-IN"/>
-              </w:rPr>
-            </w:r>
-          </w:p>
-        </w:tc>
-        <w:tc>
-          <w:tcPr>
-            <w:tcW w:w="1129" w:type="dxa"/>
+            <w:tcW w:w="1359" w:type="dxa"/>
+            <w:tcBorders/>
+            <w:vAlign w:val="bottom"/>
+          </w:tcPr>
+          <w:p>
+            <w:pPr>
+              <w:pStyle w:val="Normal"/>
+              <w:spacing w:before="0" w:after="0"/>
+              <w:rPr>
+                <w:rFonts w:eastAsia="Noto Serif CJK SC" w:cs="Noto Sans Devanagari"/>
+                <w:sz w:val="24"/>
+                <w:szCs w:val="24"/>
+                <w:lang w:val="en-US" w:eastAsia="zh-CN" w:bidi="hi-IN"/>
+              </w:rPr>
+            </w:pPr>
+            <w:r>
+              <w:rPr>
+                <w:rFonts w:eastAsia="Noto Serif CJK SC" w:cs="Noto Sans Devanagari"/>
+                <w:sz w:val="24"/>
+                <w:szCs w:val="24"/>
+                <w:lang w:val="en-US" w:eastAsia="zh-CN" w:bidi="hi-IN"/>
+              </w:rPr>
+            </w:r>
+          </w:p>
+        </w:tc>
+        <w:tc>
+          <w:tcPr>
+            <w:tcW w:w="1128" w:type="dxa"/>
             <w:tcBorders/>
             <w:vAlign w:val="bottom"/>
           </w:tcPr>
@@ -7104,7 +6930,7 @@
         </w:tc>
         <w:tc>
           <w:tcPr>
-            <w:tcW w:w="88" w:type="dxa"/>
+            <w:tcW w:w="89" w:type="dxa"/>
             <w:tcBorders/>
             <w:vAlign w:val="bottom"/>
           </w:tcPr>
@@ -7186,13 +7012,7 @@
               </w:rPr>
             </w:pPr>
             <w:r>
-              <w:rPr>
-                <w:rFonts w:eastAsia="Noto Serif CJK SC" w:cs="Noto Sans Devanagari" w:ascii="Liberation Serif" w:hAnsi="Liberation Serif"/>
-                <w:sz w:val="24"/>
-                <w:szCs w:val="28"/>
-                <w:lang w:eastAsia="zh-CN" w:bidi="hi-IN"/>
-              </w:rPr>
-              <w:t xml:space="preserve">           </w:t>
+              <w:rPr/>
             </w:r>
           </w:p>
           <w:p>

--- a/assets/templates/Карта, согласия, выписка, заключение, справка психиатра.docx
+++ b/assets/templates/Карта, согласия, выписка, заключение, справка психиатра.docx
@@ -603,7 +603,7 @@
                 <w:szCs w:val="28"/>
                 <w:lang w:eastAsia="ru-RU"/>
               </w:rPr>
-              <w:t xml:space="preserve">Страховой номер индивидуального лицевого счёта: </w:t>
+              <w:t xml:space="preserve">СНИЛС: </w:t>
             </w:r>
             <w:r>
               <w:rPr>
@@ -966,7 +966,7 @@
       </w:tblGrid>
       <w:tr>
         <w:trPr>
-          <w:trHeight w:val="142" w:hRule="atLeast"/>
+          <w:trHeight w:val="270" w:hRule="atLeast"/>
         </w:trPr>
         <w:tc>
           <w:tcPr>
@@ -1644,8 +1644,8 @@
       <w:tblGrid>
         <w:gridCol w:w="2404"/>
         <w:gridCol w:w="998"/>
-        <w:gridCol w:w="21"/>
-        <w:gridCol w:w="7350"/>
+        <w:gridCol w:w="20"/>
+        <w:gridCol w:w="7351"/>
       </w:tblGrid>
       <w:tr>
         <w:trPr>
@@ -1725,7 +1725,7 @@
         <w:trPr/>
         <w:tc>
           <w:tcPr>
-            <w:tcW w:w="3423" w:type="dxa"/>
+            <w:tcW w:w="3422" w:type="dxa"/>
             <w:gridSpan w:val="3"/>
             <w:tcBorders/>
           </w:tcPr>
@@ -1755,7 +1755,7 @@
         </w:tc>
         <w:tc>
           <w:tcPr>
-            <w:tcW w:w="7350" w:type="dxa"/>
+            <w:tcW w:w="7351" w:type="dxa"/>
             <w:tcBorders>
               <w:bottom w:val="single" w:sz="4" w:space="0" w:color="000000"/>
             </w:tcBorders>
@@ -2017,10 +2017,8 @@
             <w:r>
               <w:rPr>
                 <w:rFonts w:eastAsia="Times New Roman" w:cs="Times New Roman"/>
-                <w:kern w:val="2"/>
-                <w:sz w:val="20"/>
-                <w:szCs w:val="20"/>
-                <w:lang w:val="ru-RU" w:eastAsia="ru-RU" w:bidi="ar-SA"/>
+                <w:sz w:val="20"/>
+                <w:lang w:eastAsia="ru-RU"/>
               </w:rPr>
             </w:r>
           </w:p>
@@ -2040,10 +2038,8 @@
             <w:r>
               <w:rPr>
                 <w:rFonts w:eastAsia="Times New Roman" w:cs="Times New Roman"/>
-                <w:kern w:val="2"/>
-                <w:sz w:val="20"/>
-                <w:szCs w:val="20"/>
-                <w:lang w:val="ru-RU" w:eastAsia="ru-RU" w:bidi="ar-SA"/>
+                <w:sz w:val="20"/>
+                <w:lang w:eastAsia="ru-RU"/>
               </w:rPr>
             </w:r>
           </w:p>
@@ -2075,10 +2071,8 @@
             <w:r>
               <w:rPr>
                 <w:rFonts w:eastAsia="Times New Roman" w:cs="Times New Roman"/>
-                <w:kern w:val="2"/>
-                <w:sz w:val="20"/>
-                <w:szCs w:val="20"/>
-                <w:lang w:val="ru-RU" w:eastAsia="ru-RU" w:bidi="ar-SA"/>
+                <w:sz w:val="20"/>
+                <w:lang w:eastAsia="ru-RU"/>
               </w:rPr>
             </w:r>
           </w:p>
@@ -2183,10 +2177,8 @@
             <w:r>
               <w:rPr>
                 <w:rFonts w:eastAsia="Times New Roman" w:cs="Times New Roman"/>
-                <w:kern w:val="2"/>
-                <w:sz w:val="20"/>
-                <w:szCs w:val="20"/>
-                <w:lang w:val="ru-RU" w:eastAsia="ru-RU" w:bidi="ar-SA"/>
+                <w:sz w:val="20"/>
+                <w:lang w:eastAsia="ru-RU"/>
               </w:rPr>
             </w:r>
           </w:p>
@@ -2298,10 +2290,8 @@
             <w:r>
               <w:rPr>
                 <w:rFonts w:eastAsia="Times New Roman" w:cs="Times New Roman"/>
-                <w:kern w:val="2"/>
-                <w:sz w:val="20"/>
-                <w:szCs w:val="20"/>
-                <w:lang w:val="ru-RU" w:eastAsia="ru-RU" w:bidi="ar-SA"/>
+                <w:sz w:val="20"/>
+                <w:lang w:eastAsia="ru-RU"/>
               </w:rPr>
             </w:r>
           </w:p>
@@ -2333,10 +2323,8 @@
             <w:r>
               <w:rPr>
                 <w:rFonts w:eastAsia="Times New Roman" w:cs="Times New Roman"/>
-                <w:kern w:val="2"/>
-                <w:sz w:val="20"/>
-                <w:szCs w:val="20"/>
-                <w:lang w:val="ru-RU" w:eastAsia="ru-RU" w:bidi="ar-SA"/>
+                <w:sz w:val="20"/>
+                <w:lang w:eastAsia="ru-RU"/>
               </w:rPr>
             </w:r>
           </w:p>
@@ -2367,10 +2355,8 @@
             <w:r>
               <w:rPr>
                 <w:rFonts w:eastAsia="Times New Roman" w:cs="Times New Roman"/>
-                <w:kern w:val="2"/>
-                <w:sz w:val="20"/>
-                <w:szCs w:val="20"/>
-                <w:lang w:val="ru-RU" w:eastAsia="ru-RU" w:bidi="ar-SA"/>
+                <w:sz w:val="20"/>
+                <w:lang w:eastAsia="ru-RU"/>
               </w:rPr>
             </w:r>
           </w:p>
@@ -2440,10 +2426,8 @@
             <w:r>
               <w:rPr>
                 <w:rFonts w:eastAsia="Times New Roman" w:cs="Times New Roman"/>
-                <w:kern w:val="2"/>
-                <w:sz w:val="20"/>
-                <w:szCs w:val="20"/>
-                <w:lang w:val="ru-RU" w:eastAsia="ru-RU" w:bidi="ar-SA"/>
+                <w:sz w:val="20"/>
+                <w:lang w:eastAsia="ru-RU"/>
               </w:rPr>
             </w:r>
           </w:p>
@@ -2724,8 +2708,8 @@
       <w:tblGrid>
         <w:gridCol w:w="2404"/>
         <w:gridCol w:w="998"/>
-        <w:gridCol w:w="21"/>
-        <w:gridCol w:w="7350"/>
+        <w:gridCol w:w="20"/>
+        <w:gridCol w:w="7351"/>
       </w:tblGrid>
       <w:tr>
         <w:trPr/>
@@ -2805,7 +2789,7 @@
         </w:trPr>
         <w:tc>
           <w:tcPr>
-            <w:tcW w:w="3423" w:type="dxa"/>
+            <w:tcW w:w="3422" w:type="dxa"/>
             <w:gridSpan w:val="3"/>
             <w:tcBorders/>
           </w:tcPr>
@@ -2835,7 +2819,7 @@
         </w:tc>
         <w:tc>
           <w:tcPr>
-            <w:tcW w:w="7350" w:type="dxa"/>
+            <w:tcW w:w="7351" w:type="dxa"/>
             <w:tcBorders>
               <w:bottom w:val="single" w:sz="4" w:space="0" w:color="000000"/>
             </w:tcBorders>
@@ -3085,10 +3069,8 @@
             <w:r>
               <w:rPr>
                 <w:rFonts w:eastAsia="Times New Roman" w:cs="Times New Roman"/>
-                <w:kern w:val="2"/>
-                <w:sz w:val="20"/>
-                <w:szCs w:val="20"/>
-                <w:lang w:val="ru-RU" w:eastAsia="ru-RU" w:bidi="ar-SA"/>
+                <w:sz w:val="20"/>
+                <w:lang w:eastAsia="ru-RU"/>
               </w:rPr>
             </w:r>
           </w:p>
@@ -3108,10 +3090,8 @@
             <w:r>
               <w:rPr>
                 <w:rFonts w:eastAsia="Times New Roman" w:cs="Times New Roman"/>
-                <w:kern w:val="2"/>
-                <w:sz w:val="20"/>
-                <w:szCs w:val="20"/>
-                <w:lang w:val="ru-RU" w:eastAsia="ru-RU" w:bidi="ar-SA"/>
+                <w:sz w:val="20"/>
+                <w:lang w:eastAsia="ru-RU"/>
               </w:rPr>
             </w:r>
           </w:p>
@@ -3131,10 +3111,8 @@
             <w:r>
               <w:rPr>
                 <w:rFonts w:eastAsia="Times New Roman" w:cs="Times New Roman"/>
-                <w:kern w:val="2"/>
-                <w:sz w:val="20"/>
-                <w:szCs w:val="20"/>
-                <w:lang w:val="ru-RU" w:eastAsia="ru-RU" w:bidi="ar-SA"/>
+                <w:sz w:val="20"/>
+                <w:lang w:eastAsia="ru-RU"/>
               </w:rPr>
             </w:r>
           </w:p>
@@ -3166,10 +3144,8 @@
             <w:r>
               <w:rPr>
                 <w:rFonts w:eastAsia="Times New Roman" w:cs="Times New Roman"/>
-                <w:kern w:val="2"/>
-                <w:sz w:val="20"/>
-                <w:szCs w:val="20"/>
-                <w:lang w:val="ru-RU" w:eastAsia="ru-RU" w:bidi="ar-SA"/>
+                <w:sz w:val="20"/>
+                <w:lang w:eastAsia="ru-RU"/>
               </w:rPr>
             </w:r>
           </w:p>
@@ -3274,10 +3250,8 @@
             <w:r>
               <w:rPr>
                 <w:rFonts w:eastAsia="Times New Roman" w:cs="Times New Roman"/>
-                <w:kern w:val="2"/>
-                <w:sz w:val="20"/>
-                <w:szCs w:val="20"/>
-                <w:lang w:val="ru-RU" w:eastAsia="ru-RU" w:bidi="ar-SA"/>
+                <w:sz w:val="20"/>
+                <w:lang w:eastAsia="ru-RU"/>
               </w:rPr>
             </w:r>
           </w:p>
@@ -3389,10 +3363,8 @@
             <w:r>
               <w:rPr>
                 <w:rFonts w:eastAsia="Times New Roman" w:cs="Times New Roman"/>
-                <w:kern w:val="2"/>
-                <w:sz w:val="20"/>
-                <w:szCs w:val="20"/>
-                <w:lang w:val="ru-RU" w:eastAsia="ru-RU" w:bidi="ar-SA"/>
+                <w:sz w:val="20"/>
+                <w:lang w:eastAsia="ru-RU"/>
               </w:rPr>
             </w:r>
           </w:p>
@@ -3424,10 +3396,8 @@
             <w:r>
               <w:rPr>
                 <w:rFonts w:eastAsia="Times New Roman" w:cs="Times New Roman"/>
-                <w:kern w:val="2"/>
-                <w:sz w:val="20"/>
-                <w:szCs w:val="20"/>
-                <w:lang w:val="ru-RU" w:eastAsia="ru-RU" w:bidi="ar-SA"/>
+                <w:sz w:val="20"/>
+                <w:lang w:eastAsia="ru-RU"/>
               </w:rPr>
             </w:r>
           </w:p>
@@ -3458,10 +3428,8 @@
             <w:r>
               <w:rPr>
                 <w:rFonts w:eastAsia="Times New Roman" w:cs="Times New Roman"/>
-                <w:kern w:val="2"/>
-                <w:sz w:val="20"/>
-                <w:szCs w:val="20"/>
-                <w:lang w:val="ru-RU" w:eastAsia="ru-RU" w:bidi="ar-SA"/>
+                <w:sz w:val="20"/>
+                <w:lang w:eastAsia="ru-RU"/>
               </w:rPr>
             </w:r>
           </w:p>
@@ -3531,10 +3499,8 @@
             <w:r>
               <w:rPr>
                 <w:rFonts w:eastAsia="Times New Roman" w:cs="Times New Roman"/>
-                <w:kern w:val="2"/>
-                <w:sz w:val="20"/>
-                <w:szCs w:val="20"/>
-                <w:lang w:val="ru-RU" w:eastAsia="ru-RU" w:bidi="ar-SA"/>
+                <w:sz w:val="20"/>
+                <w:lang w:eastAsia="ru-RU"/>
               </w:rPr>
             </w:r>
           </w:p>
@@ -3718,23 +3684,23 @@
         <w:tblLook w:val="04a0"/>
       </w:tblPr>
       <w:tblGrid>
-        <w:gridCol w:w="1199"/>
-        <w:gridCol w:w="1360"/>
-        <w:gridCol w:w="1127"/>
+        <w:gridCol w:w="1198"/>
+        <w:gridCol w:w="1361"/>
+        <w:gridCol w:w="1126"/>
         <w:gridCol w:w="97"/>
         <w:gridCol w:w="854"/>
-        <w:gridCol w:w="377"/>
-        <w:gridCol w:w="572"/>
-        <w:gridCol w:w="442"/>
+        <w:gridCol w:w="378"/>
+        <w:gridCol w:w="571"/>
+        <w:gridCol w:w="443"/>
         <w:gridCol w:w="510"/>
-        <w:gridCol w:w="827"/>
-        <w:gridCol w:w="124"/>
+        <w:gridCol w:w="826"/>
+        <w:gridCol w:w="125"/>
         <w:gridCol w:w="948"/>
         <w:gridCol w:w="109"/>
         <w:gridCol w:w="740"/>
         <w:gridCol w:w="84"/>
-        <w:gridCol w:w="355"/>
-        <w:gridCol w:w="849"/>
+        <w:gridCol w:w="354"/>
+        <w:gridCol w:w="850"/>
         <w:gridCol w:w="90"/>
       </w:tblGrid>
       <w:tr>
@@ -4245,7 +4211,7 @@
         </w:trPr>
         <w:tc>
           <w:tcPr>
-            <w:tcW w:w="3783" w:type="dxa"/>
+            <w:tcW w:w="3782" w:type="dxa"/>
             <w:gridSpan w:val="4"/>
             <w:tcBorders/>
             <w:vAlign w:val="center"/>
@@ -4325,7 +4291,7 @@
         </w:tc>
         <w:tc>
           <w:tcPr>
-            <w:tcW w:w="6881" w:type="dxa"/>
+            <w:tcW w:w="6882" w:type="dxa"/>
             <w:gridSpan w:val="14"/>
             <w:tcBorders/>
             <w:vAlign w:val="center"/>
@@ -4362,7 +4328,7 @@
         </w:trPr>
         <w:tc>
           <w:tcPr>
-            <w:tcW w:w="3783" w:type="dxa"/>
+            <w:tcW w:w="3782" w:type="dxa"/>
             <w:gridSpan w:val="4"/>
             <w:tcBorders/>
             <w:vAlign w:val="center"/>
@@ -4442,7 +4408,7 @@
         </w:tc>
         <w:tc>
           <w:tcPr>
-            <w:tcW w:w="6881" w:type="dxa"/>
+            <w:tcW w:w="6882" w:type="dxa"/>
             <w:gridSpan w:val="14"/>
             <w:tcBorders/>
             <w:vAlign w:val="center"/>
@@ -4481,7 +4447,7 @@
         </w:trPr>
         <w:tc>
           <w:tcPr>
-            <w:tcW w:w="3783" w:type="dxa"/>
+            <w:tcW w:w="3782" w:type="dxa"/>
             <w:gridSpan w:val="4"/>
             <w:tcBorders/>
             <w:vAlign w:val="center"/>
@@ -4511,7 +4477,7 @@
         </w:tc>
         <w:tc>
           <w:tcPr>
-            <w:tcW w:w="6881" w:type="dxa"/>
+            <w:tcW w:w="6882" w:type="dxa"/>
             <w:gridSpan w:val="14"/>
             <w:tcBorders/>
             <w:vAlign w:val="center"/>
@@ -5010,7 +4976,7 @@
         </w:tc>
         <w:tc>
           <w:tcPr>
-            <w:tcW w:w="1127" w:type="dxa"/>
+            <w:tcW w:w="1126" w:type="dxa"/>
             <w:tcBorders>
               <w:right w:val="single" w:sz="4" w:space="0" w:color="000000"/>
             </w:tcBorders>
@@ -5104,7 +5070,7 @@
         </w:tc>
         <w:tc>
           <w:tcPr>
-            <w:tcW w:w="952" w:type="dxa"/>
+            <w:tcW w:w="953" w:type="dxa"/>
             <w:gridSpan w:val="2"/>
             <w:tcBorders>
               <w:top w:val="single" w:sz="4" w:space="0" w:color="000000"/>
@@ -5257,7 +5223,7 @@
         </w:tc>
         <w:tc>
           <w:tcPr>
-            <w:tcW w:w="355" w:type="dxa"/>
+            <w:tcW w:w="354" w:type="dxa"/>
             <w:tcBorders/>
           </w:tcPr>
           <w:p>
@@ -5277,7 +5243,7 @@
         </w:tc>
         <w:tc>
           <w:tcPr>
-            <w:tcW w:w="849" w:type="dxa"/>
+            <w:tcW w:w="850" w:type="dxa"/>
             <w:tcBorders/>
           </w:tcPr>
           <w:p>
@@ -5410,88 +5376,88 @@
         </w:trPr>
         <w:tc>
           <w:tcPr>
-            <w:tcW w:w="1199" w:type="dxa"/>
-            <w:tcBorders/>
-            <w:vAlign w:val="bottom"/>
-          </w:tcPr>
-          <w:p>
-            <w:pPr>
-              <w:pStyle w:val="Normal"/>
-              <w:spacing w:before="0" w:after="0"/>
-              <w:rPr>
-                <w:rFonts w:eastAsia="Noto Serif CJK SC" w:cs="Noto Sans Devanagari"/>
-                <w:sz w:val="24"/>
-                <w:szCs w:val="24"/>
-                <w:lang w:val="en-US" w:eastAsia="zh-CN" w:bidi="hi-IN"/>
-              </w:rPr>
-            </w:pPr>
-            <w:r>
-              <w:rPr>
-                <w:rFonts w:eastAsia="Noto Serif CJK SC" w:cs="Noto Sans Devanagari"/>
-                <w:sz w:val="24"/>
-                <w:szCs w:val="24"/>
-                <w:lang w:val="en-US" w:eastAsia="zh-CN" w:bidi="hi-IN"/>
-              </w:rPr>
-            </w:r>
-          </w:p>
-        </w:tc>
-        <w:tc>
-          <w:tcPr>
-            <w:tcW w:w="1360" w:type="dxa"/>
-            <w:tcBorders/>
-            <w:vAlign w:val="bottom"/>
-          </w:tcPr>
-          <w:p>
-            <w:pPr>
-              <w:pStyle w:val="Normal"/>
-              <w:spacing w:before="0" w:after="0"/>
-              <w:rPr>
-                <w:rFonts w:eastAsia="Noto Serif CJK SC" w:cs="Noto Sans Devanagari"/>
-                <w:sz w:val="24"/>
-                <w:szCs w:val="24"/>
-                <w:lang w:val="en-US" w:eastAsia="zh-CN" w:bidi="hi-IN"/>
-              </w:rPr>
-            </w:pPr>
-            <w:r>
-              <w:rPr>
-                <w:rFonts w:eastAsia="Noto Serif CJK SC" w:cs="Noto Sans Devanagari"/>
-                <w:sz w:val="24"/>
-                <w:szCs w:val="24"/>
-                <w:lang w:val="en-US" w:eastAsia="zh-CN" w:bidi="hi-IN"/>
-              </w:rPr>
-            </w:r>
-          </w:p>
-        </w:tc>
-        <w:tc>
-          <w:tcPr>
-            <w:tcW w:w="1127" w:type="dxa"/>
-            <w:tcBorders/>
-            <w:vAlign w:val="bottom"/>
-          </w:tcPr>
-          <w:p>
-            <w:pPr>
-              <w:pStyle w:val="Normal"/>
-              <w:spacing w:before="0" w:after="0"/>
-              <w:rPr>
-                <w:rFonts w:eastAsia="Noto Serif CJK SC" w:cs="Noto Sans Devanagari"/>
-                <w:sz w:val="24"/>
-                <w:szCs w:val="24"/>
-                <w:lang w:val="en-US" w:eastAsia="zh-CN" w:bidi="hi-IN"/>
-              </w:rPr>
-            </w:pPr>
-            <w:r>
-              <w:rPr>
-                <w:rFonts w:eastAsia="Noto Serif CJK SC" w:cs="Noto Sans Devanagari"/>
-                <w:sz w:val="24"/>
-                <w:szCs w:val="24"/>
-                <w:lang w:val="en-US" w:eastAsia="zh-CN" w:bidi="hi-IN"/>
-              </w:rPr>
-            </w:r>
-          </w:p>
-        </w:tc>
-        <w:tc>
-          <w:tcPr>
-            <w:tcW w:w="1328" w:type="dxa"/>
+            <w:tcW w:w="1198" w:type="dxa"/>
+            <w:tcBorders/>
+            <w:vAlign w:val="bottom"/>
+          </w:tcPr>
+          <w:p>
+            <w:pPr>
+              <w:pStyle w:val="Normal"/>
+              <w:spacing w:before="0" w:after="0"/>
+              <w:rPr>
+                <w:rFonts w:eastAsia="Noto Serif CJK SC" w:cs="Noto Sans Devanagari"/>
+                <w:sz w:val="24"/>
+                <w:szCs w:val="24"/>
+                <w:lang w:val="en-US" w:eastAsia="zh-CN" w:bidi="hi-IN"/>
+              </w:rPr>
+            </w:pPr>
+            <w:r>
+              <w:rPr>
+                <w:rFonts w:eastAsia="Noto Serif CJK SC" w:cs="Noto Sans Devanagari"/>
+                <w:sz w:val="24"/>
+                <w:szCs w:val="24"/>
+                <w:lang w:val="en-US" w:eastAsia="zh-CN" w:bidi="hi-IN"/>
+              </w:rPr>
+            </w:r>
+          </w:p>
+        </w:tc>
+        <w:tc>
+          <w:tcPr>
+            <w:tcW w:w="1361" w:type="dxa"/>
+            <w:tcBorders/>
+            <w:vAlign w:val="bottom"/>
+          </w:tcPr>
+          <w:p>
+            <w:pPr>
+              <w:pStyle w:val="Normal"/>
+              <w:spacing w:before="0" w:after="0"/>
+              <w:rPr>
+                <w:rFonts w:eastAsia="Noto Serif CJK SC" w:cs="Noto Sans Devanagari"/>
+                <w:sz w:val="24"/>
+                <w:szCs w:val="24"/>
+                <w:lang w:val="en-US" w:eastAsia="zh-CN" w:bidi="hi-IN"/>
+              </w:rPr>
+            </w:pPr>
+            <w:r>
+              <w:rPr>
+                <w:rFonts w:eastAsia="Noto Serif CJK SC" w:cs="Noto Sans Devanagari"/>
+                <w:sz w:val="24"/>
+                <w:szCs w:val="24"/>
+                <w:lang w:val="en-US" w:eastAsia="zh-CN" w:bidi="hi-IN"/>
+              </w:rPr>
+            </w:r>
+          </w:p>
+        </w:tc>
+        <w:tc>
+          <w:tcPr>
+            <w:tcW w:w="1126" w:type="dxa"/>
+            <w:tcBorders/>
+            <w:vAlign w:val="bottom"/>
+          </w:tcPr>
+          <w:p>
+            <w:pPr>
+              <w:pStyle w:val="Normal"/>
+              <w:spacing w:before="0" w:after="0"/>
+              <w:rPr>
+                <w:rFonts w:eastAsia="Noto Serif CJK SC" w:cs="Noto Sans Devanagari"/>
+                <w:sz w:val="24"/>
+                <w:szCs w:val="24"/>
+                <w:lang w:val="en-US" w:eastAsia="zh-CN" w:bidi="hi-IN"/>
+              </w:rPr>
+            </w:pPr>
+            <w:r>
+              <w:rPr>
+                <w:rFonts w:eastAsia="Noto Serif CJK SC" w:cs="Noto Sans Devanagari"/>
+                <w:sz w:val="24"/>
+                <w:szCs w:val="24"/>
+                <w:lang w:val="en-US" w:eastAsia="zh-CN" w:bidi="hi-IN"/>
+              </w:rPr>
+            </w:r>
+          </w:p>
+        </w:tc>
+        <w:tc>
+          <w:tcPr>
+            <w:tcW w:w="1329" w:type="dxa"/>
             <w:gridSpan w:val="3"/>
             <w:tcBorders/>
             <w:vAlign w:val="bottom"/>
@@ -5547,7 +5513,7 @@
         </w:tc>
         <w:tc>
           <w:tcPr>
-            <w:tcW w:w="1337" w:type="dxa"/>
+            <w:tcW w:w="1336" w:type="dxa"/>
             <w:gridSpan w:val="2"/>
             <w:tcBorders/>
             <w:vAlign w:val="bottom"/>
@@ -5575,7 +5541,7 @@
         </w:tc>
         <w:tc>
           <w:tcPr>
-            <w:tcW w:w="1181" w:type="dxa"/>
+            <w:tcW w:w="1182" w:type="dxa"/>
             <w:gridSpan w:val="3"/>
             <w:tcBorders/>
             <w:vAlign w:val="bottom"/>
@@ -5603,7 +5569,7 @@
         </w:tc>
         <w:tc>
           <w:tcPr>
-            <w:tcW w:w="1179" w:type="dxa"/>
+            <w:tcW w:w="1178" w:type="dxa"/>
             <w:gridSpan w:val="3"/>
             <w:tcBorders/>
             <w:vAlign w:val="bottom"/>
@@ -5633,7 +5599,7 @@
         </w:tc>
         <w:tc>
           <w:tcPr>
-            <w:tcW w:w="849" w:type="dxa"/>
+            <w:tcW w:w="850" w:type="dxa"/>
             <w:tcBorders/>
             <w:vAlign w:val="bottom"/>
           </w:tcPr>
@@ -5762,7 +5728,7 @@
         </w:tc>
         <w:tc>
           <w:tcPr>
-            <w:tcW w:w="2351" w:type="dxa"/>
+            <w:tcW w:w="2350" w:type="dxa"/>
             <w:gridSpan w:val="4"/>
             <w:tcBorders>
               <w:bottom w:val="single" w:sz="4" w:space="0" w:color="000000"/>
@@ -5793,7 +5759,7 @@
         </w:tc>
         <w:tc>
           <w:tcPr>
-            <w:tcW w:w="3209" w:type="dxa"/>
+            <w:tcW w:w="3210" w:type="dxa"/>
             <w:gridSpan w:val="7"/>
             <w:tcBorders/>
             <w:vAlign w:val="bottom"/>
@@ -5870,88 +5836,88 @@
         </w:trPr>
         <w:tc>
           <w:tcPr>
-            <w:tcW w:w="1199" w:type="dxa"/>
-            <w:tcBorders/>
-            <w:vAlign w:val="bottom"/>
-          </w:tcPr>
-          <w:p>
-            <w:pPr>
-              <w:pStyle w:val="Normal"/>
-              <w:spacing w:before="0" w:after="0"/>
-              <w:rPr>
-                <w:rFonts w:eastAsia="Noto Serif CJK SC" w:cs="Noto Sans Devanagari"/>
-                <w:sz w:val="24"/>
-                <w:szCs w:val="24"/>
-                <w:lang w:val="en-US" w:eastAsia="zh-CN" w:bidi="hi-IN"/>
-              </w:rPr>
-            </w:pPr>
-            <w:r>
-              <w:rPr>
-                <w:rFonts w:eastAsia="Noto Serif CJK SC" w:cs="Noto Sans Devanagari"/>
-                <w:sz w:val="24"/>
-                <w:szCs w:val="24"/>
-                <w:lang w:val="en-US" w:eastAsia="zh-CN" w:bidi="hi-IN"/>
-              </w:rPr>
-            </w:r>
-          </w:p>
-        </w:tc>
-        <w:tc>
-          <w:tcPr>
-            <w:tcW w:w="1360" w:type="dxa"/>
-            <w:tcBorders/>
-            <w:vAlign w:val="bottom"/>
-          </w:tcPr>
-          <w:p>
-            <w:pPr>
-              <w:pStyle w:val="Normal"/>
-              <w:spacing w:before="0" w:after="0"/>
-              <w:rPr>
-                <w:rFonts w:eastAsia="Noto Serif CJK SC" w:cs="Noto Sans Devanagari"/>
-                <w:sz w:val="24"/>
-                <w:szCs w:val="24"/>
-                <w:lang w:val="en-US" w:eastAsia="zh-CN" w:bidi="hi-IN"/>
-              </w:rPr>
-            </w:pPr>
-            <w:r>
-              <w:rPr>
-                <w:rFonts w:eastAsia="Noto Serif CJK SC" w:cs="Noto Sans Devanagari"/>
-                <w:sz w:val="24"/>
-                <w:szCs w:val="24"/>
-                <w:lang w:val="en-US" w:eastAsia="zh-CN" w:bidi="hi-IN"/>
-              </w:rPr>
-            </w:r>
-          </w:p>
-        </w:tc>
-        <w:tc>
-          <w:tcPr>
-            <w:tcW w:w="1127" w:type="dxa"/>
-            <w:tcBorders/>
-            <w:vAlign w:val="bottom"/>
-          </w:tcPr>
-          <w:p>
-            <w:pPr>
-              <w:pStyle w:val="Normal"/>
-              <w:spacing w:before="0" w:after="0"/>
-              <w:rPr>
-                <w:rFonts w:eastAsia="Noto Serif CJK SC" w:cs="Noto Sans Devanagari"/>
-                <w:sz w:val="24"/>
-                <w:szCs w:val="24"/>
-                <w:lang w:val="en-US" w:eastAsia="zh-CN" w:bidi="hi-IN"/>
-              </w:rPr>
-            </w:pPr>
-            <w:r>
-              <w:rPr>
-                <w:rFonts w:eastAsia="Noto Serif CJK SC" w:cs="Noto Sans Devanagari"/>
-                <w:sz w:val="24"/>
-                <w:szCs w:val="24"/>
-                <w:lang w:val="en-US" w:eastAsia="zh-CN" w:bidi="hi-IN"/>
-              </w:rPr>
-            </w:r>
-          </w:p>
-        </w:tc>
-        <w:tc>
-          <w:tcPr>
-            <w:tcW w:w="1328" w:type="dxa"/>
+            <w:tcW w:w="1198" w:type="dxa"/>
+            <w:tcBorders/>
+            <w:vAlign w:val="bottom"/>
+          </w:tcPr>
+          <w:p>
+            <w:pPr>
+              <w:pStyle w:val="Normal"/>
+              <w:spacing w:before="0" w:after="0"/>
+              <w:rPr>
+                <w:rFonts w:eastAsia="Noto Serif CJK SC" w:cs="Noto Sans Devanagari"/>
+                <w:sz w:val="24"/>
+                <w:szCs w:val="24"/>
+                <w:lang w:val="en-US" w:eastAsia="zh-CN" w:bidi="hi-IN"/>
+              </w:rPr>
+            </w:pPr>
+            <w:r>
+              <w:rPr>
+                <w:rFonts w:eastAsia="Noto Serif CJK SC" w:cs="Noto Sans Devanagari"/>
+                <w:sz w:val="24"/>
+                <w:szCs w:val="24"/>
+                <w:lang w:val="en-US" w:eastAsia="zh-CN" w:bidi="hi-IN"/>
+              </w:rPr>
+            </w:r>
+          </w:p>
+        </w:tc>
+        <w:tc>
+          <w:tcPr>
+            <w:tcW w:w="1361" w:type="dxa"/>
+            <w:tcBorders/>
+            <w:vAlign w:val="bottom"/>
+          </w:tcPr>
+          <w:p>
+            <w:pPr>
+              <w:pStyle w:val="Normal"/>
+              <w:spacing w:before="0" w:after="0"/>
+              <w:rPr>
+                <w:rFonts w:eastAsia="Noto Serif CJK SC" w:cs="Noto Sans Devanagari"/>
+                <w:sz w:val="24"/>
+                <w:szCs w:val="24"/>
+                <w:lang w:val="en-US" w:eastAsia="zh-CN" w:bidi="hi-IN"/>
+              </w:rPr>
+            </w:pPr>
+            <w:r>
+              <w:rPr>
+                <w:rFonts w:eastAsia="Noto Serif CJK SC" w:cs="Noto Sans Devanagari"/>
+                <w:sz w:val="24"/>
+                <w:szCs w:val="24"/>
+                <w:lang w:val="en-US" w:eastAsia="zh-CN" w:bidi="hi-IN"/>
+              </w:rPr>
+            </w:r>
+          </w:p>
+        </w:tc>
+        <w:tc>
+          <w:tcPr>
+            <w:tcW w:w="1126" w:type="dxa"/>
+            <w:tcBorders/>
+            <w:vAlign w:val="bottom"/>
+          </w:tcPr>
+          <w:p>
+            <w:pPr>
+              <w:pStyle w:val="Normal"/>
+              <w:spacing w:before="0" w:after="0"/>
+              <w:rPr>
+                <w:rFonts w:eastAsia="Noto Serif CJK SC" w:cs="Noto Sans Devanagari"/>
+                <w:sz w:val="24"/>
+                <w:szCs w:val="24"/>
+                <w:lang w:val="en-US" w:eastAsia="zh-CN" w:bidi="hi-IN"/>
+              </w:rPr>
+            </w:pPr>
+            <w:r>
+              <w:rPr>
+                <w:rFonts w:eastAsia="Noto Serif CJK SC" w:cs="Noto Sans Devanagari"/>
+                <w:sz w:val="24"/>
+                <w:szCs w:val="24"/>
+                <w:lang w:val="en-US" w:eastAsia="zh-CN" w:bidi="hi-IN"/>
+              </w:rPr>
+            </w:r>
+          </w:p>
+        </w:tc>
+        <w:tc>
+          <w:tcPr>
+            <w:tcW w:w="1329" w:type="dxa"/>
             <w:gridSpan w:val="3"/>
             <w:tcBorders/>
             <w:vAlign w:val="bottom"/>
@@ -6007,7 +5973,7 @@
         </w:tc>
         <w:tc>
           <w:tcPr>
-            <w:tcW w:w="1337" w:type="dxa"/>
+            <w:tcW w:w="1336" w:type="dxa"/>
             <w:gridSpan w:val="2"/>
             <w:tcBorders/>
             <w:vAlign w:val="bottom"/>
@@ -6035,7 +6001,7 @@
         </w:tc>
         <w:tc>
           <w:tcPr>
-            <w:tcW w:w="1181" w:type="dxa"/>
+            <w:tcW w:w="1182" w:type="dxa"/>
             <w:gridSpan w:val="3"/>
             <w:tcBorders/>
             <w:vAlign w:val="bottom"/>
@@ -6063,7 +6029,7 @@
         </w:tc>
         <w:tc>
           <w:tcPr>
-            <w:tcW w:w="1179" w:type="dxa"/>
+            <w:tcW w:w="1178" w:type="dxa"/>
             <w:gridSpan w:val="3"/>
             <w:tcBorders/>
             <w:vAlign w:val="bottom"/>
@@ -6091,7 +6057,7 @@
         </w:tc>
         <w:tc>
           <w:tcPr>
-            <w:tcW w:w="849" w:type="dxa"/>
+            <w:tcW w:w="850" w:type="dxa"/>
             <w:tcBorders/>
             <w:vAlign w:val="bottom"/>
           </w:tcPr>
@@ -6148,88 +6114,88 @@
         </w:trPr>
         <w:tc>
           <w:tcPr>
-            <w:tcW w:w="1199" w:type="dxa"/>
-            <w:tcBorders/>
-            <w:vAlign w:val="bottom"/>
-          </w:tcPr>
-          <w:p>
-            <w:pPr>
-              <w:pStyle w:val="Normal"/>
-              <w:spacing w:before="0" w:after="0"/>
-              <w:rPr>
-                <w:rFonts w:eastAsia="Noto Serif CJK SC" w:cs="Noto Sans Devanagari"/>
-                <w:sz w:val="24"/>
-                <w:szCs w:val="24"/>
-                <w:lang w:val="en-US" w:eastAsia="zh-CN" w:bidi="hi-IN"/>
-              </w:rPr>
-            </w:pPr>
-            <w:r>
-              <w:rPr>
-                <w:rFonts w:eastAsia="Noto Serif CJK SC" w:cs="Noto Sans Devanagari"/>
-                <w:sz w:val="24"/>
-                <w:szCs w:val="24"/>
-                <w:lang w:val="en-US" w:eastAsia="zh-CN" w:bidi="hi-IN"/>
-              </w:rPr>
-            </w:r>
-          </w:p>
-        </w:tc>
-        <w:tc>
-          <w:tcPr>
-            <w:tcW w:w="1360" w:type="dxa"/>
-            <w:tcBorders/>
-            <w:vAlign w:val="bottom"/>
-          </w:tcPr>
-          <w:p>
-            <w:pPr>
-              <w:pStyle w:val="Normal"/>
-              <w:spacing w:before="0" w:after="0"/>
-              <w:rPr>
-                <w:rFonts w:eastAsia="Noto Serif CJK SC" w:cs="Noto Sans Devanagari"/>
-                <w:sz w:val="24"/>
-                <w:szCs w:val="24"/>
-                <w:lang w:val="en-US" w:eastAsia="zh-CN" w:bidi="hi-IN"/>
-              </w:rPr>
-            </w:pPr>
-            <w:r>
-              <w:rPr>
-                <w:rFonts w:eastAsia="Noto Serif CJK SC" w:cs="Noto Sans Devanagari"/>
-                <w:sz w:val="24"/>
-                <w:szCs w:val="24"/>
-                <w:lang w:val="en-US" w:eastAsia="zh-CN" w:bidi="hi-IN"/>
-              </w:rPr>
-            </w:r>
-          </w:p>
-        </w:tc>
-        <w:tc>
-          <w:tcPr>
-            <w:tcW w:w="1127" w:type="dxa"/>
-            <w:tcBorders/>
-            <w:vAlign w:val="bottom"/>
-          </w:tcPr>
-          <w:p>
-            <w:pPr>
-              <w:pStyle w:val="Normal"/>
-              <w:spacing w:before="0" w:after="0"/>
-              <w:rPr>
-                <w:rFonts w:eastAsia="Noto Serif CJK SC" w:cs="Noto Sans Devanagari"/>
-                <w:sz w:val="24"/>
-                <w:szCs w:val="24"/>
-                <w:lang w:val="en-US" w:eastAsia="zh-CN" w:bidi="hi-IN"/>
-              </w:rPr>
-            </w:pPr>
-            <w:r>
-              <w:rPr>
-                <w:rFonts w:eastAsia="Noto Serif CJK SC" w:cs="Noto Sans Devanagari"/>
-                <w:sz w:val="24"/>
-                <w:szCs w:val="24"/>
-                <w:lang w:val="en-US" w:eastAsia="zh-CN" w:bidi="hi-IN"/>
-              </w:rPr>
-            </w:r>
-          </w:p>
-        </w:tc>
-        <w:tc>
-          <w:tcPr>
-            <w:tcW w:w="1328" w:type="dxa"/>
+            <w:tcW w:w="1198" w:type="dxa"/>
+            <w:tcBorders/>
+            <w:vAlign w:val="bottom"/>
+          </w:tcPr>
+          <w:p>
+            <w:pPr>
+              <w:pStyle w:val="Normal"/>
+              <w:spacing w:before="0" w:after="0"/>
+              <w:rPr>
+                <w:rFonts w:eastAsia="Noto Serif CJK SC" w:cs="Noto Sans Devanagari"/>
+                <w:sz w:val="24"/>
+                <w:szCs w:val="24"/>
+                <w:lang w:val="en-US" w:eastAsia="zh-CN" w:bidi="hi-IN"/>
+              </w:rPr>
+            </w:pPr>
+            <w:r>
+              <w:rPr>
+                <w:rFonts w:eastAsia="Noto Serif CJK SC" w:cs="Noto Sans Devanagari"/>
+                <w:sz w:val="24"/>
+                <w:szCs w:val="24"/>
+                <w:lang w:val="en-US" w:eastAsia="zh-CN" w:bidi="hi-IN"/>
+              </w:rPr>
+            </w:r>
+          </w:p>
+        </w:tc>
+        <w:tc>
+          <w:tcPr>
+            <w:tcW w:w="1361" w:type="dxa"/>
+            <w:tcBorders/>
+            <w:vAlign w:val="bottom"/>
+          </w:tcPr>
+          <w:p>
+            <w:pPr>
+              <w:pStyle w:val="Normal"/>
+              <w:spacing w:before="0" w:after="0"/>
+              <w:rPr>
+                <w:rFonts w:eastAsia="Noto Serif CJK SC" w:cs="Noto Sans Devanagari"/>
+                <w:sz w:val="24"/>
+                <w:szCs w:val="24"/>
+                <w:lang w:val="en-US" w:eastAsia="zh-CN" w:bidi="hi-IN"/>
+              </w:rPr>
+            </w:pPr>
+            <w:r>
+              <w:rPr>
+                <w:rFonts w:eastAsia="Noto Serif CJK SC" w:cs="Noto Sans Devanagari"/>
+                <w:sz w:val="24"/>
+                <w:szCs w:val="24"/>
+                <w:lang w:val="en-US" w:eastAsia="zh-CN" w:bidi="hi-IN"/>
+              </w:rPr>
+            </w:r>
+          </w:p>
+        </w:tc>
+        <w:tc>
+          <w:tcPr>
+            <w:tcW w:w="1126" w:type="dxa"/>
+            <w:tcBorders/>
+            <w:vAlign w:val="bottom"/>
+          </w:tcPr>
+          <w:p>
+            <w:pPr>
+              <w:pStyle w:val="Normal"/>
+              <w:spacing w:before="0" w:after="0"/>
+              <w:rPr>
+                <w:rFonts w:eastAsia="Noto Serif CJK SC" w:cs="Noto Sans Devanagari"/>
+                <w:sz w:val="24"/>
+                <w:szCs w:val="24"/>
+                <w:lang w:val="en-US" w:eastAsia="zh-CN" w:bidi="hi-IN"/>
+              </w:rPr>
+            </w:pPr>
+            <w:r>
+              <w:rPr>
+                <w:rFonts w:eastAsia="Noto Serif CJK SC" w:cs="Noto Sans Devanagari"/>
+                <w:sz w:val="24"/>
+                <w:szCs w:val="24"/>
+                <w:lang w:val="en-US" w:eastAsia="zh-CN" w:bidi="hi-IN"/>
+              </w:rPr>
+            </w:r>
+          </w:p>
+        </w:tc>
+        <w:tc>
+          <w:tcPr>
+            <w:tcW w:w="1329" w:type="dxa"/>
             <w:gridSpan w:val="3"/>
             <w:tcBorders/>
             <w:vAlign w:val="bottom"/>
@@ -6285,7 +6251,7 @@
         </w:tc>
         <w:tc>
           <w:tcPr>
-            <w:tcW w:w="1337" w:type="dxa"/>
+            <w:tcW w:w="1336" w:type="dxa"/>
             <w:gridSpan w:val="2"/>
             <w:tcBorders/>
             <w:vAlign w:val="center"/>
@@ -6313,7 +6279,7 @@
         </w:tc>
         <w:tc>
           <w:tcPr>
-            <w:tcW w:w="1181" w:type="dxa"/>
+            <w:tcW w:w="1182" w:type="dxa"/>
             <w:gridSpan w:val="3"/>
             <w:tcBorders/>
             <w:vAlign w:val="bottom"/>
@@ -6341,7 +6307,7 @@
         </w:tc>
         <w:tc>
           <w:tcPr>
-            <w:tcW w:w="1179" w:type="dxa"/>
+            <w:tcW w:w="1178" w:type="dxa"/>
             <w:gridSpan w:val="3"/>
             <w:tcBorders/>
             <w:vAlign w:val="bottom"/>
@@ -6369,7 +6335,7 @@
         </w:tc>
         <w:tc>
           <w:tcPr>
-            <w:tcW w:w="849" w:type="dxa"/>
+            <w:tcW w:w="850" w:type="dxa"/>
             <w:tcBorders/>
             <w:vAlign w:val="bottom"/>
           </w:tcPr>
@@ -6426,88 +6392,88 @@
         </w:trPr>
         <w:tc>
           <w:tcPr>
-            <w:tcW w:w="1199" w:type="dxa"/>
-            <w:tcBorders/>
-            <w:vAlign w:val="bottom"/>
-          </w:tcPr>
-          <w:p>
-            <w:pPr>
-              <w:pStyle w:val="Normal"/>
-              <w:spacing w:before="0" w:after="0"/>
-              <w:rPr>
-                <w:rFonts w:eastAsia="Noto Serif CJK SC" w:cs="Noto Sans Devanagari"/>
-                <w:sz w:val="24"/>
-                <w:szCs w:val="24"/>
-                <w:lang w:val="en-US" w:eastAsia="zh-CN" w:bidi="hi-IN"/>
-              </w:rPr>
-            </w:pPr>
-            <w:r>
-              <w:rPr>
-                <w:rFonts w:eastAsia="Noto Serif CJK SC" w:cs="Noto Sans Devanagari"/>
-                <w:sz w:val="24"/>
-                <w:szCs w:val="24"/>
-                <w:lang w:val="en-US" w:eastAsia="zh-CN" w:bidi="hi-IN"/>
-              </w:rPr>
-            </w:r>
-          </w:p>
-        </w:tc>
-        <w:tc>
-          <w:tcPr>
-            <w:tcW w:w="1360" w:type="dxa"/>
-            <w:tcBorders/>
-            <w:vAlign w:val="bottom"/>
-          </w:tcPr>
-          <w:p>
-            <w:pPr>
-              <w:pStyle w:val="Normal"/>
-              <w:spacing w:before="0" w:after="0"/>
-              <w:rPr>
-                <w:rFonts w:eastAsia="Noto Serif CJK SC" w:cs="Noto Sans Devanagari"/>
-                <w:sz w:val="24"/>
-                <w:szCs w:val="24"/>
-                <w:lang w:val="en-US" w:eastAsia="zh-CN" w:bidi="hi-IN"/>
-              </w:rPr>
-            </w:pPr>
-            <w:r>
-              <w:rPr>
-                <w:rFonts w:eastAsia="Noto Serif CJK SC" w:cs="Noto Sans Devanagari"/>
-                <w:sz w:val="24"/>
-                <w:szCs w:val="24"/>
-                <w:lang w:val="en-US" w:eastAsia="zh-CN" w:bidi="hi-IN"/>
-              </w:rPr>
-            </w:r>
-          </w:p>
-        </w:tc>
-        <w:tc>
-          <w:tcPr>
-            <w:tcW w:w="1127" w:type="dxa"/>
-            <w:tcBorders/>
-            <w:vAlign w:val="bottom"/>
-          </w:tcPr>
-          <w:p>
-            <w:pPr>
-              <w:pStyle w:val="Normal"/>
-              <w:spacing w:before="0" w:after="0"/>
-              <w:rPr>
-                <w:rFonts w:eastAsia="Noto Serif CJK SC" w:cs="Noto Sans Devanagari"/>
-                <w:sz w:val="24"/>
-                <w:szCs w:val="24"/>
-                <w:lang w:val="en-US" w:eastAsia="zh-CN" w:bidi="hi-IN"/>
-              </w:rPr>
-            </w:pPr>
-            <w:r>
-              <w:rPr>
-                <w:rFonts w:eastAsia="Noto Serif CJK SC" w:cs="Noto Sans Devanagari"/>
-                <w:sz w:val="24"/>
-                <w:szCs w:val="24"/>
-                <w:lang w:val="en-US" w:eastAsia="zh-CN" w:bidi="hi-IN"/>
-              </w:rPr>
-            </w:r>
-          </w:p>
-        </w:tc>
-        <w:tc>
-          <w:tcPr>
-            <w:tcW w:w="1328" w:type="dxa"/>
+            <w:tcW w:w="1198" w:type="dxa"/>
+            <w:tcBorders/>
+            <w:vAlign w:val="bottom"/>
+          </w:tcPr>
+          <w:p>
+            <w:pPr>
+              <w:pStyle w:val="Normal"/>
+              <w:spacing w:before="0" w:after="0"/>
+              <w:rPr>
+                <w:rFonts w:eastAsia="Noto Serif CJK SC" w:cs="Noto Sans Devanagari"/>
+                <w:sz w:val="24"/>
+                <w:szCs w:val="24"/>
+                <w:lang w:val="en-US" w:eastAsia="zh-CN" w:bidi="hi-IN"/>
+              </w:rPr>
+            </w:pPr>
+            <w:r>
+              <w:rPr>
+                <w:rFonts w:eastAsia="Noto Serif CJK SC" w:cs="Noto Sans Devanagari"/>
+                <w:sz w:val="24"/>
+                <w:szCs w:val="24"/>
+                <w:lang w:val="en-US" w:eastAsia="zh-CN" w:bidi="hi-IN"/>
+              </w:rPr>
+            </w:r>
+          </w:p>
+        </w:tc>
+        <w:tc>
+          <w:tcPr>
+            <w:tcW w:w="1361" w:type="dxa"/>
+            <w:tcBorders/>
+            <w:vAlign w:val="bottom"/>
+          </w:tcPr>
+          <w:p>
+            <w:pPr>
+              <w:pStyle w:val="Normal"/>
+              <w:spacing w:before="0" w:after="0"/>
+              <w:rPr>
+                <w:rFonts w:eastAsia="Noto Serif CJK SC" w:cs="Noto Sans Devanagari"/>
+                <w:sz w:val="24"/>
+                <w:szCs w:val="24"/>
+                <w:lang w:val="en-US" w:eastAsia="zh-CN" w:bidi="hi-IN"/>
+              </w:rPr>
+            </w:pPr>
+            <w:r>
+              <w:rPr>
+                <w:rFonts w:eastAsia="Noto Serif CJK SC" w:cs="Noto Sans Devanagari"/>
+                <w:sz w:val="24"/>
+                <w:szCs w:val="24"/>
+                <w:lang w:val="en-US" w:eastAsia="zh-CN" w:bidi="hi-IN"/>
+              </w:rPr>
+            </w:r>
+          </w:p>
+        </w:tc>
+        <w:tc>
+          <w:tcPr>
+            <w:tcW w:w="1126" w:type="dxa"/>
+            <w:tcBorders/>
+            <w:vAlign w:val="bottom"/>
+          </w:tcPr>
+          <w:p>
+            <w:pPr>
+              <w:pStyle w:val="Normal"/>
+              <w:spacing w:before="0" w:after="0"/>
+              <w:rPr>
+                <w:rFonts w:eastAsia="Noto Serif CJK SC" w:cs="Noto Sans Devanagari"/>
+                <w:sz w:val="24"/>
+                <w:szCs w:val="24"/>
+                <w:lang w:val="en-US" w:eastAsia="zh-CN" w:bidi="hi-IN"/>
+              </w:rPr>
+            </w:pPr>
+            <w:r>
+              <w:rPr>
+                <w:rFonts w:eastAsia="Noto Serif CJK SC" w:cs="Noto Sans Devanagari"/>
+                <w:sz w:val="24"/>
+                <w:szCs w:val="24"/>
+                <w:lang w:val="en-US" w:eastAsia="zh-CN" w:bidi="hi-IN"/>
+              </w:rPr>
+            </w:r>
+          </w:p>
+        </w:tc>
+        <w:tc>
+          <w:tcPr>
+            <w:tcW w:w="1329" w:type="dxa"/>
             <w:gridSpan w:val="3"/>
             <w:tcBorders/>
             <w:vAlign w:val="bottom"/>
@@ -6595,7 +6561,7 @@
         </w:tc>
         <w:tc>
           <w:tcPr>
-            <w:tcW w:w="1179" w:type="dxa"/>
+            <w:tcW w:w="1178" w:type="dxa"/>
             <w:gridSpan w:val="3"/>
             <w:tcBorders/>
             <w:vAlign w:val="bottom"/>
@@ -6623,7 +6589,7 @@
         </w:tc>
         <w:tc>
           <w:tcPr>
-            <w:tcW w:w="849" w:type="dxa"/>
+            <w:tcW w:w="850" w:type="dxa"/>
             <w:tcBorders/>
             <w:vAlign w:val="bottom"/>
           </w:tcPr>
@@ -6680,88 +6646,88 @@
         </w:trPr>
         <w:tc>
           <w:tcPr>
-            <w:tcW w:w="1199" w:type="dxa"/>
-            <w:tcBorders/>
-            <w:vAlign w:val="bottom"/>
-          </w:tcPr>
-          <w:p>
-            <w:pPr>
-              <w:pStyle w:val="Normal"/>
-              <w:spacing w:before="0" w:after="0"/>
-              <w:rPr>
-                <w:rFonts w:eastAsia="Noto Serif CJK SC" w:cs="Noto Sans Devanagari"/>
-                <w:sz w:val="24"/>
-                <w:szCs w:val="24"/>
-                <w:lang w:val="en-US" w:eastAsia="zh-CN" w:bidi="hi-IN"/>
-              </w:rPr>
-            </w:pPr>
-            <w:r>
-              <w:rPr>
-                <w:rFonts w:eastAsia="Noto Serif CJK SC" w:cs="Noto Sans Devanagari"/>
-                <w:sz w:val="24"/>
-                <w:szCs w:val="24"/>
-                <w:lang w:val="en-US" w:eastAsia="zh-CN" w:bidi="hi-IN"/>
-              </w:rPr>
-            </w:r>
-          </w:p>
-        </w:tc>
-        <w:tc>
-          <w:tcPr>
-            <w:tcW w:w="1360" w:type="dxa"/>
-            <w:tcBorders/>
-            <w:vAlign w:val="bottom"/>
-          </w:tcPr>
-          <w:p>
-            <w:pPr>
-              <w:pStyle w:val="Normal"/>
-              <w:spacing w:before="0" w:after="0"/>
-              <w:rPr>
-                <w:rFonts w:eastAsia="Noto Serif CJK SC" w:cs="Noto Sans Devanagari"/>
-                <w:sz w:val="24"/>
-                <w:szCs w:val="24"/>
-                <w:lang w:val="en-US" w:eastAsia="zh-CN" w:bidi="hi-IN"/>
-              </w:rPr>
-            </w:pPr>
-            <w:r>
-              <w:rPr>
-                <w:rFonts w:eastAsia="Noto Serif CJK SC" w:cs="Noto Sans Devanagari"/>
-                <w:sz w:val="24"/>
-                <w:szCs w:val="24"/>
-                <w:lang w:val="en-US" w:eastAsia="zh-CN" w:bidi="hi-IN"/>
-              </w:rPr>
-            </w:r>
-          </w:p>
-        </w:tc>
-        <w:tc>
-          <w:tcPr>
-            <w:tcW w:w="1127" w:type="dxa"/>
-            <w:tcBorders/>
-            <w:vAlign w:val="bottom"/>
-          </w:tcPr>
-          <w:p>
-            <w:pPr>
-              <w:pStyle w:val="Normal"/>
-              <w:spacing w:before="0" w:after="0"/>
-              <w:rPr>
-                <w:rFonts w:eastAsia="Noto Serif CJK SC" w:cs="Noto Sans Devanagari"/>
-                <w:sz w:val="24"/>
-                <w:szCs w:val="24"/>
-                <w:lang w:val="en-US" w:eastAsia="zh-CN" w:bidi="hi-IN"/>
-              </w:rPr>
-            </w:pPr>
-            <w:r>
-              <w:rPr>
-                <w:rFonts w:eastAsia="Noto Serif CJK SC" w:cs="Noto Sans Devanagari"/>
-                <w:sz w:val="24"/>
-                <w:szCs w:val="24"/>
-                <w:lang w:val="en-US" w:eastAsia="zh-CN" w:bidi="hi-IN"/>
-              </w:rPr>
-            </w:r>
-          </w:p>
-        </w:tc>
-        <w:tc>
-          <w:tcPr>
-            <w:tcW w:w="1328" w:type="dxa"/>
+            <w:tcW w:w="1198" w:type="dxa"/>
+            <w:tcBorders/>
+            <w:vAlign w:val="bottom"/>
+          </w:tcPr>
+          <w:p>
+            <w:pPr>
+              <w:pStyle w:val="Normal"/>
+              <w:spacing w:before="0" w:after="0"/>
+              <w:rPr>
+                <w:rFonts w:eastAsia="Noto Serif CJK SC" w:cs="Noto Sans Devanagari"/>
+                <w:sz w:val="24"/>
+                <w:szCs w:val="24"/>
+                <w:lang w:val="en-US" w:eastAsia="zh-CN" w:bidi="hi-IN"/>
+              </w:rPr>
+            </w:pPr>
+            <w:r>
+              <w:rPr>
+                <w:rFonts w:eastAsia="Noto Serif CJK SC" w:cs="Noto Sans Devanagari"/>
+                <w:sz w:val="24"/>
+                <w:szCs w:val="24"/>
+                <w:lang w:val="en-US" w:eastAsia="zh-CN" w:bidi="hi-IN"/>
+              </w:rPr>
+            </w:r>
+          </w:p>
+        </w:tc>
+        <w:tc>
+          <w:tcPr>
+            <w:tcW w:w="1361" w:type="dxa"/>
+            <w:tcBorders/>
+            <w:vAlign w:val="bottom"/>
+          </w:tcPr>
+          <w:p>
+            <w:pPr>
+              <w:pStyle w:val="Normal"/>
+              <w:spacing w:before="0" w:after="0"/>
+              <w:rPr>
+                <w:rFonts w:eastAsia="Noto Serif CJK SC" w:cs="Noto Sans Devanagari"/>
+                <w:sz w:val="24"/>
+                <w:szCs w:val="24"/>
+                <w:lang w:val="en-US" w:eastAsia="zh-CN" w:bidi="hi-IN"/>
+              </w:rPr>
+            </w:pPr>
+            <w:r>
+              <w:rPr>
+                <w:rFonts w:eastAsia="Noto Serif CJK SC" w:cs="Noto Sans Devanagari"/>
+                <w:sz w:val="24"/>
+                <w:szCs w:val="24"/>
+                <w:lang w:val="en-US" w:eastAsia="zh-CN" w:bidi="hi-IN"/>
+              </w:rPr>
+            </w:r>
+          </w:p>
+        </w:tc>
+        <w:tc>
+          <w:tcPr>
+            <w:tcW w:w="1126" w:type="dxa"/>
+            <w:tcBorders/>
+            <w:vAlign w:val="bottom"/>
+          </w:tcPr>
+          <w:p>
+            <w:pPr>
+              <w:pStyle w:val="Normal"/>
+              <w:spacing w:before="0" w:after="0"/>
+              <w:rPr>
+                <w:rFonts w:eastAsia="Noto Serif CJK SC" w:cs="Noto Sans Devanagari"/>
+                <w:sz w:val="24"/>
+                <w:szCs w:val="24"/>
+                <w:lang w:val="en-US" w:eastAsia="zh-CN" w:bidi="hi-IN"/>
+              </w:rPr>
+            </w:pPr>
+            <w:r>
+              <w:rPr>
+                <w:rFonts w:eastAsia="Noto Serif CJK SC" w:cs="Noto Sans Devanagari"/>
+                <w:sz w:val="24"/>
+                <w:szCs w:val="24"/>
+                <w:lang w:val="en-US" w:eastAsia="zh-CN" w:bidi="hi-IN"/>
+              </w:rPr>
+            </w:r>
+          </w:p>
+        </w:tc>
+        <w:tc>
+          <w:tcPr>
+            <w:tcW w:w="1329" w:type="dxa"/>
             <w:gridSpan w:val="3"/>
             <w:tcBorders/>
             <w:vAlign w:val="bottom"/>
@@ -6817,7 +6783,7 @@
         </w:tc>
         <w:tc>
           <w:tcPr>
-            <w:tcW w:w="1337" w:type="dxa"/>
+            <w:tcW w:w="1336" w:type="dxa"/>
             <w:gridSpan w:val="2"/>
             <w:tcBorders>
               <w:top w:val="single" w:sz="4" w:space="0" w:color="000000"/>
@@ -6847,7 +6813,7 @@
         </w:tc>
         <w:tc>
           <w:tcPr>
-            <w:tcW w:w="1181" w:type="dxa"/>
+            <w:tcW w:w="1182" w:type="dxa"/>
             <w:gridSpan w:val="3"/>
             <w:tcBorders>
               <w:top w:val="single" w:sz="4" w:space="0" w:color="000000"/>
@@ -6877,7 +6843,7 @@
         </w:tc>
         <w:tc>
           <w:tcPr>
-            <w:tcW w:w="1179" w:type="dxa"/>
+            <w:tcW w:w="1178" w:type="dxa"/>
             <w:gridSpan w:val="3"/>
             <w:tcBorders/>
             <w:vAlign w:val="bottom"/>
@@ -6905,7 +6871,7 @@
         </w:tc>
         <w:tc>
           <w:tcPr>
-            <w:tcW w:w="849" w:type="dxa"/>
+            <w:tcW w:w="850" w:type="dxa"/>
             <w:tcBorders/>
             <w:vAlign w:val="bottom"/>
           </w:tcPr>
@@ -6962,7 +6928,7 @@
         </w:trPr>
         <w:tc>
           <w:tcPr>
-            <w:tcW w:w="1199" w:type="dxa"/>
+            <w:tcW w:w="1198" w:type="dxa"/>
             <w:tcBorders/>
             <w:vAlign w:val="bottom"/>
           </w:tcPr>
@@ -6990,61 +6956,61 @@
         </w:tc>
         <w:tc>
           <w:tcPr>
-            <w:tcW w:w="1360" w:type="dxa"/>
-            <w:tcBorders/>
-            <w:vAlign w:val="bottom"/>
-          </w:tcPr>
-          <w:p>
-            <w:pPr>
-              <w:pStyle w:val="Normal"/>
-              <w:spacing w:before="0" w:after="0"/>
-              <w:rPr>
-                <w:rFonts w:eastAsia="Noto Serif CJK SC" w:cs="Noto Sans Devanagari"/>
-                <w:sz w:val="24"/>
-                <w:szCs w:val="24"/>
-                <w:lang w:val="en-US" w:eastAsia="zh-CN" w:bidi="hi-IN"/>
-              </w:rPr>
-            </w:pPr>
-            <w:r>
-              <w:rPr>
-                <w:rFonts w:eastAsia="Noto Serif CJK SC" w:cs="Noto Sans Devanagari"/>
-                <w:sz w:val="24"/>
-                <w:szCs w:val="24"/>
-                <w:lang w:val="en-US" w:eastAsia="zh-CN" w:bidi="hi-IN"/>
-              </w:rPr>
-            </w:r>
-          </w:p>
-        </w:tc>
-        <w:tc>
-          <w:tcPr>
-            <w:tcW w:w="1127" w:type="dxa"/>
-            <w:tcBorders/>
-            <w:vAlign w:val="bottom"/>
-          </w:tcPr>
-          <w:p>
-            <w:pPr>
-              <w:pStyle w:val="Normal"/>
-              <w:spacing w:before="0" w:after="0"/>
-              <w:rPr>
-                <w:rFonts w:eastAsia="Noto Serif CJK SC" w:cs="Noto Sans Devanagari"/>
-                <w:sz w:val="24"/>
-                <w:szCs w:val="24"/>
-                <w:lang w:val="en-US" w:eastAsia="zh-CN" w:bidi="hi-IN"/>
-              </w:rPr>
-            </w:pPr>
-            <w:r>
-              <w:rPr>
-                <w:rFonts w:eastAsia="Noto Serif CJK SC" w:cs="Noto Sans Devanagari"/>
-                <w:sz w:val="24"/>
-                <w:szCs w:val="24"/>
-                <w:lang w:val="en-US" w:eastAsia="zh-CN" w:bidi="hi-IN"/>
-              </w:rPr>
-            </w:r>
-          </w:p>
-        </w:tc>
-        <w:tc>
-          <w:tcPr>
-            <w:tcW w:w="6888" w:type="dxa"/>
+            <w:tcW w:w="1361" w:type="dxa"/>
+            <w:tcBorders/>
+            <w:vAlign w:val="bottom"/>
+          </w:tcPr>
+          <w:p>
+            <w:pPr>
+              <w:pStyle w:val="Normal"/>
+              <w:spacing w:before="0" w:after="0"/>
+              <w:rPr>
+                <w:rFonts w:eastAsia="Noto Serif CJK SC" w:cs="Noto Sans Devanagari"/>
+                <w:sz w:val="24"/>
+                <w:szCs w:val="24"/>
+                <w:lang w:val="en-US" w:eastAsia="zh-CN" w:bidi="hi-IN"/>
+              </w:rPr>
+            </w:pPr>
+            <w:r>
+              <w:rPr>
+                <w:rFonts w:eastAsia="Noto Serif CJK SC" w:cs="Noto Sans Devanagari"/>
+                <w:sz w:val="24"/>
+                <w:szCs w:val="24"/>
+                <w:lang w:val="en-US" w:eastAsia="zh-CN" w:bidi="hi-IN"/>
+              </w:rPr>
+            </w:r>
+          </w:p>
+        </w:tc>
+        <w:tc>
+          <w:tcPr>
+            <w:tcW w:w="1126" w:type="dxa"/>
+            <w:tcBorders/>
+            <w:vAlign w:val="bottom"/>
+          </w:tcPr>
+          <w:p>
+            <w:pPr>
+              <w:pStyle w:val="Normal"/>
+              <w:spacing w:before="0" w:after="0"/>
+              <w:rPr>
+                <w:rFonts w:eastAsia="Noto Serif CJK SC" w:cs="Noto Sans Devanagari"/>
+                <w:sz w:val="24"/>
+                <w:szCs w:val="24"/>
+                <w:lang w:val="en-US" w:eastAsia="zh-CN" w:bidi="hi-IN"/>
+              </w:rPr>
+            </w:pPr>
+            <w:r>
+              <w:rPr>
+                <w:rFonts w:eastAsia="Noto Serif CJK SC" w:cs="Noto Sans Devanagari"/>
+                <w:sz w:val="24"/>
+                <w:szCs w:val="24"/>
+                <w:lang w:val="en-US" w:eastAsia="zh-CN" w:bidi="hi-IN"/>
+              </w:rPr>
+            </w:r>
+          </w:p>
+        </w:tc>
+        <w:tc>
+          <w:tcPr>
+            <w:tcW w:w="6889" w:type="dxa"/>
             <w:gridSpan w:val="14"/>
             <w:tcBorders/>
             <w:vAlign w:val="bottom"/>
